--- a/mou_templates/mou_local.docx
+++ b/mou_templates/mou_local.docx
@@ -227,39 +227,8 @@
         <w:rPr>
           <w:b/>
           <w:caps/>
-          <w:highlight w:val="yellow"/>
-        </w:rPr>
-        <w:t>[</w:t>
-      </w:r>
-      <w:r>
-        <w:rPr>
-          <w:b/>
-          <w:caps/>
-          <w:highlight w:val="yellow"/>
-        </w:rPr>
-        <w:t xml:space="preserve"> </w:t>
-      </w:r>
-      <w:r>
-        <w:rPr>
-          <w:b/>
-          <w:caps/>
-          <w:highlight w:val="yellow"/>
-        </w:rPr>
-        <w:t>proposed institution</w:t>
-      </w:r>
-      <w:r>
-        <w:rPr>
-          <w:b/>
-          <w:caps/>
-        </w:rPr>
-        <w:t>………………………………</w:t>
-      </w:r>
-      <w:r>
-        <w:rPr>
-          <w:b/>
-          <w:caps/>
-        </w:rPr>
-        <w:t>]</w:t>
+        </w:rPr>
+        <w:t>{ORGANIZATION_NAME}</w:t>
       </w:r>
     </w:p>
     <w:p>
@@ -967,7 +936,10 @@
         <w:jc w:val="both"/>
       </w:pPr>
       <w:r>
-        <w:t>P.O. Box ……………</w:t>
+        <w:t xml:space="preserve">P.O. Box </w:t>
+      </w:r>
+      <w:r>
+        <w:t>{ORGANIZATION_PO_BOX}</w:t>
       </w:r>
     </w:p>
     <w:p>
@@ -1007,27 +979,33 @@
         <w:rPr>
           <w:lang w:val="en-GB"/>
         </w:rPr>
-        <w:t>Fix and Mobile Phone: …</w:t>
-      </w:r>
-      <w:r>
-        <w:rPr>
-          <w:lang w:val="en-GB"/>
-        </w:rPr>
-        <w:t>…...</w:t>
-      </w:r>
-    </w:p>
-    <w:p>
-      <w:pPr>
-        <w:jc w:val="both"/>
-        <w:rPr>
-          <w:lang w:val="en-GB"/>
-        </w:rPr>
-      </w:pPr>
-      <w:r>
-        <w:rPr>
-          <w:lang w:val="en-GB"/>
-        </w:rPr>
-        <w:t>Address: …………………….</w:t>
+        <w:t xml:space="preserve">Fix and Mobile Phone: </w:t>
+      </w:r>
+      <w:r>
+        <w:rPr>
+          <w:lang w:val="en-GB"/>
+        </w:rPr>
+        <w:t>{ORGANIZATION_PHONE}</w:t>
+      </w:r>
+    </w:p>
+    <w:p>
+      <w:pPr>
+        <w:jc w:val="both"/>
+        <w:rPr>
+          <w:lang w:val="en-GB"/>
+        </w:rPr>
+      </w:pPr>
+      <w:r>
+        <w:rPr>
+          <w:lang w:val="en-GB"/>
+        </w:rPr>
+        <w:t xml:space="preserve">Address: </w:t>
+      </w:r>
+      <w:r>
+        <w:rPr>
+          <w:lang w:val="en-GB"/>
+        </w:rPr>
+        <w:t>{ORGANIZATION_ADDRESS}</w:t>
       </w:r>
     </w:p>
     <w:p>
@@ -1041,35 +1019,33 @@
         <w:rPr>
           <w:lang w:val="en-GB"/>
         </w:rPr>
-        <w:t>Email: ………………………</w:t>
-      </w:r>
-      <w:r>
-        <w:rPr>
-          <w:lang w:val="en-GB"/>
-        </w:rPr>
-        <w:t>.</w:t>
-      </w:r>
-    </w:p>
-    <w:p>
-      <w:pPr>
-        <w:jc w:val="both"/>
-        <w:rPr>
-          <w:lang w:val="en-GB"/>
-        </w:rPr>
-      </w:pPr>
-      <w:proofErr w:type="gramStart"/>
-      <w:r>
-        <w:rPr>
-          <w:lang w:val="en-GB"/>
-        </w:rPr>
-        <w:t>Website:…</w:t>
-      </w:r>
-      <w:proofErr w:type="gramEnd"/>
-      <w:r>
-        <w:rPr>
-          <w:lang w:val="en-GB"/>
-        </w:rPr>
-        <w:t>…………………..</w:t>
+        <w:t xml:space="preserve">Email: </w:t>
+      </w:r>
+      <w:r>
+        <w:rPr>
+          <w:lang w:val="en-GB"/>
+        </w:rPr>
+        <w:t>{ORGANIZATION_EMAIL}</w:t>
+      </w:r>
+    </w:p>
+    <w:p>
+      <w:pPr>
+        <w:jc w:val="both"/>
+        <w:rPr>
+          <w:lang w:val="en-GB"/>
+        </w:rPr>
+      </w:pPr>
+      <w:r>
+        <w:rPr>
+          <w:lang w:val="en-GB"/>
+        </w:rPr>
+        <w:t>Website:</w:t>
+      </w:r>
+      <w:r>
+        <w:rPr>
+          <w:lang w:val="en-GB"/>
+        </w:rPr>
+        <w:t xml:space="preserve"> {ORGANIZATION_WEBSITE}</w:t>
       </w:r>
     </w:p>
     <w:p>
@@ -1307,60 +1283,20 @@
         <w:jc w:val="both"/>
       </w:pPr>
       <w:r>
+        <w:lastRenderedPageBreak/>
         <w:t>T</w:t>
       </w:r>
       <w:r>
         <w:rPr>
           <w:lang w:val="en-GB"/>
         </w:rPr>
-        <w:t xml:space="preserve">he Ministry of Health </w:t>
-      </w:r>
-      <w:proofErr w:type="gramStart"/>
-      <w:r>
-        <w:rPr>
-          <w:lang w:val="en-GB"/>
-        </w:rPr>
-        <w:t xml:space="preserve">and </w:t>
-      </w:r>
-      <w:r>
-        <w:rPr>
-          <w:lang w:val="en-GB"/>
-        </w:rPr>
-        <w:t>.</w:t>
-      </w:r>
-      <w:proofErr w:type="gramEnd"/>
-      <w:r>
-        <w:rPr>
-          <w:highlight w:val="yellow"/>
-          <w:lang w:val="en-GB"/>
-        </w:rPr>
-        <w:t>[</w:t>
-      </w:r>
-      <w:r>
-        <w:rPr>
-          <w:highlight w:val="yellow"/>
-          <w:lang w:val="en-GB"/>
-        </w:rPr>
-        <w:t xml:space="preserve"> </w:t>
-      </w:r>
-      <w:r>
-        <w:rPr>
-          <w:highlight w:val="yellow"/>
-          <w:lang w:val="en-GB"/>
-        </w:rPr>
-        <w:t>proposed institution</w:t>
-      </w:r>
-      <w:r>
-        <w:rPr>
-          <w:lang w:val="en-GB"/>
-        </w:rPr>
-        <w:t>......................</w:t>
-      </w:r>
-      <w:r>
-        <w:rPr>
-          <w:lang w:val="en-GB"/>
-        </w:rPr>
-        <w:t>]</w:t>
+        <w:t>he Ministry of Health and</w:t>
+      </w:r>
+      <w:r>
+        <w:rPr>
+          <w:lang w:val="en-GB"/>
+        </w:rPr>
+        <w:t xml:space="preserve"> {ORGANIZATION_NAME}</w:t>
       </w:r>
       <w:r>
         <w:rPr>
@@ -1381,7 +1317,7 @@
         <w:t xml:space="preserve">partnership/collaboration in </w:t>
       </w:r>
       <w:r>
-        <w:t>……………………………………..</w:t>
+        <w:t>{PROJECT_NAME}</w:t>
       </w:r>
     </w:p>
     <w:p>
@@ -1404,7 +1340,7 @@
     </w:p>
     <w:p>
       <w:pPr>
-        <w:pStyle w:val="MediumGrid1-Accent2"/>
+        <w:pStyle w:val="MediumGrid1-Accent21"/>
         <w:numPr>
           <w:ilvl w:val="0"/>
           <w:numId w:val="5"/>
@@ -1705,15 +1641,7 @@
         <w:t xml:space="preserve">The overall goal for this project is </w:t>
       </w:r>
       <w:r>
-        <w:t>…………………………………………………</w:t>
-      </w:r>
-      <w:proofErr w:type="gramStart"/>
-      <w:r>
-        <w:t>…..</w:t>
-      </w:r>
-      <w:proofErr w:type="gramEnd"/>
-      <w:r>
-        <w:t>and specific objectives are:</w:t>
+        <w:t>……………………………………………………..and specific objectives are:</w:t>
       </w:r>
       <w:r>
         <w:t xml:space="preserve"> </w:t>
@@ -1923,13 +1851,8 @@
         <w:jc w:val="both"/>
       </w:pPr>
       <w:r>
-        <w:t>To ………………………</w:t>
-      </w:r>
-      <w:proofErr w:type="gramStart"/>
-      <w:r>
-        <w:t>…..</w:t>
-      </w:r>
-      <w:proofErr w:type="gramEnd"/>
+        <w:t>To …………………………..</w:t>
+      </w:r>
     </w:p>
     <w:p>
       <w:pPr>
@@ -1943,15 +1866,7 @@
         <w:t>To provide supervision and</w:t>
       </w:r>
       <w:r>
-        <w:t xml:space="preserve"> inform [Proposed institution</w:t>
-      </w:r>
-      <w:proofErr w:type="gramStart"/>
-      <w:r>
-        <w:t>…..</w:t>
-      </w:r>
-      <w:proofErr w:type="gramEnd"/>
-      <w:r>
-        <w:t>] of any concerns or changes in the National Health Policy where ………….. [partner’s area of intervention] are concerned.</w:t>
+        <w:t xml:space="preserve"> inform [Proposed institution…..] of any concerns or changes in the National Health Policy where ………….. [partner’s area of intervention] are concerned.</w:t>
       </w:r>
     </w:p>
     <w:p>
@@ -2055,6 +1970,7 @@
           <w:bCs/>
           <w:szCs w:val="24"/>
         </w:rPr>
+        <w:lastRenderedPageBreak/>
         <w:t xml:space="preserve">Responsibilities of </w:t>
       </w:r>
       <w:r>
@@ -2101,148 +2017,116 @@
           <w:szCs w:val="24"/>
           <w:highlight w:val="yellow"/>
         </w:rPr>
-        <w:t xml:space="preserve">and fill </w:t>
-      </w:r>
-      <w:proofErr w:type="gramStart"/>
+        <w:t>and fill responsibilities part</w:t>
+      </w:r>
       <w:r>
         <w:rPr>
           <w:bCs/>
           <w:szCs w:val="24"/>
+        </w:rPr>
+        <w:t>]</w:t>
+      </w:r>
+      <w:r>
+        <w:rPr>
+          <w:bCs/>
+          <w:szCs w:val="24"/>
+        </w:rPr>
+        <w:t xml:space="preserve"> </w:t>
+      </w:r>
+    </w:p>
+    <w:p/>
+    <w:p>
+      <w:pPr>
+        <w:pStyle w:val="MediumGrid1-Accent21"/>
+        <w:ind w:left="0"/>
+        <w:jc w:val="both"/>
+      </w:pPr>
+      <w:r>
+        <w:rPr>
+          <w:b/>
+        </w:rPr>
+        <w:t xml:space="preserve">The responsibilities of [propose institution, and fill responsibilities </w:t>
+      </w:r>
+      <w:r>
+        <w:rPr>
+          <w:b/>
+        </w:rPr>
+        <w:t>part] are as follows:</w:t>
+      </w:r>
+      <w:r>
+        <w:t xml:space="preserve"> </w:t>
+      </w:r>
+      <w:r>
+        <w:sym w:font="Wingdings" w:char="F0E8"/>
+      </w:r>
+      <w:r>
+        <w:t>Here you have to provide detailed activities</w:t>
+      </w:r>
+    </w:p>
+    <w:p>
+      <w:pPr>
+        <w:pStyle w:val="MediumGrid1-Accent21"/>
+        <w:jc w:val="both"/>
+      </w:pPr>
+    </w:p>
+    <w:p>
+      <w:pPr>
+        <w:pStyle w:val="MediumGrid1-Accent21"/>
+        <w:ind w:left="0"/>
+        <w:jc w:val="both"/>
+      </w:pPr>
+      <w:r>
+        <w:t>To</w:t>
+      </w:r>
+      <w:r>
+        <w:t>..........................................................................</w:t>
+      </w:r>
+    </w:p>
+    <w:p>
+      <w:pPr>
+        <w:pStyle w:val="MediumGrid1-Accent21"/>
+        <w:jc w:val="both"/>
+      </w:pPr>
+      <w:r>
+        <w:t xml:space="preserve">  </w:t>
+      </w:r>
+    </w:p>
+    <w:p>
+      <w:pPr>
+        <w:pStyle w:val="MediumGrid1-Accent21"/>
+        <w:ind w:left="0"/>
+        <w:jc w:val="both"/>
+      </w:pPr>
+      <w:r>
+        <w:t>To</w:t>
+      </w:r>
+      <w:r>
+        <w:t>.............................................................................</w:t>
+      </w:r>
+    </w:p>
+    <w:p>
+      <w:pPr>
+        <w:pStyle w:val="MediumGrid1-Accent21"/>
+        <w:ind w:left="0"/>
+        <w:jc w:val="both"/>
+      </w:pPr>
+      <w:r>
+        <w:t>To</w:t>
+      </w:r>
+      <w:r>
+        <w:t>............................................................................</w:t>
+      </w:r>
+    </w:p>
+    <w:p>
+      <w:pPr>
+        <w:pStyle w:val="MediumGrid1-Accent21"/>
+        <w:ind w:left="0"/>
+        <w:jc w:val="both"/>
+      </w:pPr>
+      <w:r>
+        <w:rPr>
           <w:highlight w:val="yellow"/>
         </w:rPr>
-        <w:t>responsibilities</w:t>
-      </w:r>
-      <w:proofErr w:type="gramEnd"/>
-      <w:r>
-        <w:rPr>
-          <w:bCs/>
-          <w:szCs w:val="24"/>
-          <w:highlight w:val="yellow"/>
-        </w:rPr>
-        <w:t xml:space="preserve"> part</w:t>
-      </w:r>
-      <w:r>
-        <w:rPr>
-          <w:bCs/>
-          <w:szCs w:val="24"/>
-        </w:rPr>
-        <w:t>]</w:t>
-      </w:r>
-      <w:r>
-        <w:rPr>
-          <w:bCs/>
-          <w:szCs w:val="24"/>
-        </w:rPr>
-        <w:t xml:space="preserve"> </w:t>
-      </w:r>
-    </w:p>
-    <w:p/>
-    <w:p>
-      <w:pPr>
-        <w:pStyle w:val="MediumGrid1-Accent2"/>
-        <w:ind w:left="0"/>
-        <w:jc w:val="both"/>
-      </w:pPr>
-      <w:r>
-        <w:rPr>
-          <w:b/>
-        </w:rPr>
-        <w:t xml:space="preserve">The responsibilities of [propose institution, and fill </w:t>
-      </w:r>
-      <w:proofErr w:type="gramStart"/>
-      <w:r>
-        <w:rPr>
-          <w:b/>
-        </w:rPr>
-        <w:t>responsibilities</w:t>
-      </w:r>
-      <w:proofErr w:type="gramEnd"/>
-      <w:r>
-        <w:rPr>
-          <w:b/>
-        </w:rPr>
-        <w:t xml:space="preserve"> </w:t>
-      </w:r>
-      <w:r>
-        <w:rPr>
-          <w:b/>
-        </w:rPr>
-        <w:t>part] are as follows:</w:t>
-      </w:r>
-      <w:r>
-        <w:t xml:space="preserve"> </w:t>
-      </w:r>
-      <w:r>
-        <w:sym w:font="Wingdings" w:char="F0E8"/>
-      </w:r>
-      <w:r>
-        <w:t>Here you have to provide detailed activities</w:t>
-      </w:r>
-    </w:p>
-    <w:p>
-      <w:pPr>
-        <w:pStyle w:val="MediumGrid1-Accent2"/>
-        <w:jc w:val="both"/>
-      </w:pPr>
-    </w:p>
-    <w:p>
-      <w:pPr>
-        <w:pStyle w:val="MediumGrid1-Accent2"/>
-        <w:ind w:left="0"/>
-        <w:jc w:val="both"/>
-      </w:pPr>
-      <w:r>
-        <w:t>To</w:t>
-      </w:r>
-      <w:r>
-        <w:t>..........................................................................</w:t>
-      </w:r>
-    </w:p>
-    <w:p>
-      <w:pPr>
-        <w:pStyle w:val="MediumGrid1-Accent2"/>
-        <w:jc w:val="both"/>
-      </w:pPr>
-      <w:r>
-        <w:t xml:space="preserve">  </w:t>
-      </w:r>
-    </w:p>
-    <w:p>
-      <w:pPr>
-        <w:pStyle w:val="MediumGrid1-Accent2"/>
-        <w:ind w:left="0"/>
-        <w:jc w:val="both"/>
-      </w:pPr>
-      <w:r>
-        <w:t>To</w:t>
-      </w:r>
-      <w:r>
-        <w:t>.............................................................................</w:t>
-      </w:r>
-    </w:p>
-    <w:p>
-      <w:pPr>
-        <w:pStyle w:val="MediumGrid1-Accent2"/>
-        <w:ind w:left="0"/>
-        <w:jc w:val="both"/>
-      </w:pPr>
-      <w:r>
-        <w:t>To</w:t>
-      </w:r>
-      <w:r>
-        <w:t>............................................................................</w:t>
-      </w:r>
-    </w:p>
-    <w:p>
-      <w:pPr>
-        <w:pStyle w:val="MediumGrid1-Accent2"/>
-        <w:ind w:left="0"/>
-        <w:jc w:val="both"/>
-      </w:pPr>
-      <w:r>
-        <w:rPr>
-          <w:highlight w:val="yellow"/>
-        </w:rPr>
         <w:t>[Proposed institution</w:t>
       </w:r>
       <w:r>
@@ -2251,13 +2135,13 @@
     </w:p>
     <w:p>
       <w:pPr>
-        <w:pStyle w:val="MediumGrid1-Accent2"/>
-        <w:jc w:val="both"/>
-      </w:pPr>
-    </w:p>
-    <w:p>
-      <w:pPr>
-        <w:pStyle w:val="MediumGrid1-Accent2"/>
+        <w:pStyle w:val="MediumGrid1-Accent21"/>
+        <w:jc w:val="both"/>
+      </w:pPr>
+    </w:p>
+    <w:p>
+      <w:pPr>
+        <w:pStyle w:val="MediumGrid1-Accent21"/>
         <w:numPr>
           <w:ilvl w:val="0"/>
           <w:numId w:val="5"/>
@@ -2279,7 +2163,7 @@
     </w:p>
     <w:p>
       <w:pPr>
-        <w:pStyle w:val="MediumGrid1-Accent2"/>
+        <w:pStyle w:val="MediumGrid1-Accent21"/>
         <w:contextualSpacing/>
         <w:jc w:val="both"/>
         <w:rPr>
@@ -2511,7 +2395,7 @@
     </w:p>
     <w:p>
       <w:pPr>
-        <w:pStyle w:val="MediumGrid1-Accent2"/>
+        <w:pStyle w:val="MediumGrid1-Accent21"/>
         <w:jc w:val="both"/>
         <w:rPr>
           <w:rStyle w:val="Bold"/>
@@ -2525,7 +2409,7 @@
     </w:p>
     <w:p>
       <w:pPr>
-        <w:pStyle w:val="MediumGrid1-Accent2"/>
+        <w:pStyle w:val="MediumGrid1-Accent21"/>
         <w:jc w:val="both"/>
         <w:rPr>
           <w:rStyle w:val="Bold"/>
@@ -2539,7 +2423,7 @@
     </w:p>
     <w:p>
       <w:pPr>
-        <w:pStyle w:val="MediumGrid1-Accent2"/>
+        <w:pStyle w:val="MediumGrid1-Accent21"/>
         <w:jc w:val="both"/>
         <w:rPr>
           <w:rStyle w:val="Bold"/>
@@ -2553,7 +2437,7 @@
     </w:p>
     <w:p>
       <w:pPr>
-        <w:pStyle w:val="MediumGrid1-Accent2"/>
+        <w:pStyle w:val="MediumGrid1-Accent21"/>
         <w:jc w:val="both"/>
         <w:rPr>
           <w:rStyle w:val="Bold"/>
@@ -2567,7 +2451,7 @@
     </w:p>
     <w:p>
       <w:pPr>
-        <w:pStyle w:val="MediumGrid1-Accent2"/>
+        <w:pStyle w:val="MediumGrid1-Accent21"/>
         <w:numPr>
           <w:ilvl w:val="0"/>
           <w:numId w:val="5"/>
@@ -2606,6 +2490,7 @@
         <w:jc w:val="both"/>
       </w:pPr>
       <w:r>
+        <w:lastRenderedPageBreak/>
         <w:t xml:space="preserve">This </w:t>
       </w:r>
       <w:r>
@@ -5212,8 +5097,8 @@
     <w:lsdException w:name="Plain Table 5" w:uiPriority="31" w:qFormat="1"/>
     <w:lsdException w:name="Grid Table Light" w:uiPriority="32" w:qFormat="1"/>
     <w:lsdException w:name="Grid Table 1 Light" w:uiPriority="33" w:qFormat="1"/>
-    <w:lsdException w:name="Grid Table 2" w:semiHidden="1" w:uiPriority="37" w:unhideWhenUsed="1"/>
-    <w:lsdException w:name="Grid Table 3" w:semiHidden="1" w:uiPriority="39" w:unhideWhenUsed="1" w:qFormat="1"/>
+    <w:lsdException w:name="Grid Table 2" w:uiPriority="37"/>
+    <w:lsdException w:name="Grid Table 3" w:uiPriority="39" w:qFormat="1"/>
     <w:lsdException w:name="Grid Table 4" w:uiPriority="49"/>
     <w:lsdException w:name="Grid Table 5 Dark" w:uiPriority="50"/>
     <w:lsdException w:name="Grid Table 6 Colorful" w:uiPriority="51"/>
@@ -5388,7 +5273,6 @@
     <w:uiPriority w:val="99"/>
     <w:semiHidden/>
     <w:unhideWhenUsed/>
-    <w:qFormat/>
     <w:tblPr>
       <w:tblInd w:w="0" w:type="dxa"/>
       <w:tblCellMar>
@@ -5662,8 +5546,8 @@
       <w:lang w:val="en-GB"/>
     </w:rPr>
   </w:style>
-  <w:style w:type="paragraph" w:styleId="MediumGrid1-Accent2">
-    <w:name w:val="Medium Grid 1 Accent 2"/>
+  <w:style w:type="paragraph" w:customStyle="1" w:styleId="MediumGrid1-Accent21">
+    <w:name w:val="Medium Grid 1 - Accent 21"/>
     <w:basedOn w:val="Normal"/>
     <w:uiPriority w:val="72"/>
     <w:qFormat/>

--- a/mou_templates/mou_local.docx
+++ b/mou_templates/mou_local.docx
@@ -223,13 +223,55 @@
           <w:caps/>
         </w:rPr>
       </w:pPr>
-      <w:r>
-        <w:rPr>
-          <w:b/>
-          <w:caps/>
-        </w:rPr>
-        <w:t>{ORGANIZATION_NAME}</w:t>
-      </w:r>
+      <w:del w:id="0" w:author="Yves" w:date="2024-05-15T21:22:00Z">
+        <w:r>
+          <w:rPr>
+            <w:b/>
+            <w:caps/>
+            <w:highlight w:val="yellow"/>
+          </w:rPr>
+          <w:delText>[</w:delText>
+        </w:r>
+        <w:r>
+          <w:rPr>
+            <w:b/>
+            <w:caps/>
+            <w:highlight w:val="yellow"/>
+          </w:rPr>
+          <w:delText xml:space="preserve"> </w:delText>
+        </w:r>
+        <w:r>
+          <w:rPr>
+            <w:b/>
+            <w:caps/>
+            <w:highlight w:val="yellow"/>
+          </w:rPr>
+          <w:delText>proposed institution</w:delText>
+        </w:r>
+        <w:r>
+          <w:rPr>
+            <w:b/>
+            <w:caps/>
+          </w:rPr>
+          <w:delText>………………………………</w:delText>
+        </w:r>
+        <w:r>
+          <w:rPr>
+            <w:b/>
+            <w:caps/>
+          </w:rPr>
+          <w:delText>]</w:delText>
+        </w:r>
+      </w:del>
+      <w:ins w:id="1" w:author="Yves" w:date="2024-05-15T21:22:00Z">
+        <w:r>
+          <w:rPr>
+            <w:b/>
+            <w:caps/>
+          </w:rPr>
+          <w:t>{ORGANIZATION_NAME}</w:t>
+        </w:r>
+      </w:ins>
     </w:p>
     <w:p>
       <w:pPr>
@@ -661,7 +703,7 @@
         <w:rPr>
           <w:lang w:val="en-GB"/>
         </w:rPr>
-        <w:t xml:space="preserve"> governing the organisation and the functioning of international non-governmental organizations;</w:t>
+        <w:t xml:space="preserve"> governing the organisation and the functioning of national non-governmental organizations;</w:t>
       </w:r>
     </w:p>
     <w:p>
@@ -724,8 +766,7 @@
     </w:p>
     <w:p>
       <w:pPr>
-        <w:ind w:left="360"/>
-        <w:jc w:val="both"/>
+        <w:pStyle w:val="ListParagraph"/>
         <w:rPr>
           <w:b/>
           <w:smallCaps/>
@@ -748,12 +789,18 @@
         <w:rPr>
           <w:lang w:val="en-GB"/>
         </w:rPr>
-        <w:t>Pursuant to Law No 049/20 of 05/09/2023 Establishing the Value Added Tax;</w:t>
-      </w:r>
-    </w:p>
-    <w:p>
-      <w:pPr>
-        <w:ind w:left="720"/>
+        <w:t>Pursuant to Law No 027/2022 of 20/10/2022 establishing taxes on income as amended to</w:t>
+      </w:r>
+      <w:r>
+        <w:rPr>
+          <w:lang w:val="en-GB"/>
+        </w:rPr>
+        <w:t xml:space="preserve"> date;</w:t>
+      </w:r>
+    </w:p>
+    <w:p>
+      <w:pPr>
+        <w:ind w:left="360"/>
         <w:jc w:val="both"/>
         <w:rPr>
           <w:b/>
@@ -777,14 +824,24 @@
         <w:rPr>
           <w:lang w:val="en-GB"/>
         </w:rPr>
-        <w:t>Pursuant to Law No 027/2022 of 20/10/2022 establishing taxes on income as amended to</w:t>
-      </w:r>
-      <w:r>
-        <w:rPr>
-          <w:lang w:val="en-GB"/>
-        </w:rPr>
-        <w:t xml:space="preserve"> date.</w:t>
-      </w:r>
+        <w:t>Pursuant to Law No 049/20 of 05/09/2023 Establishing the Value Added Tax</w:t>
+      </w:r>
+      <w:r>
+        <w:rPr>
+          <w:lang w:val="en-GB"/>
+        </w:rPr>
+        <w:t>.</w:t>
+      </w:r>
+    </w:p>
+    <w:p>
+      <w:pPr>
+        <w:ind w:left="720"/>
+        <w:jc w:val="both"/>
+        <w:rPr>
+          <w:b/>
+          <w:smallCaps/>
+        </w:rPr>
+      </w:pPr>
     </w:p>
     <w:p>
       <w:pPr>
@@ -899,36 +956,50 @@
           <w:highlight w:val="yellow"/>
           <w:lang w:val="en-GB"/>
         </w:rPr>
-        <w:t xml:space="preserve">, with </w:t>
-      </w:r>
-      <w:r>
-        <w:rPr>
+        <w:t>] (</w:t>
+      </w:r>
+      <w:r>
+        <w:rPr>
+          <w:i/>
           <w:highlight w:val="yellow"/>
           <w:lang w:val="en-GB"/>
         </w:rPr>
-        <w:t xml:space="preserve">permanent and </w:t>
-      </w:r>
-      <w:r>
-        <w:rPr>
+        <w:t xml:space="preserve">with </w:t>
+      </w:r>
+      <w:r>
+        <w:rPr>
+          <w:b/>
+          <w:i/>
           <w:highlight w:val="yellow"/>
           <w:lang w:val="en-GB"/>
         </w:rPr>
-        <w:t>reachable contacts in Rwanda and abroad</w:t>
-      </w:r>
-    </w:p>
-    <w:p>
-      <w:pPr>
-        <w:rPr>
-          <w:b/>
-          <w:caps/>
-        </w:rPr>
-      </w:pPr>
-      <w:r>
-        <w:rPr>
-          <w:b/>
-          <w:lang w:val="en-GB"/>
-        </w:rPr>
-        <w:t>………………….</w:t>
+        <w:t>permanent and reachable</w:t>
+      </w:r>
+      <w:r>
+        <w:rPr>
+          <w:i/>
+          <w:highlight w:val="yellow"/>
+          <w:lang w:val="en-GB"/>
+        </w:rPr>
+        <w:t xml:space="preserve"> </w:t>
+      </w:r>
+      <w:r>
+        <w:rPr>
+          <w:b/>
+          <w:i/>
+          <w:highlight w:val="yellow"/>
+          <w:lang w:val="en-GB"/>
+        </w:rPr>
+        <w:t>contacts in Rwanda</w:t>
+      </w:r>
+      <w:r>
+        <w:rPr>
+          <w:b/>
+          <w:i/>
+          <w:highlight w:val="yellow"/>
+          <w:lang w:val="en-GB"/>
+        </w:rPr>
+        <w:t>)</w:t>
       </w:r>
     </w:p>
     <w:p>
@@ -938,9 +1009,21 @@
       <w:r>
         <w:t xml:space="preserve">P.O. Box </w:t>
       </w:r>
-      <w:r>
-        <w:t>{ORGANIZATION_PO_BOX}</w:t>
-      </w:r>
+      <w:del w:id="2" w:author="Yves" w:date="2024-05-15T21:22:00Z">
+        <w:r>
+          <w:delText>……………</w:delText>
+        </w:r>
+      </w:del>
+      <w:ins w:id="3" w:author="Yves" w:date="2024-05-15T21:22:00Z">
+        <w:r>
+          <w:t>{ORGANIZATION_PO</w:t>
+        </w:r>
+      </w:ins>
+      <w:ins w:id="4" w:author="Yves" w:date="2024-05-15T21:23:00Z">
+        <w:r>
+          <w:t>_BOX}</w:t>
+        </w:r>
+      </w:ins>
     </w:p>
     <w:p>
       <w:pPr>
@@ -981,12 +1064,28 @@
         </w:rPr>
         <w:t xml:space="preserve">Fix and Mobile Phone: </w:t>
       </w:r>
-      <w:r>
-        <w:rPr>
-          <w:lang w:val="en-GB"/>
-        </w:rPr>
-        <w:t>{ORGANIZATION_PHONE}</w:t>
-      </w:r>
+      <w:del w:id="5" w:author="Yves" w:date="2024-05-15T21:23:00Z">
+        <w:r>
+          <w:rPr>
+            <w:lang w:val="en-GB"/>
+          </w:rPr>
+          <w:delText>…</w:delText>
+        </w:r>
+        <w:r>
+          <w:rPr>
+            <w:lang w:val="en-GB"/>
+          </w:rPr>
+          <w:delText>…...</w:delText>
+        </w:r>
+      </w:del>
+      <w:ins w:id="6" w:author="Yves" w:date="2024-05-15T21:23:00Z">
+        <w:r>
+          <w:rPr>
+            <w:lang w:val="en-GB"/>
+          </w:rPr>
+          <w:t>{ORGANIZATION_PHONE}</w:t>
+        </w:r>
+      </w:ins>
     </w:p>
     <w:p>
       <w:pPr>
@@ -1001,12 +1100,22 @@
         </w:rPr>
         <w:t xml:space="preserve">Address: </w:t>
       </w:r>
-      <w:r>
-        <w:rPr>
-          <w:lang w:val="en-GB"/>
-        </w:rPr>
-        <w:t>{ORGANIZATION_ADDRESS}</w:t>
-      </w:r>
+      <w:del w:id="7" w:author="Yves" w:date="2024-05-15T21:23:00Z">
+        <w:r>
+          <w:rPr>
+            <w:lang w:val="en-GB"/>
+          </w:rPr>
+          <w:delText>…………………….</w:delText>
+        </w:r>
+      </w:del>
+      <w:ins w:id="8" w:author="Yves" w:date="2024-05-15T21:23:00Z">
+        <w:r>
+          <w:rPr>
+            <w:lang w:val="en-GB"/>
+          </w:rPr>
+          <w:t>{ORGANIZATION_ADDRESS}</w:t>
+        </w:r>
+      </w:ins>
     </w:p>
     <w:p>
       <w:pPr>
@@ -1021,12 +1130,28 @@
         </w:rPr>
         <w:t xml:space="preserve">Email: </w:t>
       </w:r>
-      <w:r>
-        <w:rPr>
-          <w:lang w:val="en-GB"/>
-        </w:rPr>
-        <w:t>{ORGANIZATION_EMAIL}</w:t>
-      </w:r>
+      <w:del w:id="9" w:author="Yves" w:date="2024-05-15T21:23:00Z">
+        <w:r>
+          <w:rPr>
+            <w:lang w:val="en-GB"/>
+          </w:rPr>
+          <w:delText>………………………</w:delText>
+        </w:r>
+        <w:r>
+          <w:rPr>
+            <w:lang w:val="en-GB"/>
+          </w:rPr>
+          <w:delText>.</w:delText>
+        </w:r>
+      </w:del>
+      <w:ins w:id="10" w:author="Yves" w:date="2024-05-15T21:23:00Z">
+        <w:r>
+          <w:rPr>
+            <w:lang w:val="en-GB"/>
+          </w:rPr>
+          <w:t>{ORGANIZATION_EMAIL}</w:t>
+        </w:r>
+      </w:ins>
     </w:p>
     <w:p>
       <w:pPr>
@@ -1041,12 +1166,30 @@
         </w:rPr>
         <w:t>Website:</w:t>
       </w:r>
-      <w:r>
-        <w:rPr>
-          <w:lang w:val="en-GB"/>
-        </w:rPr>
-        <w:t xml:space="preserve"> {ORGANIZATION_WEBSITE}</w:t>
-      </w:r>
+      <w:ins w:id="11" w:author="Yves" w:date="2024-05-15T21:23:00Z">
+        <w:r>
+          <w:rPr>
+            <w:lang w:val="en-GB"/>
+          </w:rPr>
+          <w:t xml:space="preserve"> </w:t>
+        </w:r>
+      </w:ins>
+      <w:del w:id="12" w:author="Yves" w:date="2024-05-15T21:23:00Z">
+        <w:r>
+          <w:rPr>
+            <w:lang w:val="en-GB"/>
+          </w:rPr>
+          <w:delText>……………………..</w:delText>
+        </w:r>
+      </w:del>
+      <w:ins w:id="13" w:author="Yves" w:date="2024-05-15T21:23:00Z">
+        <w:r>
+          <w:rPr>
+            <w:lang w:val="en-GB"/>
+          </w:rPr>
+          <w:t>{ORGANIZATION_WEBSITE}</w:t>
+        </w:r>
+      </w:ins>
     </w:p>
     <w:p>
       <w:pPr>
@@ -1283,26 +1426,74 @@
         <w:jc w:val="both"/>
       </w:pPr>
       <w:r>
-        <w:lastRenderedPageBreak/>
         <w:t>T</w:t>
       </w:r>
       <w:r>
         <w:rPr>
           <w:lang w:val="en-GB"/>
         </w:rPr>
-        <w:t>he Ministry of Health and</w:t>
-      </w:r>
-      <w:r>
-        <w:rPr>
-          <w:lang w:val="en-GB"/>
-        </w:rPr>
-        <w:t xml:space="preserve"> {ORGANIZATION_NAME}</w:t>
-      </w:r>
-      <w:r>
-        <w:rPr>
-          <w:lang w:val="en-GB"/>
-        </w:rPr>
-        <w:t xml:space="preserve">; both parties agree </w:t>
+        <w:t xml:space="preserve">he Ministry of Health and </w:t>
+      </w:r>
+      <w:ins w:id="14" w:author="Yves" w:date="2024-05-15T21:24:00Z">
+        <w:r>
+          <w:rPr>
+            <w:lang w:val="en-GB"/>
+          </w:rPr>
+          <w:t>{ORGANIZATION_NAME}</w:t>
+        </w:r>
+      </w:ins>
+      <w:del w:id="15" w:author="Yves" w:date="2024-05-15T21:23:00Z">
+        <w:r>
+          <w:rPr>
+            <w:lang w:val="en-GB"/>
+          </w:rPr>
+          <w:delText>.</w:delText>
+        </w:r>
+        <w:r>
+          <w:rPr>
+            <w:highlight w:val="yellow"/>
+            <w:lang w:val="en-GB"/>
+          </w:rPr>
+          <w:delText>[</w:delText>
+        </w:r>
+        <w:r>
+          <w:rPr>
+            <w:highlight w:val="yellow"/>
+            <w:lang w:val="en-GB"/>
+          </w:rPr>
+          <w:delText xml:space="preserve"> </w:delText>
+        </w:r>
+        <w:r>
+          <w:rPr>
+            <w:highlight w:val="yellow"/>
+            <w:lang w:val="en-GB"/>
+          </w:rPr>
+          <w:delText>proposed institution</w:delText>
+        </w:r>
+        <w:r>
+          <w:rPr>
+            <w:lang w:val="en-GB"/>
+          </w:rPr>
+          <w:delText>......................</w:delText>
+        </w:r>
+        <w:r>
+          <w:rPr>
+            <w:lang w:val="en-GB"/>
+          </w:rPr>
+          <w:delText>]</w:delText>
+        </w:r>
+        <w:r>
+          <w:rPr>
+            <w:lang w:val="en-GB"/>
+          </w:rPr>
+          <w:delText>;</w:delText>
+        </w:r>
+      </w:del>
+      <w:r>
+        <w:rPr>
+          <w:lang w:val="en-GB"/>
+        </w:rPr>
+        <w:t xml:space="preserve"> both parties agree </w:t>
       </w:r>
       <w:r>
         <w:rPr>
@@ -1317,8 +1508,13 @@
         <w:t xml:space="preserve">partnership/collaboration in </w:t>
       </w:r>
       <w:r>
-        <w:t>{PROJECT_NAME}</w:t>
-      </w:r>
+        <w:t>…………………………………</w:t>
+      </w:r>
+      <w:proofErr w:type="gramStart"/>
+      <w:r>
+        <w:t>…..</w:t>
+      </w:r>
+      <w:proofErr w:type="gramEnd"/>
     </w:p>
     <w:p>
       <w:pPr>
@@ -1340,7 +1536,7 @@
     </w:p>
     <w:p>
       <w:pPr>
-        <w:pStyle w:val="MediumGrid1-Accent21"/>
+        <w:pStyle w:val="MediumGrid1-Accent2"/>
         <w:numPr>
           <w:ilvl w:val="0"/>
           <w:numId w:val="5"/>
@@ -1486,31 +1682,49 @@
         <w:rPr>
           <w:bCs/>
         </w:rPr>
-        <w:t>of two (</w:t>
-      </w:r>
-      <w:r>
-        <w:rPr>
-          <w:bCs/>
-        </w:rPr>
-        <w:t>2</w:t>
-      </w:r>
-      <w:r>
-        <w:rPr>
-          <w:bCs/>
+        <w:t xml:space="preserve">of </w:t>
+      </w:r>
+      <w:r>
+        <w:rPr>
+          <w:bCs/>
+          <w:highlight w:val="cyan"/>
+        </w:rPr>
+        <w:t>one</w:t>
+      </w:r>
+      <w:r>
+        <w:rPr>
+          <w:bCs/>
+          <w:highlight w:val="cyan"/>
+        </w:rPr>
+        <w:t xml:space="preserve"> (</w:t>
+      </w:r>
+      <w:r>
+        <w:rPr>
+          <w:bCs/>
+          <w:highlight w:val="cyan"/>
+        </w:rPr>
+        <w:t>1</w:t>
+      </w:r>
+      <w:r>
+        <w:rPr>
+          <w:bCs/>
+          <w:highlight w:val="cyan"/>
         </w:rPr>
         <w:t>)</w:t>
       </w:r>
       <w:r>
         <w:rPr>
           <w:bCs/>
+          <w:highlight w:val="cyan"/>
         </w:rPr>
         <w:t xml:space="preserve"> </w:t>
       </w:r>
       <w:r>
         <w:rPr>
           <w:bCs/>
-        </w:rPr>
-        <w:t>years</w:t>
+          <w:highlight w:val="cyan"/>
+        </w:rPr>
+        <w:t>year</w:t>
       </w:r>
       <w:r>
         <w:rPr>
@@ -1641,7 +1855,15 @@
         <w:t xml:space="preserve">The overall goal for this project is </w:t>
       </w:r>
       <w:r>
-        <w:t>……………………………………………………..and specific objectives are:</w:t>
+        <w:t>…………………………………………………</w:t>
+      </w:r>
+      <w:proofErr w:type="gramStart"/>
+      <w:r>
+        <w:t>…..</w:t>
+      </w:r>
+      <w:proofErr w:type="gramEnd"/>
+      <w:r>
+        <w:t>and specific objectives are:</w:t>
       </w:r>
       <w:r>
         <w:t xml:space="preserve"> </w:t>
@@ -1832,6 +2054,11 @@
     </w:p>
     <w:p>
       <w:pPr>
+        <w:jc w:val="both"/>
+      </w:pPr>
+    </w:p>
+    <w:p>
+      <w:pPr>
         <w:numPr>
           <w:ilvl w:val="0"/>
           <w:numId w:val="16"/>
@@ -1839,7 +2066,41 @@
         <w:jc w:val="both"/>
       </w:pPr>
       <w:r>
-        <w:t>To …………….</w:t>
+        <w:t>To provide supervision and</w:t>
+      </w:r>
+      <w:r>
+        <w:t xml:space="preserve"> inform </w:t>
+      </w:r>
+      <w:ins w:id="16" w:author="Yves" w:date="2024-05-15T21:24:00Z">
+        <w:r>
+          <w:t>{ORGANIZATION_NAME}</w:t>
+        </w:r>
+      </w:ins>
+      <w:del w:id="17" w:author="Yves" w:date="2024-05-15T21:24:00Z">
+        <w:r>
+          <w:delText>[</w:delText>
+        </w:r>
+        <w:r>
+          <w:rPr>
+            <w:highlight w:val="cyan"/>
+          </w:rPr>
+          <w:delText>Proposed institution…..]</w:delText>
+        </w:r>
+      </w:del>
+      <w:r>
+        <w:t xml:space="preserve"> of any concerns or changes in the N</w:t>
+      </w:r>
+      <w:r>
+        <w:t xml:space="preserve">ational Health Policy where </w:t>
+      </w:r>
+      <w:r>
+        <w:rPr>
+          <w:highlight w:val="cyan"/>
+        </w:rPr>
+        <w:t>[partner’s area of intervention]</w:t>
+      </w:r>
+      <w:r>
+        <w:t xml:space="preserve"> are concerned.</w:t>
       </w:r>
     </w:p>
     <w:p>
@@ -1849,9 +2110,18 @@
           <w:numId w:val="16"/>
         </w:numPr>
         <w:jc w:val="both"/>
-      </w:pPr>
-      <w:r>
-        <w:t>To …………………………..</w:t>
+        <w:rPr>
+          <w:highlight w:val="cyan"/>
+        </w:rPr>
+      </w:pPr>
+      <w:r>
+        <w:t xml:space="preserve">To support the dissemination of information regarding the program </w:t>
+      </w:r>
+      <w:r>
+        <w:rPr>
+          <w:highlight w:val="cyan"/>
+        </w:rPr>
+        <w:t>......................</w:t>
       </w:r>
     </w:p>
     <w:p>
@@ -1863,34 +2133,16 @@
         <w:jc w:val="both"/>
       </w:pPr>
       <w:r>
-        <w:t>To provide supervision and</w:t>
-      </w:r>
-      <w:r>
-        <w:t xml:space="preserve"> inform [Proposed institution…..] of any concerns or changes in the National Health Policy where ………….. [partner’s area of intervention] are concerned.</w:t>
-      </w:r>
-    </w:p>
-    <w:p>
-      <w:pPr>
-        <w:numPr>
-          <w:ilvl w:val="0"/>
-          <w:numId w:val="16"/>
-        </w:numPr>
-        <w:jc w:val="both"/>
-      </w:pPr>
-      <w:r>
-        <w:t>To support the dissemination of information regarding the program ......................</w:t>
-      </w:r>
-    </w:p>
-    <w:p>
-      <w:pPr>
-        <w:numPr>
-          <w:ilvl w:val="0"/>
-          <w:numId w:val="16"/>
-        </w:numPr>
-        <w:jc w:val="both"/>
-      </w:pPr>
-      <w:r>
-        <w:t>To assigns Partners/SWAp Coordination Desk to provide to [Proposed institution] with the necessary administrative support related to the program/project or activities.</w:t>
+        <w:t xml:space="preserve">To assigns Partners/SWAp Coordination Desk to provide to </w:t>
+      </w:r>
+      <w:r>
+        <w:rPr>
+          <w:highlight w:val="cyan"/>
+        </w:rPr>
+        <w:t>[Proposed institution]</w:t>
+      </w:r>
+      <w:r>
+        <w:t xml:space="preserve"> with the necessary administrative support related to the program/project or activities.</w:t>
       </w:r>
     </w:p>
     <w:p>
@@ -1970,7 +2222,6 @@
           <w:bCs/>
           <w:szCs w:val="24"/>
         </w:rPr>
-        <w:lastRenderedPageBreak/>
         <w:t xml:space="preserve">Responsibilities of </w:t>
       </w:r>
       <w:r>
@@ -2017,12 +2268,30 @@
           <w:szCs w:val="24"/>
           <w:highlight w:val="yellow"/>
         </w:rPr>
-        <w:t>and fill responsibilities part</w:t>
-      </w:r>
+        <w:t xml:space="preserve">and fill </w:t>
+      </w:r>
+      <w:proofErr w:type="gramStart"/>
       <w:r>
         <w:rPr>
           <w:bCs/>
           <w:szCs w:val="24"/>
+          <w:highlight w:val="yellow"/>
+        </w:rPr>
+        <w:t>responsibilities</w:t>
+      </w:r>
+      <w:proofErr w:type="gramEnd"/>
+      <w:r>
+        <w:rPr>
+          <w:bCs/>
+          <w:szCs w:val="24"/>
+          <w:highlight w:val="yellow"/>
+        </w:rPr>
+        <w:t xml:space="preserve"> part</w:t>
+      </w:r>
+      <w:r>
+        <w:rPr>
+          <w:bCs/>
+          <w:szCs w:val="24"/>
         </w:rPr>
         <w:t>]</w:t>
       </w:r>
@@ -2037,7 +2306,7 @@
     <w:p/>
     <w:p>
       <w:pPr>
-        <w:pStyle w:val="MediumGrid1-Accent21"/>
+        <w:pStyle w:val="MediumGrid1-Accent2"/>
         <w:ind w:left="0"/>
         <w:jc w:val="both"/>
       </w:pPr>
@@ -2045,7 +2314,21 @@
         <w:rPr>
           <w:b/>
         </w:rPr>
-        <w:t xml:space="preserve">The responsibilities of [propose institution, and fill responsibilities </w:t>
+        <w:t xml:space="preserve">The responsibilities of [propose institution, and fill </w:t>
+      </w:r>
+      <w:proofErr w:type="gramStart"/>
+      <w:r>
+        <w:rPr>
+          <w:b/>
+        </w:rPr>
+        <w:t>responsibilities</w:t>
+      </w:r>
+      <w:proofErr w:type="gramEnd"/>
+      <w:r>
+        <w:rPr>
+          <w:b/>
+        </w:rPr>
+        <w:t xml:space="preserve"> </w:t>
       </w:r>
       <w:r>
         <w:rPr>
@@ -2057,21 +2340,36 @@
         <w:t xml:space="preserve"> </w:t>
       </w:r>
       <w:r>
-        <w:sym w:font="Wingdings" w:char="F0E8"/>
-      </w:r>
-      <w:r>
-        <w:t>Here you have to provide detailed activities</w:t>
-      </w:r>
-    </w:p>
-    <w:p>
-      <w:pPr>
-        <w:pStyle w:val="MediumGrid1-Accent21"/>
-        <w:jc w:val="both"/>
-      </w:pPr>
-    </w:p>
-    <w:p>
-      <w:pPr>
-        <w:pStyle w:val="MediumGrid1-Accent21"/>
+        <w:t>(</w:t>
+      </w:r>
+      <w:r>
+        <w:rPr>
+          <w:i/>
+        </w:rPr>
+        <w:t>Please</w:t>
+      </w:r>
+      <w:r>
+        <w:rPr>
+          <w:i/>
+        </w:rPr>
+        <w:t xml:space="preserve"> provide </w:t>
+      </w:r>
+      <w:r>
+        <w:rPr>
+          <w:i/>
+        </w:rPr>
+        <w:t>the list of interventions here)</w:t>
+      </w:r>
+    </w:p>
+    <w:p>
+      <w:pPr>
+        <w:pStyle w:val="MediumGrid1-Accent2"/>
+        <w:jc w:val="both"/>
+      </w:pPr>
+    </w:p>
+    <w:p>
+      <w:pPr>
+        <w:pStyle w:val="MediumGrid1-Accent2"/>
         <w:ind w:left="0"/>
         <w:jc w:val="both"/>
       </w:pPr>
@@ -2084,7 +2382,7 @@
     </w:p>
     <w:p>
       <w:pPr>
-        <w:pStyle w:val="MediumGrid1-Accent21"/>
+        <w:pStyle w:val="MediumGrid1-Accent2"/>
         <w:jc w:val="both"/>
       </w:pPr>
       <w:r>
@@ -2093,7 +2391,7 @@
     </w:p>
     <w:p>
       <w:pPr>
-        <w:pStyle w:val="MediumGrid1-Accent21"/>
+        <w:pStyle w:val="MediumGrid1-Accent2"/>
         <w:ind w:left="0"/>
         <w:jc w:val="both"/>
       </w:pPr>
@@ -2106,7 +2404,7 @@
     </w:p>
     <w:p>
       <w:pPr>
-        <w:pStyle w:val="MediumGrid1-Accent21"/>
+        <w:pStyle w:val="MediumGrid1-Accent2"/>
         <w:ind w:left="0"/>
         <w:jc w:val="both"/>
       </w:pPr>
@@ -2119,7 +2417,7 @@
     </w:p>
     <w:p>
       <w:pPr>
-        <w:pStyle w:val="MediumGrid1-Accent21"/>
+        <w:pStyle w:val="MediumGrid1-Accent2"/>
         <w:ind w:left="0"/>
         <w:jc w:val="both"/>
       </w:pPr>
@@ -2135,13 +2433,13 @@
     </w:p>
     <w:p>
       <w:pPr>
-        <w:pStyle w:val="MediumGrid1-Accent21"/>
-        <w:jc w:val="both"/>
-      </w:pPr>
-    </w:p>
-    <w:p>
-      <w:pPr>
-        <w:pStyle w:val="MediumGrid1-Accent21"/>
+        <w:pStyle w:val="MediumGrid1-Accent2"/>
+        <w:jc w:val="both"/>
+      </w:pPr>
+    </w:p>
+    <w:p>
+      <w:pPr>
+        <w:pStyle w:val="MediumGrid1-Accent2"/>
         <w:numPr>
           <w:ilvl w:val="0"/>
           <w:numId w:val="5"/>
@@ -2163,7 +2461,7 @@
     </w:p>
     <w:p>
       <w:pPr>
-        <w:pStyle w:val="MediumGrid1-Accent21"/>
+        <w:pStyle w:val="MediumGrid1-Accent2"/>
         <w:contextualSpacing/>
         <w:jc w:val="both"/>
         <w:rPr>
@@ -2247,13 +2545,22 @@
         <w:t>The laws of Rwanda shall govern this MoU</w:t>
       </w:r>
       <w:r>
-        <w:t xml:space="preserve">. Any dispute, misinterpretation or misunderstanding arising out of the implementation of any provisions of this Memorandum of Understanding shall be settled amicably. In case the parties fail to agree either party shall institute a claim before Rwandan courts.  </w:t>
-      </w:r>
-    </w:p>
-    <w:p>
-      <w:pPr>
-        <w:jc w:val="both"/>
-      </w:pPr>
+        <w:t xml:space="preserve">. Any dispute, misinterpretation or misunderstanding arising out of the implementation of any provisions of this Memorandum of Understanding shall be settled amicably. </w:t>
+      </w:r>
+      <w:r>
+        <w:t>In case the parties fail to agree either party shall have the liberty to terminate this MoU</w:t>
+      </w:r>
+      <w:r>
+        <w:t>.</w:t>
+      </w:r>
+    </w:p>
+    <w:p>
+      <w:pPr>
+        <w:jc w:val="both"/>
+      </w:pPr>
+      <w:r>
+        <w:t xml:space="preserve"> </w:t>
+      </w:r>
     </w:p>
     <w:p>
       <w:pPr>
@@ -2367,10 +2674,13 @@
         <w:t>, if</w:t>
       </w:r>
       <w:r>
-        <w:t>……</w:t>
-      </w:r>
-      <w:r>
-        <w:t>..........</w:t>
+        <w:t xml:space="preserve"> </w:t>
+      </w:r>
+      <w:r>
+        <w:rPr>
+          <w:highlight w:val="yellow"/>
+        </w:rPr>
+        <w:t>[Proposed institution]</w:t>
       </w:r>
       <w:r>
         <w:t xml:space="preserve"> does not register </w:t>
@@ -2395,7 +2705,7 @@
     </w:p>
     <w:p>
       <w:pPr>
-        <w:pStyle w:val="MediumGrid1-Accent21"/>
+        <w:pStyle w:val="MediumGrid1-Accent2"/>
         <w:jc w:val="both"/>
         <w:rPr>
           <w:rStyle w:val="Bold"/>
@@ -2409,7 +2719,7 @@
     </w:p>
     <w:p>
       <w:pPr>
-        <w:pStyle w:val="MediumGrid1-Accent21"/>
+        <w:pStyle w:val="MediumGrid1-Accent2"/>
         <w:jc w:val="both"/>
         <w:rPr>
           <w:rStyle w:val="Bold"/>
@@ -2423,7 +2733,7 @@
     </w:p>
     <w:p>
       <w:pPr>
-        <w:pStyle w:val="MediumGrid1-Accent21"/>
+        <w:pStyle w:val="MediumGrid1-Accent2"/>
         <w:jc w:val="both"/>
         <w:rPr>
           <w:rStyle w:val="Bold"/>
@@ -2437,7 +2747,7 @@
     </w:p>
     <w:p>
       <w:pPr>
-        <w:pStyle w:val="MediumGrid1-Accent21"/>
+        <w:pStyle w:val="MediumGrid1-Accent2"/>
         <w:jc w:val="both"/>
         <w:rPr>
           <w:rStyle w:val="Bold"/>
@@ -2451,7 +2761,21 @@
     </w:p>
     <w:p>
       <w:pPr>
-        <w:pStyle w:val="MediumGrid1-Accent21"/>
+        <w:pStyle w:val="MediumGrid1-Accent2"/>
+        <w:jc w:val="both"/>
+        <w:rPr>
+          <w:rStyle w:val="Bold"/>
+          <w:rFonts w:ascii="Times New Roman" w:hAnsi="Times New Roman"/>
+          <w:b w:val="0"/>
+          <w:smallCaps/>
+          <w:spacing w:val="0"/>
+          <w:sz w:val="24"/>
+        </w:rPr>
+      </w:pPr>
+    </w:p>
+    <w:p>
+      <w:pPr>
+        <w:pStyle w:val="MediumGrid1-Accent2"/>
         <w:numPr>
           <w:ilvl w:val="0"/>
           <w:numId w:val="5"/>
@@ -2490,14 +2814,31 @@
         <w:jc w:val="both"/>
       </w:pPr>
       <w:r>
-        <w:lastRenderedPageBreak/>
         <w:t xml:space="preserve">This </w:t>
       </w:r>
       <w:r>
         <w:t xml:space="preserve">Memorandum of </w:t>
       </w:r>
       <w:r>
-        <w:t>Understanding is effective from the date of signing by representatives of both parties.  Notwithstanding the foregoing, either party may terminate this Agreement by giving 30 (thirty) day’s written notice to that effect.</w:t>
+        <w:t xml:space="preserve">Understanding is effective from the date of signing by representatives of both parties.  Notwithstanding the foregoing, either party may terminate this Agreement by giving </w:t>
+      </w:r>
+      <w:r>
+        <w:t>(</w:t>
+      </w:r>
+      <w:r>
+        <w:t>30</w:t>
+      </w:r>
+      <w:r>
+        <w:t>)</w:t>
+      </w:r>
+      <w:r>
+        <w:t xml:space="preserve"> thirty</w:t>
+      </w:r>
+      <w:r>
+        <w:t xml:space="preserve"> </w:t>
+      </w:r>
+      <w:r>
+        <w:t>day’s written notice to that effect.</w:t>
       </w:r>
     </w:p>
     <w:p>
@@ -2589,7 +2930,7 @@
           <w:b w:val="0"/>
           <w:szCs w:val="24"/>
         </w:rPr>
-        <w:t>such consent acknowledged this</w:t>
+        <w:t xml:space="preserve">such consent </w:t>
       </w:r>
       <w:r>
         <w:rPr>
@@ -2597,7 +2938,7 @@
           <w:b w:val="0"/>
           <w:szCs w:val="24"/>
         </w:rPr>
-        <w:t xml:space="preserve"> ................................</w:t>
+        <w:t>acknowledges</w:t>
       </w:r>
       <w:r>
         <w:rPr>
@@ -2605,7 +2946,7 @@
           <w:b w:val="0"/>
           <w:szCs w:val="24"/>
         </w:rPr>
-        <w:t xml:space="preserve"> 2</w:t>
+        <w:t xml:space="preserve"> </w:t>
       </w:r>
       <w:r>
         <w:rPr>
@@ -2613,7 +2954,7 @@
           <w:b w:val="0"/>
           <w:szCs w:val="24"/>
         </w:rPr>
-        <w:t>022</w:t>
+        <w:t>this</w:t>
       </w:r>
       <w:r>
         <w:rPr>
@@ -2621,6 +2962,22 @@
           <w:b w:val="0"/>
           <w:szCs w:val="24"/>
         </w:rPr>
+        <w:t xml:space="preserve"> </w:t>
+      </w:r>
+      <w:r>
+        <w:rPr>
+          <w:rFonts w:ascii="Times New Roman" w:hAnsi="Times New Roman"/>
+          <w:b w:val="0"/>
+          <w:szCs w:val="24"/>
+        </w:rPr>
+        <w:t>(date/Month/Year)</w:t>
+      </w:r>
+      <w:r>
+        <w:rPr>
+          <w:rFonts w:ascii="Times New Roman" w:hAnsi="Times New Roman"/>
+          <w:b w:val="0"/>
+          <w:szCs w:val="24"/>
+        </w:rPr>
         <w:t>.</w:t>
       </w:r>
     </w:p>
@@ -2697,21 +3054,65 @@
         </w:rPr>
         <w:t xml:space="preserve">the </w:t>
       </w:r>
-      <w:r>
+    </w:p>
+    <w:p>
+      <w:pPr>
+        <w:ind w:left="-180"/>
+        <w:jc w:val="both"/>
         <w:rPr>
           <w:rStyle w:val="description"/>
           <w:b/>
           <w:bCs/>
         </w:rPr>
-        <w:t xml:space="preserve">Government of Rwanda          and          </w:t>
-      </w:r>
+      </w:pPr>
       <w:r>
         <w:rPr>
           <w:rStyle w:val="description"/>
           <w:b/>
           <w:bCs/>
         </w:rPr>
-        <w:t xml:space="preserve">       On Behalf of …………</w:t>
+        <w:t xml:space="preserve">Government of </w:t>
+      </w:r>
+      <w:r>
+        <w:rPr>
+          <w:rStyle w:val="description"/>
+          <w:b/>
+          <w:bCs/>
+        </w:rPr>
+        <w:t>Rwanda</w:t>
+      </w:r>
+      <w:r>
+        <w:rPr>
+          <w:rStyle w:val="description"/>
+          <w:b/>
+          <w:bCs/>
+        </w:rPr>
+        <w:t xml:space="preserve">                                    </w:t>
+      </w:r>
+      <w:r>
+        <w:rPr>
+          <w:rStyle w:val="description"/>
+          <w:b/>
+          <w:bCs/>
+        </w:rPr>
+        <w:t xml:space="preserve">and          </w:t>
+      </w:r>
+      <w:r>
+        <w:rPr>
+          <w:rStyle w:val="description"/>
+          <w:b/>
+          <w:bCs/>
+        </w:rPr>
+        <w:t xml:space="preserve">       On Behalf of </w:t>
+      </w:r>
+      <w:r>
+        <w:rPr>
+          <w:rStyle w:val="description"/>
+          <w:b/>
+          <w:bCs/>
+          <w:highlight w:val="cyan"/>
+        </w:rPr>
+        <w:t>…………</w:t>
       </w:r>
     </w:p>
     <w:p>
@@ -2867,44 +3268,30 @@
       </w:pPr>
       <w:r>
         <w:rPr>
+          <w:b/>
+        </w:rPr>
+        <w:t xml:space="preserve">Dr. </w:t>
+      </w:r>
+      <w:r>
+        <w:rPr>
+          <w:b/>
+        </w:rPr>
+        <w:t>Sabin NSANZIMANA</w:t>
+      </w:r>
+      <w:r>
+        <w:rPr>
+          <w:b/>
+        </w:rPr>
+        <w:t xml:space="preserve">                                                          </w:t>
+      </w:r>
+      <w:r>
+        <w:rPr>
           <w:rStyle w:val="description"/>
           <w:b/>
           <w:bCs/>
-        </w:rPr>
-        <w:t>Dr. NGAMIJE M. Daniel</w:t>
-      </w:r>
-      <w:r>
-        <w:rPr>
-          <w:rStyle w:val="description"/>
-          <w:b/>
-          <w:bCs/>
-        </w:rPr>
-        <w:tab/>
-        <w:t xml:space="preserve">                                                 </w:t>
-      </w:r>
-      <w:r>
-        <w:rPr>
-          <w:rStyle w:val="description"/>
-          <w:b/>
-          <w:bCs/>
-        </w:rPr>
-        <w:t xml:space="preserve">   </w:t>
-      </w:r>
-      <w:r>
-        <w:rPr>
-          <w:rStyle w:val="description"/>
-          <w:b/>
-          <w:bCs/>
-        </w:rPr>
-        <w:t>Names</w:t>
-      </w:r>
-      <w:r>
-        <w:rPr>
-          <w:rStyle w:val="description"/>
-          <w:b/>
-          <w:bCs/>
-        </w:rPr>
-        <w:t>……………</w:t>
+          <w:highlight w:val="cyan"/>
+        </w:rPr>
+        <w:t>Names……………</w:t>
       </w:r>
     </w:p>
     <w:p>
@@ -2954,6 +3341,7 @@
           <w:rStyle w:val="description"/>
           <w:b/>
           <w:bCs/>
+          <w:highlight w:val="cyan"/>
         </w:rPr>
         <w:t>Position</w:t>
       </w:r>
@@ -2962,6 +3350,7 @@
           <w:rStyle w:val="description"/>
           <w:b/>
           <w:bCs/>
+          <w:highlight w:val="cyan"/>
         </w:rPr>
         <w:t>………….</w:t>
       </w:r>
@@ -4809,6 +5198,14 @@
     <w:abstractNumId w:val="13"/>
   </w:num>
 </w:numbering>
+</file>
+
+<file path=word/people.xml><?xml version="1.0" encoding="utf-8"?>
+<w15:people xmlns:wpc="http://schemas.microsoft.com/office/word/2010/wordprocessingCanvas" xmlns:cx="http://schemas.microsoft.com/office/drawing/2014/chartex" xmlns:cx1="http://schemas.microsoft.com/office/drawing/2015/9/8/chartex" xmlns:cx2="http://schemas.microsoft.com/office/drawing/2015/10/21/chartex" xmlns:cx3="http://schemas.microsoft.com/office/drawing/2016/5/9/chartex" xmlns:cx4="http://schemas.microsoft.com/office/drawing/2016/5/10/chartex" xmlns:cx5="http://schemas.microsoft.com/office/drawing/2016/5/11/chartex" xmlns:cx6="http://schemas.microsoft.com/office/drawing/2016/5/12/chartex" xmlns:cx7="http://schemas.microsoft.com/office/drawing/2016/5/13/chartex" xmlns:cx8="http://schemas.microsoft.com/office/drawing/2016/5/14/chartex" xmlns:mc="http://schemas.openxmlformats.org/markup-compatibility/2006" xmlns:aink="http://schemas.microsoft.com/office/drawing/2016/ink" xmlns:am3d="http://schemas.microsoft.com/office/drawing/2017/model3d" xmlns:o="urn:schemas-microsoft-com:office:office" xmlns:r="http://schemas.openxmlformats.org/officeDocument/2006/relationships" xmlns:m="http://schemas.openxmlformats.org/officeDocument/2006/math" xmlns:v="urn:schemas-microsoft-com:vml" xmlns:wp14="http://schemas.microsoft.com/office/word/2010/wordprocessingDrawing" xmlns:wp="http://schemas.openxmlformats.org/drawingml/2006/wordprocessingDrawing" xmlns:w10="urn:schemas-microsoft-com:office:word" xmlns:w="http://schemas.openxmlformats.org/wordprocessingml/2006/main" xmlns:w14="http://schemas.microsoft.com/office/word/2010/wordml" xmlns:w15="http://schemas.microsoft.com/office/word/2012/wordml" xmlns:w16cex="http://schemas.microsoft.com/office/word/2018/wordml/cex" xmlns:w16cid="http://schemas.microsoft.com/office/word/2016/wordml/cid" xmlns:w16="http://schemas.microsoft.com/office/word/2018/wordml" xmlns:w16sdtdh="http://schemas.microsoft.com/office/word/2020/wordml/sdtdatahash" xmlns:w16se="http://schemas.microsoft.com/office/word/2015/wordml/symex" xmlns:wpg="http://schemas.microsoft.com/office/word/2010/wordprocessingGroup" xmlns:wpi="http://schemas.microsoft.com/office/word/2010/wordprocessingInk" xmlns:wne="http://schemas.microsoft.com/office/word/2006/wordml" xmlns:wps="http://schemas.microsoft.com/office/word/2010/wordprocessingShape" mc:Ignorable="w14 w15 w16se w16cid w16 w16cex w16sdtdh wp14">
+  <w15:person w15:author="Yves">
+    <w15:presenceInfo w15:providerId="None" w15:userId="Yves"/>
+  </w15:person>
+</w15:people>
 </file>
 
 <file path=word/styles.xml><?xml version="1.0" encoding="utf-8"?>
@@ -5097,8 +5494,8 @@
     <w:lsdException w:name="Plain Table 5" w:uiPriority="31" w:qFormat="1"/>
     <w:lsdException w:name="Grid Table Light" w:uiPriority="32" w:qFormat="1"/>
     <w:lsdException w:name="Grid Table 1 Light" w:uiPriority="33" w:qFormat="1"/>
-    <w:lsdException w:name="Grid Table 2" w:uiPriority="37"/>
-    <w:lsdException w:name="Grid Table 3" w:uiPriority="39" w:qFormat="1"/>
+    <w:lsdException w:name="Grid Table 2" w:semiHidden="1" w:uiPriority="37" w:unhideWhenUsed="1"/>
+    <w:lsdException w:name="Grid Table 3" w:semiHidden="1" w:uiPriority="39" w:unhideWhenUsed="1" w:qFormat="1"/>
     <w:lsdException w:name="Grid Table 4" w:uiPriority="49"/>
     <w:lsdException w:name="Grid Table 5 Dark" w:uiPriority="50"/>
     <w:lsdException w:name="Grid Table 6 Colorful" w:uiPriority="51"/>
@@ -5273,6 +5670,7 @@
     <w:uiPriority w:val="99"/>
     <w:semiHidden/>
     <w:unhideWhenUsed/>
+    <w:qFormat/>
     <w:tblPr>
       <w:tblInd w:w="0" w:type="dxa"/>
       <w:tblCellMar>
@@ -5546,8 +5944,8 @@
       <w:lang w:val="en-GB"/>
     </w:rPr>
   </w:style>
-  <w:style w:type="paragraph" w:customStyle="1" w:styleId="MediumGrid1-Accent21">
-    <w:name w:val="Medium Grid 1 - Accent 21"/>
+  <w:style w:type="paragraph" w:styleId="MediumGrid1-Accent2">
+    <w:name w:val="Medium Grid 1 Accent 2"/>
     <w:basedOn w:val="Normal"/>
     <w:uiPriority w:val="72"/>
     <w:qFormat/>
@@ -5752,6 +6150,16 @@
       <w:u w:val="single"/>
       <w:lang w:val="en-GB"/>
     </w:rPr>
+  </w:style>
+  <w:style w:type="paragraph" w:styleId="ListParagraph">
+    <w:name w:val="List Paragraph"/>
+    <w:basedOn w:val="Normal"/>
+    <w:uiPriority w:val="72"/>
+    <w:qFormat/>
+    <w:rsid w:val="00D37810"/>
+    <w:pPr>
+      <w:ind w:left="720"/>
+    </w:pPr>
   </w:style>
 </w:styles>
 </file>
@@ -6056,7 +6464,7 @@
 </file>
 
 <file path=customXml/itemProps1.xml><?xml version="1.0" encoding="utf-8"?>
-<ds:datastoreItem xmlns:ds="http://schemas.openxmlformats.org/officeDocument/2006/customXml" ds:itemID="{3CC5A0DA-A1F9-43E6-B27E-91C474630EBB}">
+<ds:datastoreItem xmlns:ds="http://schemas.openxmlformats.org/officeDocument/2006/customXml" ds:itemID="{4AA58B93-B221-4BB4-9FD5-4812BE750EF6}">
   <ds:schemaRefs>
     <ds:schemaRef ds:uri="http://schemas.openxmlformats.org/officeDocument/2006/bibliography"/>
   </ds:schemaRefs>

--- a/mou_templates/mou_local.docx
+++ b/mou_templates/mou_local.docx
@@ -861,12 +861,14 @@
         </w:rPr>
         <w:t xml:space="preserve"> </w:t>
       </w:r>
+      <w:proofErr w:type="spellStart"/>
       <w:r>
         <w:rPr>
           <w:sz w:val="24"/>
         </w:rPr>
         <w:t>organisation</w:t>
       </w:r>
+      <w:proofErr w:type="spellEnd"/>
       <w:r>
         <w:rPr>
           <w:spacing w:val="40"/>
@@ -1717,174 +1719,111 @@
           <w:sz w:val="24"/>
           <w:shd w:val="clear" w:color="auto" w:fill="FFFF00"/>
         </w:rPr>
-        <w:t>[Partner</w:t>
-      </w:r>
-      <w:r>
-        <w:rPr>
-          <w:color w:val="000000"/>
-          <w:spacing w:val="-4"/>
-          <w:sz w:val="24"/>
-          <w:shd w:val="clear" w:color="auto" w:fill="FFFF00"/>
-        </w:rPr>
-        <w:t xml:space="preserve"> </w:t>
-      </w:r>
-      <w:r>
-        <w:rPr>
-          <w:color w:val="000000"/>
-          <w:sz w:val="24"/>
-          <w:shd w:val="clear" w:color="auto" w:fill="FFFF00"/>
-        </w:rPr>
-        <w:t>Institution]</w:t>
-      </w:r>
-      <w:r>
-        <w:rPr>
-          <w:color w:val="000000"/>
-          <w:spacing w:val="-4"/>
-          <w:sz w:val="24"/>
-          <w:shd w:val="clear" w:color="auto" w:fill="FFFF00"/>
-        </w:rPr>
-        <w:t xml:space="preserve"> </w:t>
-      </w:r>
-      <w:r>
-        <w:rPr>
-          <w:color w:val="000000"/>
-          <w:sz w:val="24"/>
-          <w:shd w:val="clear" w:color="auto" w:fill="FFFF00"/>
-        </w:rPr>
-        <w:t>(</w:t>
-      </w:r>
-      <w:r>
-        <w:rPr>
-          <w:i/>
-          <w:color w:val="000000"/>
-          <w:sz w:val="24"/>
-          <w:shd w:val="clear" w:color="auto" w:fill="FFFF00"/>
-        </w:rPr>
-        <w:t>with</w:t>
-      </w:r>
-      <w:r>
-        <w:rPr>
-          <w:i/>
-          <w:color w:val="000000"/>
-          <w:spacing w:val="-2"/>
-          <w:sz w:val="24"/>
-          <w:shd w:val="clear" w:color="auto" w:fill="FFFF00"/>
-        </w:rPr>
-        <w:t xml:space="preserve"> </w:t>
-      </w:r>
-      <w:r>
-        <w:rPr>
-          <w:b/>
-          <w:i/>
-          <w:color w:val="000000"/>
-          <w:sz w:val="24"/>
-          <w:shd w:val="clear" w:color="auto" w:fill="FFFF00"/>
-        </w:rPr>
-        <w:t>permanent</w:t>
-      </w:r>
-      <w:r>
-        <w:rPr>
-          <w:b/>
-          <w:i/>
-          <w:color w:val="000000"/>
-          <w:spacing w:val="-3"/>
-          <w:sz w:val="24"/>
-          <w:shd w:val="clear" w:color="auto" w:fill="FFFF00"/>
-        </w:rPr>
-        <w:t xml:space="preserve"> </w:t>
-      </w:r>
-      <w:r>
-        <w:rPr>
-          <w:b/>
-          <w:i/>
-          <w:color w:val="000000"/>
-          <w:sz w:val="24"/>
-          <w:shd w:val="clear" w:color="auto" w:fill="FFFF00"/>
-        </w:rPr>
+        <w:t>{ORGANIZATION_NAME}</w:t>
+      </w:r>
+    </w:p>
+    <w:p>
+      <w:pPr>
+        <w:pStyle w:val="BodyText"/>
+        <w:ind w:left="340" w:right="6492"/>
+        <w:rPr>
+          <w:spacing w:val="-15"/>
+        </w:rPr>
+      </w:pPr>
+      <w:r>
+        <w:t>P.O.</w:t>
+      </w:r>
+      <w:r>
+        <w:rPr>
+          <w:spacing w:val="-15"/>
+        </w:rPr>
+        <w:t xml:space="preserve"> </w:t>
+      </w:r>
+      <w:r>
+        <w:t>Box</w:t>
+      </w:r>
+      <w:r>
+        <w:t>: {ORGANIZATION_PO_BOX}</w:t>
+      </w:r>
+    </w:p>
+    <w:p>
+      <w:pPr>
+        <w:pStyle w:val="BodyText"/>
+        <w:ind w:left="340" w:right="6492"/>
+      </w:pPr>
+      <w:r>
+        <w:t>Kigali – Rwanda</w:t>
+      </w:r>
+    </w:p>
+    <w:p>
+      <w:pPr>
+        <w:pStyle w:val="BodyText"/>
+        <w:ind w:left="340" w:right="6218"/>
+      </w:pPr>
+      <w:r>
+        <w:t>Fix</w:t>
+      </w:r>
+      <w:r>
+        <w:rPr>
+          <w:spacing w:val="-9"/>
+        </w:rPr>
+        <w:t xml:space="preserve"> </w:t>
+      </w:r>
+      <w:r>
         <w:t>and</w:t>
       </w:r>
       <w:r>
         <w:rPr>
-          <w:b/>
-          <w:i/>
-          <w:color w:val="000000"/>
-          <w:spacing w:val="-3"/>
-          <w:sz w:val="24"/>
-          <w:shd w:val="clear" w:color="auto" w:fill="FFFF00"/>
-        </w:rPr>
-        <w:t xml:space="preserve"> </w:t>
-      </w:r>
-      <w:r>
-        <w:rPr>
-          <w:b/>
-          <w:i/>
-          <w:color w:val="000000"/>
-          <w:sz w:val="24"/>
-          <w:shd w:val="clear" w:color="auto" w:fill="FFFF00"/>
-        </w:rPr>
-        <w:t>reachable</w:t>
-      </w:r>
-      <w:r>
-        <w:rPr>
-          <w:b/>
-          <w:i/>
-          <w:color w:val="000000"/>
-          <w:spacing w:val="-3"/>
-          <w:sz w:val="24"/>
-          <w:shd w:val="clear" w:color="auto" w:fill="FFFF00"/>
-        </w:rPr>
-        <w:t xml:space="preserve"> </w:t>
-      </w:r>
-      <w:r>
-        <w:rPr>
-          <w:b/>
-          <w:i/>
-          <w:color w:val="000000"/>
-          <w:sz w:val="24"/>
-          <w:shd w:val="clear" w:color="auto" w:fill="FFFF00"/>
-        </w:rPr>
-        <w:t>contacts</w:t>
-      </w:r>
-      <w:r>
-        <w:rPr>
-          <w:b/>
-          <w:i/>
-          <w:color w:val="000000"/>
-          <w:spacing w:val="-3"/>
-          <w:sz w:val="24"/>
-          <w:shd w:val="clear" w:color="auto" w:fill="FFFF00"/>
-        </w:rPr>
-        <w:t xml:space="preserve"> </w:t>
-      </w:r>
-      <w:r>
-        <w:rPr>
-          <w:b/>
-          <w:i/>
-          <w:color w:val="000000"/>
-          <w:sz w:val="24"/>
-          <w:shd w:val="clear" w:color="auto" w:fill="FFFF00"/>
-        </w:rPr>
-        <w:t>in</w:t>
-      </w:r>
-      <w:r>
-        <w:rPr>
-          <w:b/>
-          <w:i/>
-          <w:color w:val="000000"/>
-          <w:spacing w:val="-2"/>
-          <w:sz w:val="24"/>
-          <w:shd w:val="clear" w:color="auto" w:fill="FFFF00"/>
-        </w:rPr>
-        <w:t xml:space="preserve"> Rwanda)</w:t>
-      </w:r>
-    </w:p>
-    <w:p>
-      <w:pPr>
-        <w:pStyle w:val="BodyText"/>
-        <w:ind w:left="340" w:right="6492"/>
-      </w:pPr>
-      <w:r>
-        <w:t>P.O.</w:t>
+          <w:spacing w:val="-9"/>
+        </w:rPr>
+        <w:t xml:space="preserve"> </w:t>
+      </w:r>
+      <w:r>
+        <w:t>Mobile</w:t>
+      </w:r>
+      <w:r>
+        <w:rPr>
+          <w:spacing w:val="-10"/>
+        </w:rPr>
+        <w:t xml:space="preserve"> </w:t>
+      </w:r>
+      <w:r>
+        <w:t>Phone:</w:t>
+      </w:r>
+      <w:r>
+        <w:rPr>
+          <w:spacing w:val="-8"/>
+        </w:rPr>
+        <w:t xml:space="preserve"> </w:t>
+      </w:r>
+      <w:r>
+        <w:t>{ORGANIZATION_PHONE}</w:t>
+      </w:r>
+    </w:p>
+    <w:p>
+      <w:pPr>
+        <w:pStyle w:val="BodyText"/>
+        <w:ind w:left="340" w:right="6218"/>
+      </w:pPr>
+      <w:proofErr w:type="gramStart"/>
+      <w:r>
+        <w:t>Address:</w:t>
+      </w:r>
+      <w:r>
+        <w:t>{</w:t>
+      </w:r>
+      <w:proofErr w:type="gramEnd"/>
+      <w:r>
+        <w:t>ORGANIZATION_ADDRESS}</w:t>
+      </w:r>
+    </w:p>
+    <w:p>
+      <w:pPr>
+        <w:pStyle w:val="BodyText"/>
+        <w:ind w:left="340" w:right="6218"/>
+      </w:pPr>
+      <w:r>
+        <w:t>Email:</w:t>
       </w:r>
       <w:r>
         <w:rPr>
@@ -1893,87 +1832,38 @@
         <w:t xml:space="preserve"> </w:t>
       </w:r>
       <w:r>
-        <w:t>Box</w:t>
-      </w:r>
-      <w:r>
-        <w:rPr>
-          <w:spacing w:val="-15"/>
-        </w:rPr>
-        <w:t xml:space="preserve"> </w:t>
-      </w:r>
-      <w:r>
-        <w:t>…………… Kigali – Rwanda</w:t>
+        <w:t>{ORGANIZATION_EMAIL}</w:t>
+      </w:r>
+      <w:r>
+        <w:t xml:space="preserve"> </w:t>
       </w:r>
     </w:p>
     <w:p>
       <w:pPr>
         <w:pStyle w:val="BodyText"/>
         <w:ind w:left="340" w:right="6218"/>
-        <w:jc w:val="both"/>
-      </w:pPr>
-      <w:r>
-        <w:t>Fix</w:t>
-      </w:r>
-      <w:r>
-        <w:rPr>
-          <w:spacing w:val="-9"/>
-        </w:rPr>
-        <w:t xml:space="preserve"> </w:t>
-      </w:r>
-      <w:r>
-        <w:t>and</w:t>
-      </w:r>
-      <w:r>
-        <w:rPr>
-          <w:spacing w:val="-9"/>
-        </w:rPr>
-        <w:t xml:space="preserve"> </w:t>
-      </w:r>
-      <w:r>
-        <w:t>Mobile</w:t>
-      </w:r>
-      <w:r>
-        <w:rPr>
-          <w:spacing w:val="-10"/>
-        </w:rPr>
-        <w:t xml:space="preserve"> </w:t>
-      </w:r>
-      <w:r>
-        <w:t>Phone:</w:t>
-      </w:r>
-      <w:r>
-        <w:rPr>
-          <w:spacing w:val="-8"/>
-        </w:rPr>
-        <w:t xml:space="preserve"> </w:t>
-      </w:r>
-      <w:r>
-        <w:t>……... Address:</w:t>
-      </w:r>
-      <w:r>
-        <w:rPr>
-          <w:spacing w:val="-2"/>
-        </w:rPr>
-        <w:t xml:space="preserve"> </w:t>
-      </w:r>
-      <w:r>
-        <w:t>……………………. Email:</w:t>
-      </w:r>
-      <w:r>
-        <w:rPr>
-          <w:spacing w:val="-15"/>
-        </w:rPr>
-        <w:t xml:space="preserve"> </w:t>
-      </w:r>
-      <w:r>
-        <w:t xml:space="preserve">………………………. </w:t>
-      </w:r>
-      <w:r>
-        <w:rPr>
-          <w:spacing w:val="-2"/>
-        </w:rPr>
-        <w:t>Website:……………………..</w:t>
-      </w:r>
+        <w:rPr>
+          <w:spacing w:val="-2"/>
+        </w:rPr>
+      </w:pPr>
+      <w:r>
+        <w:rPr>
+          <w:spacing w:val="-2"/>
+        </w:rPr>
+        <w:t>Website:</w:t>
+      </w:r>
+      <w:r>
+        <w:rPr>
+          <w:spacing w:val="-2"/>
+        </w:rPr>
+        <w:t xml:space="preserve"> {ORGANIZATION_WEBSITE}</w:t>
+      </w:r>
+    </w:p>
+    <w:p>
+      <w:pPr>
+        <w:pStyle w:val="BodyText"/>
+        <w:ind w:left="340" w:right="6218"/>
+      </w:pPr>
     </w:p>
     <w:p>
       <w:pPr>
@@ -2145,7 +2035,11 @@
         </w:r>
       </w:hyperlink>
       <w:r>
-        <w:t xml:space="preserve"> Website:</w:t>
+        <w:t xml:space="preserve"> </w:t>
+      </w:r>
+      <w:r>
+        <w:lastRenderedPageBreak/>
+        <w:t>Website:</w:t>
       </w:r>
       <w:r>
         <w:rPr>
@@ -2197,7 +2091,15 @@
         <w:t xml:space="preserve"> </w:t>
       </w:r>
       <w:r>
-        <w:t>as “MoH”</w:t>
+        <w:t>as “</w:t>
+      </w:r>
+      <w:proofErr w:type="spellStart"/>
+      <w:r>
+        <w:t>MoH</w:t>
+      </w:r>
+      <w:proofErr w:type="spellEnd"/>
+      <w:r>
+        <w:t>”</w:t>
       </w:r>
       <w:r>
         <w:rPr>
@@ -2354,50 +2256,33 @@
         <w:t xml:space="preserve"> </w:t>
       </w:r>
       <w:r>
-        <w:t>.</w:t>
-      </w:r>
-      <w:r>
-        <w:rPr>
-          <w:color w:val="000000"/>
-          <w:shd w:val="clear" w:color="auto" w:fill="FFFF00"/>
-        </w:rPr>
-        <w:t>[</w:t>
+        <w:t>{ORGANIZATION_NAME}</w:t>
       </w:r>
       <w:r>
         <w:rPr>
           <w:color w:val="000000"/>
           <w:spacing w:val="40"/>
-          <w:shd w:val="clear" w:color="auto" w:fill="FFFF00"/>
-        </w:rPr>
-        <w:t xml:space="preserve"> </w:t>
-      </w:r>
-      <w:r>
-        <w:rPr>
-          <w:color w:val="000000"/>
-          <w:shd w:val="clear" w:color="auto" w:fill="FFFF00"/>
-        </w:rPr>
-        <w:t>proposed</w:t>
+        </w:rPr>
+        <w:t xml:space="preserve"> </w:t>
+      </w:r>
+      <w:r>
+        <w:rPr>
+          <w:color w:val="000000"/>
+        </w:rPr>
+        <w:t>both</w:t>
       </w:r>
       <w:r>
         <w:rPr>
           <w:color w:val="000000"/>
           <w:spacing w:val="40"/>
-          <w:shd w:val="clear" w:color="auto" w:fill="FFFF00"/>
-        </w:rPr>
-        <w:t xml:space="preserve"> </w:t>
-      </w:r>
-      <w:r>
-        <w:rPr>
-          <w:color w:val="000000"/>
-          <w:shd w:val="clear" w:color="auto" w:fill="FFFF00"/>
-        </w:rPr>
-        <w:t>institution</w:t>
-      </w:r>
-      <w:r>
-        <w:rPr>
-          <w:color w:val="000000"/>
-        </w:rPr>
-        <w:t>......................];</w:t>
+        </w:rPr>
+        <w:t xml:space="preserve"> </w:t>
+      </w:r>
+      <w:r>
+        <w:rPr>
+          <w:color w:val="000000"/>
+        </w:rPr>
+        <w:t>parties</w:t>
       </w:r>
       <w:r>
         <w:rPr>
@@ -2410,7 +2295,7 @@
         <w:rPr>
           <w:color w:val="000000"/>
         </w:rPr>
-        <w:t>both</w:t>
+        <w:t>agree</w:t>
       </w:r>
       <w:r>
         <w:rPr>
@@ -2423,32 +2308,6 @@
         <w:rPr>
           <w:color w:val="000000"/>
         </w:rPr>
-        <w:t>parties</w:t>
-      </w:r>
-      <w:r>
-        <w:rPr>
-          <w:color w:val="000000"/>
-          <w:spacing w:val="40"/>
-        </w:rPr>
-        <w:t xml:space="preserve"> </w:t>
-      </w:r>
-      <w:r>
-        <w:rPr>
-          <w:color w:val="000000"/>
-        </w:rPr>
-        <w:t>agree</w:t>
-      </w:r>
-      <w:r>
-        <w:rPr>
-          <w:color w:val="000000"/>
-          <w:spacing w:val="40"/>
-        </w:rPr>
-        <w:t xml:space="preserve"> </w:t>
-      </w:r>
-      <w:r>
-        <w:rPr>
-          <w:color w:val="000000"/>
-        </w:rPr>
         <w:t>to</w:t>
       </w:r>
       <w:r>
@@ -2462,7 +2321,13 @@
         <w:rPr>
           <w:color w:val="000000"/>
         </w:rPr>
-        <w:t>establish a partnership/collaboration in ……………………………………..</w:t>
+        <w:t xml:space="preserve">establish a partnership/collaboration in </w:t>
+      </w:r>
+      <w:r>
+        <w:rPr>
+          <w:color w:val="000000"/>
+        </w:rPr>
+        <w:t>{PROJECT_NAME}</w:t>
       </w:r>
     </w:p>
     <w:p>
@@ -2932,7 +2797,7 @@
         <w:t>is</w:t>
       </w:r>
       <w:r>
-        <w:tab/>
+        <w:t xml:space="preserve"> {OVERALL_GOAL} </w:t>
       </w:r>
       <w:r>
         <w:rPr>
@@ -2974,54 +2839,17 @@
     <w:p>
       <w:pPr>
         <w:pStyle w:val="BodyText"/>
-      </w:pPr>
-    </w:p>
-    <w:p>
-      <w:pPr>
-        <w:pStyle w:val="BodyText"/>
         <w:ind w:left="340"/>
       </w:pPr>
-      <w:r>
-        <w:rPr>
-          <w:spacing w:val="-5"/>
-        </w:rPr>
-        <w:t>1.</w:t>
-      </w:r>
-    </w:p>
-    <w:p>
-      <w:pPr>
-        <w:pStyle w:val="BodyText"/>
-        <w:ind w:left="340"/>
-      </w:pPr>
-      <w:r>
-        <w:rPr>
-          <w:spacing w:val="-5"/>
-        </w:rPr>
-        <w:t>2.</w:t>
-      </w:r>
-    </w:p>
-    <w:p>
-      <w:pPr>
-        <w:ind w:left="340"/>
-        <w:rPr>
-          <w:sz w:val="24"/>
-        </w:rPr>
-      </w:pPr>
-      <w:r>
-        <w:rPr>
-          <w:spacing w:val="-5"/>
-          <w:sz w:val="24"/>
-        </w:rPr>
-        <w:t>….</w:t>
-      </w:r>
-    </w:p>
-    <w:p>
-      <w:pPr>
-        <w:pStyle w:val="BodyText"/>
-        <w:rPr>
-          <w:sz w:val="26"/>
-        </w:rPr>
-      </w:pPr>
+    </w:p>
+    <w:p>
+      <w:pPr>
+        <w:pStyle w:val="BodyText"/>
+        <w:ind w:left="340" w:firstLine="380"/>
+      </w:pPr>
+      <w:r>
+        <w:t>{PROJECT_GOALS}</w:t>
+      </w:r>
     </w:p>
     <w:p>
       <w:pPr>
@@ -3258,7 +3086,20 @@
         <w:rPr>
           <w:sz w:val="24"/>
         </w:rPr>
-        <w:t>To provide supervision and inform [</w:t>
+        <w:t xml:space="preserve">To provide supervision and inform </w:t>
+      </w:r>
+      <w:r>
+        <w:rPr>
+          <w:sz w:val="24"/>
+        </w:rPr>
+        <w:t>{ORGANIZATION_NAME}</w:t>
+      </w:r>
+      <w:r>
+        <w:rPr>
+          <w:color w:val="000000"/>
+          <w:sz w:val="24"/>
+        </w:rPr>
+        <w:t xml:space="preserve"> of any concerns or changes in the National Health Policy where </w:t>
       </w:r>
       <w:r>
         <w:rPr>
@@ -3266,22 +3107,7 @@
           <w:sz w:val="24"/>
           <w:shd w:val="clear" w:color="auto" w:fill="00FFFF"/>
         </w:rPr>
-        <w:t>Proposed institution…..]</w:t>
-      </w:r>
-      <w:r>
-        <w:rPr>
-          <w:color w:val="000000"/>
-          <w:sz w:val="24"/>
-        </w:rPr>
-        <w:t xml:space="preserve"> of any concerns or changes in the National Health Policy where </w:t>
-      </w:r>
-      <w:r>
-        <w:rPr>
-          <w:color w:val="000000"/>
-          <w:sz w:val="24"/>
-          <w:shd w:val="clear" w:color="auto" w:fill="00FFFF"/>
-        </w:rPr>
-        <w:t>[partner’s area of intervention]</w:t>
+        <w:t>{ACTIVITIES_DOMAINS}</w:t>
       </w:r>
       <w:r>
         <w:rPr>
@@ -3325,14 +3151,7 @@
           <w:color w:val="000000"/>
           <w:sz w:val="24"/>
         </w:rPr>
-        <w:t>s</w:t>
-      </w:r>
-      <w:r>
-        <w:rPr>
-          <w:color w:val="000000"/>
-          <w:sz w:val="24"/>
-        </w:rPr>
-        <w:t>upport</w:t>
+        <w:t>support</w:t>
       </w:r>
       <w:r>
         <w:rPr>
@@ -3438,23 +3257,6 @@
           <w:sz w:val="24"/>
         </w:rPr>
         <w:t>program</w:t>
-      </w:r>
-      <w:r>
-        <w:rPr>
-          <w:color w:val="000000"/>
-          <w:spacing w:val="-1"/>
-          <w:sz w:val="24"/>
-        </w:rPr>
-        <w:t xml:space="preserve"> </w:t>
-      </w:r>
-      <w:r>
-        <w:rPr>
-          <w:color w:val="000000"/>
-          <w:spacing w:val="-2"/>
-          <w:sz w:val="24"/>
-          <w:shd w:val="clear" w:color="auto" w:fill="00FFFF"/>
-        </w:rPr>
-        <w:t>......................</w:t>
       </w:r>
     </w:p>
     <w:p>
@@ -3476,15 +3278,27 @@
         <w:rPr>
           <w:sz w:val="24"/>
         </w:rPr>
-        <w:t xml:space="preserve">To assigns Partners/SWAp Coordination Desk to provide to </w:t>
-      </w:r>
-      <w:r>
-        <w:rPr>
-          <w:color w:val="000000"/>
-          <w:sz w:val="24"/>
-          <w:shd w:val="clear" w:color="auto" w:fill="00FFFF"/>
-        </w:rPr>
-        <w:t>[Proposed institution]</w:t>
+        <w:t>To assigns Partners/</w:t>
+      </w:r>
+      <w:proofErr w:type="spellStart"/>
+      <w:r>
+        <w:rPr>
+          <w:sz w:val="24"/>
+        </w:rPr>
+        <w:t>SWAp</w:t>
+      </w:r>
+      <w:proofErr w:type="spellEnd"/>
+      <w:r>
+        <w:rPr>
+          <w:sz w:val="24"/>
+        </w:rPr>
+        <w:t xml:space="preserve"> Coordination Desk to provide to</w:t>
+      </w:r>
+      <w:r>
+        <w:rPr>
+          <w:sz w:val="24"/>
+        </w:rPr>
+        <w:t xml:space="preserve"> {ORGANIZATION_NAME}</w:t>
       </w:r>
       <w:r>
         <w:rPr>
@@ -3560,10 +3374,7 @@
       <w:bookmarkEnd w:id="3"/>
       <w:r>
         <w:lastRenderedPageBreak/>
-        <w:t>Re</w:t>
-      </w:r>
-      <w:r>
-        <w:t>sponsibilities</w:t>
+        <w:t>Responsibilities</w:t>
       </w:r>
       <w:r>
         <w:rPr>
@@ -3585,440 +3396,152 @@
           <w:color w:val="000000"/>
           <w:shd w:val="clear" w:color="auto" w:fill="FFFF00"/>
         </w:rPr>
-        <w:t>[propose</w:t>
-      </w:r>
-      <w:r>
-        <w:rPr>
-          <w:color w:val="000000"/>
-          <w:spacing w:val="-3"/>
-          <w:shd w:val="clear" w:color="auto" w:fill="FFFF00"/>
-        </w:rPr>
-        <w:t xml:space="preserve"> </w:t>
-      </w:r>
-      <w:r>
-        <w:rPr>
-          <w:color w:val="000000"/>
-          <w:shd w:val="clear" w:color="auto" w:fill="FFFF00"/>
-        </w:rPr>
-        <w:t>institution</w:t>
-      </w:r>
-      <w:r>
-        <w:rPr>
-          <w:color w:val="000000"/>
-        </w:rPr>
-        <w:t>,</w:t>
-      </w:r>
-      <w:r>
-        <w:rPr>
-          <w:color w:val="000000"/>
-          <w:spacing w:val="-3"/>
-        </w:rPr>
-        <w:t xml:space="preserve"> </w:t>
-      </w:r>
-      <w:r>
-        <w:rPr>
-          <w:color w:val="000000"/>
-          <w:shd w:val="clear" w:color="auto" w:fill="FFFF00"/>
-        </w:rPr>
-        <w:t>and</w:t>
-      </w:r>
-      <w:r>
-        <w:rPr>
-          <w:color w:val="000000"/>
-          <w:spacing w:val="-2"/>
-          <w:shd w:val="clear" w:color="auto" w:fill="FFFF00"/>
-        </w:rPr>
-        <w:t xml:space="preserve"> </w:t>
-      </w:r>
-      <w:r>
-        <w:rPr>
-          <w:color w:val="000000"/>
-          <w:shd w:val="clear" w:color="auto" w:fill="FFFF00"/>
-        </w:rPr>
-        <w:t>fill</w:t>
-      </w:r>
-      <w:r>
-        <w:rPr>
-          <w:color w:val="000000"/>
-          <w:spacing w:val="-5"/>
-          <w:shd w:val="clear" w:color="auto" w:fill="FFFF00"/>
-        </w:rPr>
-        <w:t xml:space="preserve"> </w:t>
-      </w:r>
-      <w:r>
-        <w:rPr>
-          <w:color w:val="000000"/>
-          <w:shd w:val="clear" w:color="auto" w:fill="FFFF00"/>
+        <w:t>{ORGANIZATION_NAME}</w:t>
+      </w:r>
+    </w:p>
+    <w:p>
+      <w:pPr>
+        <w:pStyle w:val="BodyText"/>
+        <w:rPr>
+          <w:b/>
+        </w:rPr>
+      </w:pPr>
+    </w:p>
+    <w:p>
+      <w:pPr>
+        <w:ind w:left="340"/>
+        <w:rPr>
+          <w:b/>
+          <w:sz w:val="24"/>
+        </w:rPr>
+      </w:pPr>
+      <w:r>
+        <w:rPr>
+          <w:b/>
+          <w:sz w:val="24"/>
+        </w:rPr>
+        <w:t>The</w:t>
+      </w:r>
+      <w:r>
+        <w:rPr>
+          <w:b/>
+          <w:spacing w:val="9"/>
+          <w:sz w:val="24"/>
+        </w:rPr>
+        <w:t xml:space="preserve"> </w:t>
+      </w:r>
+      <w:r>
+        <w:rPr>
+          <w:b/>
+          <w:sz w:val="24"/>
         </w:rPr>
         <w:t>responsibilities</w:t>
       </w:r>
       <w:r>
         <w:rPr>
-          <w:color w:val="000000"/>
-          <w:spacing w:val="-2"/>
-          <w:shd w:val="clear" w:color="auto" w:fill="FFFF00"/>
-        </w:rPr>
-        <w:t xml:space="preserve"> part</w:t>
-      </w:r>
-      <w:r>
-        <w:rPr>
-          <w:color w:val="000000"/>
-          <w:spacing w:val="-2"/>
-        </w:rPr>
-        <w:t>]</w:t>
-      </w:r>
-    </w:p>
-    <w:p>
-      <w:pPr>
-        <w:pStyle w:val="BodyText"/>
-        <w:rPr>
-          <w:b/>
-        </w:rPr>
-      </w:pPr>
-    </w:p>
-    <w:p>
-      <w:pPr>
+          <w:b/>
+          <w:spacing w:val="12"/>
+          <w:sz w:val="24"/>
+        </w:rPr>
+        <w:t xml:space="preserve"> </w:t>
+      </w:r>
+      <w:r>
+        <w:rPr>
+          <w:b/>
+          <w:sz w:val="24"/>
+        </w:rPr>
+        <w:t>of</w:t>
+      </w:r>
+      <w:r>
+        <w:rPr>
+          <w:b/>
+          <w:spacing w:val="11"/>
+          <w:sz w:val="24"/>
+        </w:rPr>
+        <w:t xml:space="preserve"> </w:t>
+      </w:r>
+      <w:r>
+        <w:rPr>
+          <w:b/>
+          <w:sz w:val="24"/>
+        </w:rPr>
+        <w:t>{ORGANIZATION_NAME}</w:t>
+      </w:r>
+      <w:r>
+        <w:rPr>
+          <w:b/>
+          <w:spacing w:val="12"/>
+          <w:sz w:val="24"/>
+        </w:rPr>
+        <w:t xml:space="preserve"> </w:t>
+      </w:r>
+      <w:r>
+        <w:rPr>
+          <w:b/>
+          <w:sz w:val="24"/>
+        </w:rPr>
+        <w:t>are</w:t>
+      </w:r>
+      <w:r>
+        <w:rPr>
+          <w:b/>
+          <w:spacing w:val="11"/>
+          <w:sz w:val="24"/>
+        </w:rPr>
+        <w:t xml:space="preserve"> </w:t>
+      </w:r>
+      <w:r>
+        <w:rPr>
+          <w:b/>
+          <w:sz w:val="24"/>
+        </w:rPr>
+        <w:t>as</w:t>
+      </w:r>
+      <w:r>
+        <w:rPr>
+          <w:b/>
+          <w:spacing w:val="12"/>
+          <w:sz w:val="24"/>
+        </w:rPr>
+        <w:t xml:space="preserve"> </w:t>
+      </w:r>
+      <w:r>
+        <w:rPr>
+          <w:b/>
+          <w:spacing w:val="-2"/>
+          <w:sz w:val="24"/>
+        </w:rPr>
+        <w:t>follows:</w:t>
+      </w:r>
+    </w:p>
+    <w:p>
+      <w:pPr>
+        <w:pStyle w:val="BodyText"/>
+        <w:rPr>
+          <w:i/>
+        </w:rPr>
+      </w:pPr>
+    </w:p>
+    <w:p>
+      <w:pPr>
+        <w:pStyle w:val="BodyText"/>
         <w:ind w:left="340"/>
         <w:rPr>
-          <w:b/>
-          <w:sz w:val="24"/>
-        </w:rPr>
-      </w:pPr>
-      <w:r>
-        <w:rPr>
-          <w:b/>
-          <w:sz w:val="24"/>
-        </w:rPr>
-        <w:t>The</w:t>
-      </w:r>
-      <w:r>
-        <w:rPr>
-          <w:b/>
-          <w:spacing w:val="9"/>
-          <w:sz w:val="24"/>
-        </w:rPr>
-        <w:t xml:space="preserve"> </w:t>
-      </w:r>
-      <w:r>
-        <w:rPr>
-          <w:b/>
-          <w:sz w:val="24"/>
-        </w:rPr>
-        <w:t>responsibilities</w:t>
-      </w:r>
-      <w:r>
-        <w:rPr>
-          <w:b/>
-          <w:spacing w:val="12"/>
-          <w:sz w:val="24"/>
-        </w:rPr>
-        <w:t xml:space="preserve"> </w:t>
-      </w:r>
-      <w:r>
-        <w:rPr>
-          <w:b/>
-          <w:sz w:val="24"/>
-        </w:rPr>
-        <w:t>of</w:t>
-      </w:r>
-      <w:r>
-        <w:rPr>
-          <w:b/>
-          <w:spacing w:val="11"/>
-          <w:sz w:val="24"/>
-        </w:rPr>
-        <w:t xml:space="preserve"> </w:t>
-      </w:r>
-      <w:r>
-        <w:rPr>
-          <w:b/>
-          <w:sz w:val="24"/>
-        </w:rPr>
-        <w:t>[propose</w:t>
-      </w:r>
-      <w:r>
-        <w:rPr>
-          <w:b/>
-          <w:spacing w:val="11"/>
-          <w:sz w:val="24"/>
-        </w:rPr>
-        <w:t xml:space="preserve"> </w:t>
-      </w:r>
-      <w:r>
-        <w:rPr>
-          <w:b/>
-          <w:sz w:val="24"/>
-        </w:rPr>
-        <w:t>institution,</w:t>
-      </w:r>
-      <w:r>
-        <w:rPr>
-          <w:b/>
-          <w:spacing w:val="12"/>
-          <w:sz w:val="24"/>
-        </w:rPr>
-        <w:t xml:space="preserve"> </w:t>
-      </w:r>
-      <w:r>
-        <w:rPr>
-          <w:b/>
-          <w:sz w:val="24"/>
-        </w:rPr>
-        <w:t>and</w:t>
-      </w:r>
-      <w:r>
-        <w:rPr>
-          <w:b/>
-          <w:spacing w:val="13"/>
-          <w:sz w:val="24"/>
-        </w:rPr>
-        <w:t xml:space="preserve"> </w:t>
-      </w:r>
-      <w:r>
-        <w:rPr>
-          <w:b/>
-          <w:sz w:val="24"/>
-        </w:rPr>
-        <w:t>fill</w:t>
-      </w:r>
-      <w:r>
-        <w:rPr>
-          <w:b/>
-          <w:spacing w:val="11"/>
-          <w:sz w:val="24"/>
-        </w:rPr>
-        <w:t xml:space="preserve"> </w:t>
-      </w:r>
-      <w:r>
-        <w:rPr>
-          <w:b/>
-          <w:sz w:val="24"/>
-        </w:rPr>
-        <w:t>responsibilities</w:t>
-      </w:r>
-      <w:r>
-        <w:rPr>
-          <w:b/>
-          <w:spacing w:val="12"/>
-          <w:sz w:val="24"/>
-        </w:rPr>
-        <w:t xml:space="preserve"> </w:t>
-      </w:r>
-      <w:r>
-        <w:rPr>
-          <w:b/>
-          <w:sz w:val="24"/>
-        </w:rPr>
-        <w:t>part]</w:t>
-      </w:r>
-      <w:r>
-        <w:rPr>
-          <w:b/>
-          <w:spacing w:val="12"/>
-          <w:sz w:val="24"/>
-        </w:rPr>
-        <w:t xml:space="preserve"> </w:t>
-      </w:r>
-      <w:r>
-        <w:rPr>
-          <w:b/>
-          <w:sz w:val="24"/>
-        </w:rPr>
-        <w:t>are</w:t>
-      </w:r>
-      <w:r>
-        <w:rPr>
-          <w:b/>
-          <w:spacing w:val="11"/>
-          <w:sz w:val="24"/>
-        </w:rPr>
-        <w:t xml:space="preserve"> </w:t>
-      </w:r>
-      <w:r>
-        <w:rPr>
-          <w:b/>
-          <w:sz w:val="24"/>
-        </w:rPr>
-        <w:t>as</w:t>
-      </w:r>
-      <w:r>
-        <w:rPr>
-          <w:b/>
-          <w:spacing w:val="12"/>
-          <w:sz w:val="24"/>
-        </w:rPr>
-        <w:t xml:space="preserve"> </w:t>
-      </w:r>
-      <w:r>
-        <w:rPr>
-          <w:b/>
-          <w:spacing w:val="-2"/>
-          <w:sz w:val="24"/>
-        </w:rPr>
-        <w:t>follows:</w:t>
-      </w:r>
-    </w:p>
-    <w:p>
-      <w:pPr>
+          <w:spacing w:val="-2"/>
+        </w:rPr>
+      </w:pPr>
+      <w:r>
+        <w:rPr>
+          <w:spacing w:val="-2"/>
+        </w:rPr>
+        <w:t>{PARTY_RESPONSIBILITIES}</w:t>
+      </w:r>
+    </w:p>
+    <w:p>
+      <w:pPr>
+        <w:pStyle w:val="BodyText"/>
         <w:ind w:left="340"/>
-        <w:rPr>
-          <w:i/>
-          <w:sz w:val="24"/>
-        </w:rPr>
-      </w:pPr>
-      <w:r>
-        <w:rPr>
-          <w:sz w:val="24"/>
-        </w:rPr>
-        <w:t>(</w:t>
-      </w:r>
-      <w:r>
-        <w:rPr>
-          <w:i/>
-          <w:sz w:val="24"/>
-        </w:rPr>
-        <w:t>Please</w:t>
-      </w:r>
-      <w:r>
-        <w:rPr>
-          <w:i/>
-          <w:spacing w:val="-2"/>
-          <w:sz w:val="24"/>
-        </w:rPr>
-        <w:t xml:space="preserve"> </w:t>
-      </w:r>
-      <w:r>
-        <w:rPr>
-          <w:i/>
-          <w:sz w:val="24"/>
-        </w:rPr>
-        <w:t>provide</w:t>
-      </w:r>
-      <w:r>
-        <w:rPr>
-          <w:i/>
-          <w:spacing w:val="-2"/>
-          <w:sz w:val="24"/>
-        </w:rPr>
-        <w:t xml:space="preserve"> </w:t>
-      </w:r>
-      <w:r>
-        <w:rPr>
-          <w:i/>
-          <w:sz w:val="24"/>
-        </w:rPr>
-        <w:t>the</w:t>
-      </w:r>
-      <w:r>
-        <w:rPr>
-          <w:i/>
-          <w:spacing w:val="-2"/>
-          <w:sz w:val="24"/>
-        </w:rPr>
-        <w:t xml:space="preserve"> </w:t>
-      </w:r>
-      <w:r>
-        <w:rPr>
-          <w:i/>
-          <w:sz w:val="24"/>
-        </w:rPr>
-        <w:t>list</w:t>
-      </w:r>
-      <w:r>
-        <w:rPr>
-          <w:i/>
-          <w:spacing w:val="-1"/>
-          <w:sz w:val="24"/>
-        </w:rPr>
-        <w:t xml:space="preserve"> </w:t>
-      </w:r>
-      <w:r>
-        <w:rPr>
-          <w:i/>
-          <w:sz w:val="24"/>
-        </w:rPr>
-        <w:t>of</w:t>
-      </w:r>
-      <w:r>
-        <w:rPr>
-          <w:i/>
-          <w:spacing w:val="-1"/>
-          <w:sz w:val="24"/>
-        </w:rPr>
-        <w:t xml:space="preserve"> </w:t>
-      </w:r>
-      <w:r>
-        <w:rPr>
-          <w:i/>
-          <w:sz w:val="24"/>
-        </w:rPr>
-        <w:t>interventions</w:t>
-      </w:r>
-      <w:r>
-        <w:rPr>
-          <w:i/>
-          <w:spacing w:val="-1"/>
-          <w:sz w:val="24"/>
-        </w:rPr>
-        <w:t xml:space="preserve"> </w:t>
-      </w:r>
-      <w:r>
-        <w:rPr>
-          <w:i/>
-          <w:spacing w:val="-4"/>
-          <w:sz w:val="24"/>
-        </w:rPr>
-        <w:t>here)</w:t>
-      </w:r>
-    </w:p>
-    <w:p>
-      <w:pPr>
-        <w:pStyle w:val="BodyText"/>
-        <w:rPr>
-          <w:i/>
-        </w:rPr>
-      </w:pPr>
-    </w:p>
-    <w:p>
-      <w:pPr>
-        <w:pStyle w:val="BodyText"/>
-        <w:ind w:left="340"/>
-      </w:pPr>
-      <w:r>
-        <w:rPr>
-          <w:spacing w:val="-2"/>
-        </w:rPr>
-        <w:t>To..........................................................................</w:t>
-      </w:r>
-    </w:p>
-    <w:p>
-      <w:pPr>
-        <w:pStyle w:val="BodyText"/>
-      </w:pPr>
-    </w:p>
-    <w:p>
-      <w:pPr>
-        <w:pStyle w:val="BodyText"/>
-        <w:ind w:left="340"/>
-      </w:pPr>
-      <w:r>
-        <w:rPr>
-          <w:spacing w:val="-2"/>
-        </w:rPr>
-        <w:t>To.............................................................................</w:t>
-      </w:r>
-    </w:p>
-    <w:p>
-      <w:pPr>
-        <w:pStyle w:val="BodyText"/>
-        <w:ind w:left="340"/>
-      </w:pPr>
-      <w:r>
-        <w:rPr>
-          <w:spacing w:val="-2"/>
-        </w:rPr>
-        <w:t>To............................................................................</w:t>
-      </w:r>
+      </w:pPr>
     </w:p>
     <w:p>
       <w:pPr>
@@ -4031,20 +3554,27 @@
           <w:color w:val="000000"/>
           <w:shd w:val="clear" w:color="auto" w:fill="FFFF00"/>
         </w:rPr>
-        <w:t>[Proposed instituti</w:t>
-      </w:r>
-      <w:r>
-        <w:rPr>
-          <w:color w:val="000000"/>
-          <w:shd w:val="clear" w:color="auto" w:fill="FFFF00"/>
-        </w:rPr>
-        <w:t>on</w:t>
-      </w:r>
-      <w:r>
-        <w:rPr>
-          <w:color w:val="000000"/>
-        </w:rPr>
-        <w:t xml:space="preserve">] agrees to submit regular financial and activity reports on progress made, challenges and future projections to the Ministry of Health’s Partners/SWAp Coordination and affiliated institutions informed about its projects, as well as reporting in </w:t>
+        <w:t>{ORGANIZATION_NAME}</w:t>
+      </w:r>
+      <w:r>
+        <w:rPr>
+          <w:color w:val="000000"/>
+        </w:rPr>
+        <w:t xml:space="preserve"> agrees to submit regular financial and activity reports on progress made, challenges and future projections to the Ministry of Health’s Partners/</w:t>
+      </w:r>
+      <w:proofErr w:type="spellStart"/>
+      <w:r>
+        <w:rPr>
+          <w:color w:val="000000"/>
+        </w:rPr>
+        <w:t>SWAp</w:t>
+      </w:r>
+      <w:proofErr w:type="spellEnd"/>
+      <w:r>
+        <w:rPr>
+          <w:color w:val="000000"/>
+        </w:rPr>
+        <w:t xml:space="preserve"> Coordination and affiliated institutions informed about its projects, as well as reporting in </w:t>
       </w:r>
       <w:r>
         <w:rPr>
@@ -4077,14 +3607,7 @@
           <w:smallCaps/>
           <w:spacing w:val="-2"/>
         </w:rPr>
-        <w:t>I</w:t>
-      </w:r>
-      <w:r>
-        <w:rPr>
-          <w:smallCaps/>
-          <w:spacing w:val="-2"/>
-        </w:rPr>
-        <w:t>ntellectual</w:t>
+        <w:t>Intellectual</w:t>
       </w:r>
       <w:r>
         <w:rPr>
@@ -4157,19 +3680,13 @@
           <w:color w:val="000000"/>
           <w:shd w:val="clear" w:color="auto" w:fill="FFFF00"/>
         </w:rPr>
-        <w:t>[Proposed institution]</w:t>
-      </w:r>
-      <w:r>
-        <w:rPr>
-          <w:color w:val="000000"/>
-        </w:rPr>
-        <w:t xml:space="preserve"> may do so only with the prior consultations with the MOH and within the li</w:t>
-      </w:r>
-      <w:r>
-        <w:rPr>
-          <w:color w:val="000000"/>
-        </w:rPr>
-        <w:t>mits of the Rwanda law on Data Protection and Privacy. Both Parties agree to properly attribute authorship or contributions of the other in any publications that include any such</w:t>
+        <w:t>{ORGANIZATION_NAME}</w:t>
+      </w:r>
+      <w:r>
+        <w:rPr>
+          <w:color w:val="000000"/>
+        </w:rPr>
+        <w:t xml:space="preserve"> may do so only with the prior consultations with the MOH and within the limits of the Rwanda law on Data Protection and Privacy. Both Parties agree to properly attribute authorship or contributions of the other in any publications that include any such</w:t>
       </w:r>
       <w:r>
         <w:rPr>
@@ -4241,10 +3758,7 @@
         <w:jc w:val="both"/>
       </w:pPr>
       <w:r>
-        <w:t>The laws of Rwanda shall govern this MoU. A</w:t>
-      </w:r>
-      <w:r>
-        <w:t>ny dispute, misinterpretation or misunderstanding arising out of the implementation of any provisions of this Memorandum</w:t>
+        <w:t>The laws of Rwanda shall govern this MoU. Any dispute, misinterpretation or misunderstanding arising out of the implementation of any provisions of this Memorandum</w:t>
       </w:r>
       <w:r>
         <w:rPr>
@@ -4253,10 +3767,7 @@
         <w:t xml:space="preserve"> </w:t>
       </w:r>
       <w:r>
-        <w:t>of Understanding shall be settled amicably. In case the parties fail to agree either party shall have the liberty to terminate this MoU</w:t>
-      </w:r>
-      <w:r>
-        <w:t>.</w:t>
+        <w:t>of Understanding shall be settled amicably. In case the parties fail to agree either party shall have the liberty to terminate this MoU.</w:t>
       </w:r>
     </w:p>
     <w:p>
@@ -4380,10 +3891,7 @@
         <w:jc w:val="both"/>
       </w:pPr>
       <w:r>
-        <w:t xml:space="preserve">This MoU does not constitute or replace the registration certificate for NGOs issued by </w:t>
-      </w:r>
-      <w:r>
-        <w:t>the RGB, therefore</w:t>
+        <w:t>This MoU does not constitute or replace the registration certificate for NGOs issued by the RGB, therefore</w:t>
       </w:r>
       <w:r>
         <w:rPr>
@@ -4513,22 +4021,7 @@
           <w:color w:val="000000"/>
           <w:shd w:val="clear" w:color="auto" w:fill="FFFF00"/>
         </w:rPr>
-        <w:t>[Proposed</w:t>
-      </w:r>
-      <w:r>
-        <w:rPr>
-          <w:color w:val="000000"/>
-          <w:spacing w:val="-2"/>
-          <w:shd w:val="clear" w:color="auto" w:fill="FFFF00"/>
-        </w:rPr>
-        <w:t xml:space="preserve"> </w:t>
-      </w:r>
-      <w:r>
-        <w:rPr>
-          <w:color w:val="000000"/>
-          <w:shd w:val="clear" w:color="auto" w:fill="FFFF00"/>
-        </w:rPr>
-        <w:t>institution]</w:t>
+        <w:t>{ORGANIZATION_NAME}</w:t>
       </w:r>
       <w:r>
         <w:rPr>
@@ -4745,10 +4238,7 @@
         <w:t xml:space="preserve"> </w:t>
       </w:r>
       <w:r>
-        <w:t>Ag</w:t>
-      </w:r>
-      <w:r>
-        <w:t>reement</w:t>
+        <w:t>Agreement</w:t>
       </w:r>
       <w:r>
         <w:rPr>
@@ -4920,7 +4410,7 @@
       <w:tblGrid>
         <w:gridCol w:w="3597"/>
         <w:gridCol w:w="1979"/>
-        <w:gridCol w:w="2883"/>
+        <w:gridCol w:w="3757"/>
       </w:tblGrid>
       <w:tr>
         <w:trPr>
@@ -4997,7 +4487,7 @@
         </w:tc>
         <w:tc>
           <w:tcPr>
-            <w:tcW w:w="4862" w:type="dxa"/>
+            <w:tcW w:w="5736" w:type="dxa"/>
             <w:gridSpan w:val="2"/>
           </w:tcPr>
           <w:p>
@@ -5132,16 +4622,16 @@
         </w:tc>
         <w:tc>
           <w:tcPr>
-            <w:tcW w:w="2883" w:type="dxa"/>
+            <w:tcW w:w="3757" w:type="dxa"/>
           </w:tcPr>
           <w:p>
             <w:pPr>
-              <w:pStyle w:val="TableParagraph"/>
-              <w:spacing w:line="271" w:lineRule="exact"/>
-              <w:ind w:right="47"/>
+              <w:spacing w:before="90"/>
+              <w:ind w:left="340"/>
               <w:jc w:val="right"/>
               <w:rPr>
                 <w:b/>
+                <w:i/>
                 <w:sz w:val="24"/>
               </w:rPr>
             </w:pPr>
@@ -5180,25 +4670,14 @@
                 <w:b/>
                 <w:sz w:val="24"/>
               </w:rPr>
-              <w:t>of</w:t>
+              <w:t>o</w:t>
             </w:r>
             <w:r>
               <w:rPr>
                 <w:b/>
-                <w:spacing w:val="-1"/>
                 <w:sz w:val="24"/>
               </w:rPr>
-              <w:t xml:space="preserve"> </w:t>
-            </w:r>
-            <w:r>
-              <w:rPr>
-                <w:b/>
-                <w:color w:val="000000"/>
-                <w:spacing w:val="-4"/>
-                <w:sz w:val="24"/>
-                <w:shd w:val="clear" w:color="auto" w:fill="00FFFF"/>
-              </w:rPr>
-              <w:t>…………</w:t>
+              <w:t>f {ORGANIZATION_NAME}</w:t>
             </w:r>
           </w:p>
           <w:p>
@@ -5353,7 +4832,7 @@
           <w:sz w:val="24"/>
           <w:shd w:val="clear" w:color="auto" w:fill="00FFFF"/>
         </w:rPr>
-        <w:t>Names……………</w:t>
+        <w:t>{PARTY_SIGNATORY_NAME}</w:t>
       </w:r>
     </w:p>
     <w:p>
@@ -5412,7 +4891,7 @@
           <w:sz w:val="24"/>
           <w:shd w:val="clear" w:color="auto" w:fill="00FFFF"/>
         </w:rPr>
-        <w:t>Position………….</w:t>
+        <w:t>{PARTY_SIGNATORY_POSITION}</w:t>
       </w:r>
     </w:p>
     <w:sectPr>
@@ -5600,7 +5079,6 @@
       <w:lvlJc w:val="left"/>
       <w:pPr>
         <w:ind w:left="1060" w:hanging="720"/>
-        <w:jc w:val="left"/>
       </w:pPr>
       <w:rPr>
         <w:rFonts w:ascii="Georgia" w:eastAsia="Georgia" w:hAnsi="Georgia" w:cs="Georgia" w:hint="default"/>
@@ -5622,7 +5100,6 @@
       <w:lvlJc w:val="left"/>
       <w:pPr>
         <w:ind w:left="1060" w:hanging="360"/>
-        <w:jc w:val="left"/>
       </w:pPr>
       <w:rPr>
         <w:rFonts w:ascii="Times New Roman" w:eastAsia="Times New Roman" w:hAnsi="Times New Roman" w:cs="Times New Roman" w:hint="default"/>
@@ -5733,7 +5210,6 @@
       <w:lvlJc w:val="left"/>
       <w:pPr>
         <w:ind w:left="1060" w:hanging="360"/>
-        <w:jc w:val="left"/>
       </w:pPr>
       <w:rPr>
         <w:rFonts w:ascii="Times New Roman" w:eastAsia="Times New Roman" w:hAnsi="Times New Roman" w:cs="Times New Roman" w:hint="default"/>
@@ -5856,7 +5332,6 @@
       <w:lvlJc w:val="left"/>
       <w:pPr>
         <w:ind w:left="340" w:hanging="432"/>
-        <w:jc w:val="left"/>
       </w:pPr>
       <w:rPr>
         <w:rFonts w:ascii="Times New Roman" w:eastAsia="Times New Roman" w:hAnsi="Times New Roman" w:cs="Times New Roman" w:hint="default"/>
@@ -5878,7 +5353,6 @@
       <w:lvlJc w:val="left"/>
       <w:pPr>
         <w:ind w:left="700" w:hanging="360"/>
-        <w:jc w:val="left"/>
       </w:pPr>
       <w:rPr>
         <w:rFonts w:hint="default"/>

--- a/mou_templates/mou_local.docx
+++ b/mou_templates/mou_local.docx
@@ -1230,7 +1230,6 @@
         <w:jc w:val="both"/>
       </w:pPr>
       <w:r>
-        <w:lastRenderedPageBreak/>
         <w:t>T</w:t>
       </w:r>
       <w:r>
@@ -1287,7 +1286,7 @@
     </w:p>
     <w:p>
       <w:pPr>
-        <w:pStyle w:val="MediumGrid1-Accent2"/>
+        <w:pStyle w:val="MediumGrid1-Accent21"/>
         <w:numPr>
           <w:ilvl w:val="0"/>
           <w:numId w:val="5"/>
@@ -1933,7 +1932,7 @@
     <w:p/>
     <w:p>
       <w:pPr>
-        <w:pStyle w:val="MediumGrid1-Accent2"/>
+        <w:pStyle w:val="MediumGrid1-Accent21"/>
         <w:ind w:left="0"/>
         <w:jc w:val="both"/>
       </w:pPr>
@@ -1961,14 +1960,14 @@
     </w:p>
     <w:p>
       <w:pPr>
-        <w:pStyle w:val="MediumGrid1-Accent2"/>
+        <w:pStyle w:val="MediumGrid1-Accent21"/>
         <w:ind w:left="0"/>
         <w:jc w:val="both"/>
       </w:pPr>
     </w:p>
     <w:p>
       <w:pPr>
-        <w:pStyle w:val="MediumGrid1-Accent2"/>
+        <w:pStyle w:val="MediumGrid1-Accent21"/>
         <w:ind w:left="0"/>
         <w:jc w:val="both"/>
       </w:pPr>
@@ -1978,12 +1977,11 @@
     </w:p>
     <w:p>
       <w:pPr>
-        <w:pStyle w:val="MediumGrid1-Accent2"/>
+        <w:pStyle w:val="MediumGrid1-Accent21"/>
         <w:ind w:left="0"/>
         <w:jc w:val="both"/>
       </w:pPr>
       <w:r>
-        <w:lastRenderedPageBreak/>
         <w:t xml:space="preserve">{ORGANIZATION_NAME} </w:t>
       </w:r>
       <w:r>
@@ -1992,13 +1990,13 @@
     </w:p>
     <w:p>
       <w:pPr>
-        <w:pStyle w:val="MediumGrid1-Accent2"/>
-        <w:jc w:val="both"/>
-      </w:pPr>
-    </w:p>
-    <w:p>
-      <w:pPr>
-        <w:pStyle w:val="MediumGrid1-Accent2"/>
+        <w:pStyle w:val="MediumGrid1-Accent21"/>
+        <w:jc w:val="both"/>
+      </w:pPr>
+    </w:p>
+    <w:p>
+      <w:pPr>
+        <w:pStyle w:val="MediumGrid1-Accent21"/>
         <w:numPr>
           <w:ilvl w:val="0"/>
           <w:numId w:val="5"/>
@@ -2020,7 +2018,7 @@
     </w:p>
     <w:p>
       <w:pPr>
-        <w:pStyle w:val="MediumGrid1-Accent2"/>
+        <w:pStyle w:val="MediumGrid1-Accent21"/>
         <w:contextualSpacing/>
         <w:jc w:val="both"/>
         <w:rPr>
@@ -2261,7 +2259,7 @@
     </w:p>
     <w:p>
       <w:pPr>
-        <w:pStyle w:val="MediumGrid1-Accent2"/>
+        <w:pStyle w:val="MediumGrid1-Accent21"/>
         <w:jc w:val="both"/>
         <w:rPr>
           <w:rStyle w:val="Bold"/>
@@ -2275,7 +2273,7 @@
     </w:p>
     <w:p>
       <w:pPr>
-        <w:pStyle w:val="MediumGrid1-Accent2"/>
+        <w:pStyle w:val="MediumGrid1-Accent21"/>
         <w:jc w:val="both"/>
         <w:rPr>
           <w:rStyle w:val="Bold"/>
@@ -2289,7 +2287,7 @@
     </w:p>
     <w:p>
       <w:pPr>
-        <w:pStyle w:val="MediumGrid1-Accent2"/>
+        <w:pStyle w:val="MediumGrid1-Accent21"/>
         <w:jc w:val="both"/>
         <w:rPr>
           <w:rStyle w:val="Bold"/>
@@ -2303,7 +2301,7 @@
     </w:p>
     <w:p>
       <w:pPr>
-        <w:pStyle w:val="MediumGrid1-Accent2"/>
+        <w:pStyle w:val="MediumGrid1-Accent21"/>
         <w:jc w:val="both"/>
         <w:rPr>
           <w:rStyle w:val="Bold"/>
@@ -2317,7 +2315,7 @@
     </w:p>
     <w:p>
       <w:pPr>
-        <w:pStyle w:val="MediumGrid1-Accent2"/>
+        <w:pStyle w:val="MediumGrid1-Accent21"/>
         <w:jc w:val="both"/>
         <w:rPr>
           <w:rStyle w:val="Bold"/>
@@ -2331,7 +2329,7 @@
     </w:p>
     <w:p>
       <w:pPr>
-        <w:pStyle w:val="MediumGrid1-Accent2"/>
+        <w:pStyle w:val="MediumGrid1-Accent21"/>
         <w:numPr>
           <w:ilvl w:val="0"/>
           <w:numId w:val="5"/>
@@ -2462,7 +2460,6 @@
           <w:b w:val="0"/>
           <w:szCs w:val="24"/>
         </w:rPr>
-        <w:lastRenderedPageBreak/>
         <w:t xml:space="preserve">The </w:t>
       </w:r>
       <w:r>
@@ -2527,7 +2524,7 @@
           <w:b w:val="0"/>
           <w:szCs w:val="24"/>
         </w:rPr>
-        <w:t>(date/Month/Year)</w:t>
+        <w:t>{DATE}</w:t>
       </w:r>
       <w:r>
         <w:rPr>
@@ -5005,8 +5002,8 @@
     <w:lsdException w:name="Plain Table 5" w:uiPriority="31" w:qFormat="1"/>
     <w:lsdException w:name="Grid Table Light" w:uiPriority="32" w:qFormat="1"/>
     <w:lsdException w:name="Grid Table 1 Light" w:uiPriority="33" w:qFormat="1"/>
-    <w:lsdException w:name="Grid Table 2" w:semiHidden="1" w:uiPriority="37" w:unhideWhenUsed="1"/>
-    <w:lsdException w:name="Grid Table 3" w:semiHidden="1" w:uiPriority="39" w:unhideWhenUsed="1" w:qFormat="1"/>
+    <w:lsdException w:name="Grid Table 2" w:uiPriority="37"/>
+    <w:lsdException w:name="Grid Table 3" w:uiPriority="39" w:qFormat="1"/>
     <w:lsdException w:name="Grid Table 4" w:uiPriority="49"/>
     <w:lsdException w:name="Grid Table 5 Dark" w:uiPriority="50"/>
     <w:lsdException w:name="Grid Table 6 Colorful" w:uiPriority="51"/>
@@ -5173,6 +5170,7 @@
   <w:style w:type="character" w:default="1" w:styleId="DefaultParagraphFont">
     <w:name w:val="Default Paragraph Font"/>
     <w:uiPriority w:val="1"/>
+    <w:semiHidden/>
     <w:unhideWhenUsed/>
   </w:style>
   <w:style w:type="table" w:default="1" w:styleId="TableNormal">
@@ -5180,7 +5178,6 @@
     <w:uiPriority w:val="99"/>
     <w:semiHidden/>
     <w:unhideWhenUsed/>
-    <w:qFormat/>
     <w:tblPr>
       <w:tblInd w:w="0" w:type="dxa"/>
       <w:tblCellMar>
@@ -5454,8 +5451,8 @@
       <w:lang w:val="en-GB"/>
     </w:rPr>
   </w:style>
-  <w:style w:type="paragraph" w:styleId="MediumGrid1-Accent2">
-    <w:name w:val="Medium Grid 1 Accent 2"/>
+  <w:style w:type="paragraph" w:customStyle="1" w:styleId="MediumGrid1-Accent21">
+    <w:name w:val="Medium Grid 1 - Accent 21"/>
     <w:basedOn w:val="Normal"/>
     <w:uiPriority w:val="72"/>
     <w:qFormat/>

--- a/mou_templates/mou_local.docx
+++ b/mou_templates/mou_local.docx
@@ -214,6 +214,13 @@
           <w:caps/>
         </w:rPr>
       </w:pPr>
+      <w:r>
+        <w:rPr>
+          <w:b/>
+          <w:caps/>
+        </w:rPr>
+        <w:t>{ORGANIZATION_NAME}</w:t>
+      </w:r>
     </w:p>
     <w:p>
       <w:pPr>
@@ -223,14 +230,15 @@
           <w:caps/>
         </w:rPr>
       </w:pPr>
-      <w:r>
+    </w:p>
+    <w:p>
+      <w:pPr>
+        <w:jc w:val="center"/>
         <w:rPr>
           <w:b/>
           <w:caps/>
-          <w:color w:val="FF0000"/>
-        </w:rPr>
-        <w:t>{ORGANIZATION_NAME}</w:t>
-      </w:r>
+        </w:rPr>
+      </w:pPr>
     </w:p>
     <w:p>
       <w:pPr>
@@ -414,6 +422,15 @@
     </w:p>
     <w:p>
       <w:pPr>
+        <w:jc w:val="both"/>
+        <w:rPr>
+          <w:b/>
+          <w:caps/>
+        </w:rPr>
+      </w:pPr>
+    </w:p>
+    <w:p>
+      <w:pPr>
         <w:jc w:val="center"/>
         <w:rPr>
           <w:b/>
@@ -441,7 +458,7 @@
     </w:p>
     <w:p>
       <w:pPr>
-        <w:jc w:val="both"/>
+        <w:jc w:val="center"/>
         <w:rPr>
           <w:b/>
           <w:caps/>
@@ -462,42 +479,6 @@
         <w:jc w:val="center"/>
         <w:rPr>
           <w:b/>
-          <w:caps/>
-        </w:rPr>
-      </w:pPr>
-    </w:p>
-    <w:p>
-      <w:pPr>
-        <w:jc w:val="center"/>
-        <w:rPr>
-          <w:b/>
-          <w:caps/>
-        </w:rPr>
-      </w:pPr>
-    </w:p>
-    <w:p>
-      <w:pPr>
-        <w:jc w:val="center"/>
-        <w:rPr>
-          <w:b/>
-          <w:caps/>
-        </w:rPr>
-      </w:pPr>
-    </w:p>
-    <w:p>
-      <w:pPr>
-        <w:jc w:val="center"/>
-        <w:rPr>
-          <w:b/>
-          <w:caps/>
-        </w:rPr>
-      </w:pPr>
-    </w:p>
-    <w:p>
-      <w:pPr>
-        <w:jc w:val="center"/>
-        <w:rPr>
-          <w:b/>
           <w:smallCaps/>
         </w:rPr>
       </w:pPr>
@@ -515,6 +496,22 @@
         </w:rPr>
         <w:t>emorandum of Understanding</w:t>
       </w:r>
+    </w:p>
+    <w:p>
+      <w:pPr>
+        <w:jc w:val="both"/>
+        <w:rPr>
+          <w:b/>
+        </w:rPr>
+      </w:pPr>
+    </w:p>
+    <w:p>
+      <w:pPr>
+        <w:jc w:val="both"/>
+        <w:rPr>
+          <w:b/>
+        </w:rPr>
+      </w:pPr>
     </w:p>
     <w:p>
       <w:pPr>
@@ -883,10 +880,7 @@
         <w:jc w:val="both"/>
       </w:pPr>
       <w:r>
-        <w:t xml:space="preserve">P.O. Box </w:t>
-      </w:r>
-      <w:r>
-        <w:t>{ORGANIZATION_PO_BOX}</w:t>
+        <w:t>P.O. Box {ORGANIZATION_PO_BOX}</w:t>
       </w:r>
     </w:p>
     <w:p>
@@ -926,33 +920,21 @@
         <w:rPr>
           <w:lang w:val="en-GB"/>
         </w:rPr>
-        <w:t xml:space="preserve">Fix and Mobile Phone: </w:t>
-      </w:r>
-      <w:r>
-        <w:rPr>
-          <w:lang w:val="en-GB"/>
-        </w:rPr>
-        <w:t>{ORGANIZATION_PHONE}</w:t>
-      </w:r>
-    </w:p>
-    <w:p>
-      <w:pPr>
-        <w:jc w:val="both"/>
-        <w:rPr>
-          <w:lang w:val="en-GB"/>
-        </w:rPr>
-      </w:pPr>
-      <w:r>
-        <w:rPr>
-          <w:lang w:val="en-GB"/>
-        </w:rPr>
-        <w:t xml:space="preserve">Address: </w:t>
-      </w:r>
-      <w:r>
-        <w:rPr>
-          <w:lang w:val="en-GB"/>
-        </w:rPr>
-        <w:t>{ORGANIZATION_ADDRESS}</w:t>
+        <w:t>Fix and Mobile Phone: {ORGANIZATION_PHONE}</w:t>
+      </w:r>
+    </w:p>
+    <w:p>
+      <w:pPr>
+        <w:jc w:val="both"/>
+        <w:rPr>
+          <w:lang w:val="en-GB"/>
+        </w:rPr>
+      </w:pPr>
+      <w:r>
+        <w:rPr>
+          <w:lang w:val="en-GB"/>
+        </w:rPr>
+        <w:t>Address: {ORGANIZATION_ADDRESS}</w:t>
       </w:r>
     </w:p>
     <w:p>
@@ -966,33 +948,21 @@
         <w:rPr>
           <w:lang w:val="en-GB"/>
         </w:rPr>
-        <w:t xml:space="preserve">Email: </w:t>
-      </w:r>
-      <w:r>
-        <w:rPr>
-          <w:lang w:val="en-GB"/>
-        </w:rPr>
-        <w:t>{ORGANIZATION_EMAIL}</w:t>
-      </w:r>
-    </w:p>
-    <w:p>
-      <w:pPr>
-        <w:jc w:val="both"/>
-        <w:rPr>
-          <w:lang w:val="en-GB"/>
-        </w:rPr>
-      </w:pPr>
-      <w:r>
-        <w:rPr>
-          <w:lang w:val="en-GB"/>
-        </w:rPr>
-        <w:t>Website:</w:t>
-      </w:r>
-      <w:r>
-        <w:rPr>
-          <w:lang w:val="en-GB"/>
-        </w:rPr>
-        <w:t xml:space="preserve"> {ORGANIZATION_WEBSITE}</w:t>
+        <w:t>Email: {ORGANIZATION_EMAIL}</w:t>
+      </w:r>
+    </w:p>
+    <w:p>
+      <w:pPr>
+        <w:jc w:val="both"/>
+        <w:rPr>
+          <w:lang w:val="en-GB"/>
+        </w:rPr>
+      </w:pPr>
+      <w:r>
+        <w:rPr>
+          <w:lang w:val="en-GB"/>
+        </w:rPr>
+        <w:t>Website: {ORGANIZATION_WEBSITE}</w:t>
       </w:r>
     </w:p>
     <w:p>
@@ -1230,6 +1200,7 @@
         <w:jc w:val="both"/>
       </w:pPr>
       <w:r>
+        <w:lastRenderedPageBreak/>
         <w:t>T</w:t>
       </w:r>
       <w:r>
@@ -1248,13 +1219,7 @@
         <w:rPr>
           <w:lang w:val="en-GB"/>
         </w:rPr>
-        <w:t xml:space="preserve">; both parties agree </w:t>
-      </w:r>
-      <w:r>
-        <w:rPr>
-          <w:lang w:val="en-GB"/>
-        </w:rPr>
-        <w:t xml:space="preserve">to establish a </w:t>
+        <w:t xml:space="preserve">; both parties agree to establish a </w:t>
       </w:r>
       <w:r>
         <w:rPr>
@@ -1286,7 +1251,7 @@
     </w:p>
     <w:p>
       <w:pPr>
-        <w:pStyle w:val="MediumGrid1-Accent21"/>
+        <w:pStyle w:val="MediumGrid1-Accent2"/>
         <w:numPr>
           <w:ilvl w:val="0"/>
           <w:numId w:val="5"/>
@@ -1437,42 +1402,36 @@
       <w:r>
         <w:rPr>
           <w:bCs/>
-          <w:highlight w:val="cyan"/>
         </w:rPr>
         <w:t>one</w:t>
       </w:r>
       <w:r>
         <w:rPr>
           <w:bCs/>
-          <w:highlight w:val="cyan"/>
         </w:rPr>
         <w:t xml:space="preserve"> (</w:t>
       </w:r>
       <w:r>
         <w:rPr>
           <w:bCs/>
-          <w:highlight w:val="cyan"/>
         </w:rPr>
         <w:t>1</w:t>
       </w:r>
       <w:r>
         <w:rPr>
           <w:bCs/>
-          <w:highlight w:val="cyan"/>
         </w:rPr>
         <w:t>)</w:t>
       </w:r>
       <w:r>
         <w:rPr>
           <w:bCs/>
-          <w:highlight w:val="cyan"/>
         </w:rPr>
         <w:t xml:space="preserve"> </w:t>
       </w:r>
       <w:r>
         <w:rPr>
           <w:bCs/>
-          <w:highlight w:val="cyan"/>
         </w:rPr>
         <w:t>year</w:t>
       </w:r>
@@ -1608,10 +1567,7 @@
         <w:t xml:space="preserve">{OVERALL_GOAL} </w:t>
       </w:r>
       <w:r>
-        <w:t>and specific objectives are:</w:t>
-      </w:r>
-      <w:r>
-        <w:t xml:space="preserve"> </w:t>
+        <w:t xml:space="preserve">and specific objectives are: </w:t>
       </w:r>
     </w:p>
     <w:p>
@@ -1803,7 +1759,7 @@
         <w:t xml:space="preserve">ational Health Policy where </w:t>
       </w:r>
       <w:r>
-        <w:t xml:space="preserve">{ACTIVITY_DOMAINS} </w:t>
+        <w:t xml:space="preserve">{ACTIVITIES_DOMAINS} </w:t>
       </w:r>
       <w:r>
         <w:t>are concerned.</w:t>
@@ -1816,12 +1772,12 @@
           <w:numId w:val="16"/>
         </w:numPr>
         <w:jc w:val="both"/>
-        <w:rPr>
-          <w:highlight w:val="cyan"/>
-        </w:rPr>
-      </w:pPr>
-      <w:r>
-        <w:t xml:space="preserve">To support the dissemination of information regarding the program </w:t>
+      </w:pPr>
+      <w:r>
+        <w:t>To support</w:t>
+      </w:r>
+      <w:r>
+        <w:t xml:space="preserve"> the dissemination of information regarding the program </w:t>
       </w:r>
     </w:p>
     <w:p>
@@ -1836,7 +1792,10 @@
         <w:t xml:space="preserve">To assigns Partners/SWAp Coordination Desk to provide to </w:t>
       </w:r>
       <w:r>
-        <w:t xml:space="preserve">{ORGANIZATION_NAME} </w:t>
+        <w:t>{ORGANIZATION_NAME}</w:t>
+      </w:r>
+      <w:r>
+        <w:t xml:space="preserve"> </w:t>
       </w:r>
       <w:r>
         <w:t>with the necessary administrative support related to the program/project or activities.</w:t>
@@ -1922,10 +1881,6 @@
         <w:t xml:space="preserve">Responsibilities of </w:t>
       </w:r>
       <w:r>
-        <w:rPr>
-          <w:bCs/>
-          <w:szCs w:val="24"/>
-        </w:rPr>
         <w:t>{ORGANIZATION_NAME}</w:t>
       </w:r>
     </w:p>
@@ -1960,43 +1915,43 @@
     </w:p>
     <w:p>
       <w:pPr>
+        <w:pStyle w:val="MediumGrid1-Accent2"/>
+        <w:jc w:val="both"/>
+      </w:pPr>
+    </w:p>
+    <w:p>
+      <w:pPr>
         <w:pStyle w:val="MediumGrid1-Accent21"/>
         <w:ind w:left="0"/>
         <w:jc w:val="both"/>
       </w:pPr>
-    </w:p>
-    <w:p>
-      <w:pPr>
-        <w:pStyle w:val="MediumGrid1-Accent21"/>
+      <w:r>
+        <w:t>{PARTY_RESPONSIBILITIES}</w:t>
+      </w:r>
+    </w:p>
+    <w:p>
+      <w:pPr>
+        <w:pStyle w:val="MediumGrid1-Accent2"/>
         <w:ind w:left="0"/>
         <w:jc w:val="both"/>
       </w:pPr>
       <w:r>
-        <w:t>{PARTY_RESPONSIBILITIES}</w:t>
-      </w:r>
-    </w:p>
-    <w:p>
-      <w:pPr>
-        <w:pStyle w:val="MediumGrid1-Accent21"/>
-        <w:ind w:left="0"/>
-        <w:jc w:val="both"/>
-      </w:pPr>
-      <w:r>
-        <w:t xml:space="preserve">{ORGANIZATION_NAME} </w:t>
-      </w:r>
-      <w:r>
-        <w:t xml:space="preserve">agrees to submit regular financial and activity reports on progress made, challenges and future projections to the Ministry of Health’s Partners/SWAp Coordination and affiliated institutions informed about its projects, as well as reporting in HRTT. </w:t>
-      </w:r>
-    </w:p>
-    <w:p>
-      <w:pPr>
-        <w:pStyle w:val="MediumGrid1-Accent21"/>
-        <w:jc w:val="both"/>
-      </w:pPr>
-    </w:p>
-    <w:p>
-      <w:pPr>
-        <w:pStyle w:val="MediumGrid1-Accent21"/>
+        <w:lastRenderedPageBreak/>
+        <w:t>{ORGANIZATION_NAME}</w:t>
+      </w:r>
+      <w:r>
+        <w:t xml:space="preserve"> agrees to submit regular financial and activity reports on progress made, challenges and future projections to the Ministry of Health’s Partners/SWAp Coordination and affiliated institutions informed about its projects, as well as reporting in HRTT. </w:t>
+      </w:r>
+    </w:p>
+    <w:p>
+      <w:pPr>
+        <w:pStyle w:val="MediumGrid1-Accent2"/>
+        <w:jc w:val="both"/>
+      </w:pPr>
+    </w:p>
+    <w:p>
+      <w:pPr>
+        <w:pStyle w:val="MediumGrid1-Accent2"/>
         <w:numPr>
           <w:ilvl w:val="0"/>
           <w:numId w:val="5"/>
@@ -2018,7 +1973,7 @@
     </w:p>
     <w:p>
       <w:pPr>
-        <w:pStyle w:val="MediumGrid1-Accent21"/>
+        <w:pStyle w:val="MediumGrid1-Accent2"/>
         <w:contextualSpacing/>
         <w:jc w:val="both"/>
         <w:rPr>
@@ -2234,10 +2189,7 @@
         <w:t>{ORGANIZATION_NAME}</w:t>
       </w:r>
       <w:r>
-        <w:t xml:space="preserve"> </w:t>
-      </w:r>
-      <w:r>
-        <w:t xml:space="preserve">does not register </w:t>
+        <w:t xml:space="preserve"> does not register </w:t>
       </w:r>
       <w:r>
         <w:t xml:space="preserve">or renew its registration certificate </w:t>
@@ -2259,7 +2211,7 @@
     </w:p>
     <w:p>
       <w:pPr>
-        <w:pStyle w:val="MediumGrid1-Accent21"/>
+        <w:pStyle w:val="MediumGrid1-Accent2"/>
         <w:jc w:val="both"/>
         <w:rPr>
           <w:rStyle w:val="Bold"/>
@@ -2273,7 +2225,7 @@
     </w:p>
     <w:p>
       <w:pPr>
-        <w:pStyle w:val="MediumGrid1-Accent21"/>
+        <w:pStyle w:val="MediumGrid1-Accent2"/>
         <w:jc w:val="both"/>
         <w:rPr>
           <w:rStyle w:val="Bold"/>
@@ -2287,7 +2239,7 @@
     </w:p>
     <w:p>
       <w:pPr>
-        <w:pStyle w:val="MediumGrid1-Accent21"/>
+        <w:pStyle w:val="MediumGrid1-Accent2"/>
         <w:jc w:val="both"/>
         <w:rPr>
           <w:rStyle w:val="Bold"/>
@@ -2301,7 +2253,7 @@
     </w:p>
     <w:p>
       <w:pPr>
-        <w:pStyle w:val="MediumGrid1-Accent21"/>
+        <w:pStyle w:val="MediumGrid1-Accent2"/>
         <w:jc w:val="both"/>
         <w:rPr>
           <w:rStyle w:val="Bold"/>
@@ -2315,7 +2267,7 @@
     </w:p>
     <w:p>
       <w:pPr>
-        <w:pStyle w:val="MediumGrid1-Accent21"/>
+        <w:pStyle w:val="MediumGrid1-Accent2"/>
         <w:jc w:val="both"/>
         <w:rPr>
           <w:rStyle w:val="Bold"/>
@@ -2329,7 +2281,7 @@
     </w:p>
     <w:p>
       <w:pPr>
-        <w:pStyle w:val="MediumGrid1-Accent21"/>
+        <w:pStyle w:val="MediumGrid1-Accent2"/>
         <w:numPr>
           <w:ilvl w:val="0"/>
           <w:numId w:val="5"/>
@@ -2460,6 +2412,7 @@
           <w:b w:val="0"/>
           <w:szCs w:val="24"/>
         </w:rPr>
+        <w:lastRenderedPageBreak/>
         <w:t xml:space="preserve">The </w:t>
       </w:r>
       <w:r>
@@ -2625,7 +2578,7 @@
           <w:b/>
           <w:bCs/>
         </w:rPr>
-        <w:t xml:space="preserve">Government of </w:t>
+        <w:t>Government of Rwanda</w:t>
       </w:r>
       <w:r>
         <w:rPr>
@@ -2633,7 +2586,7 @@
           <w:b/>
           <w:bCs/>
         </w:rPr>
-        <w:t>Rwanda</w:t>
+        <w:t xml:space="preserve">                                    </w:t>
       </w:r>
       <w:r>
         <w:rPr>
@@ -2641,7 +2594,7 @@
           <w:b/>
           <w:bCs/>
         </w:rPr>
-        <w:t xml:space="preserve">                                    </w:t>
+        <w:t xml:space="preserve">and          </w:t>
       </w:r>
       <w:r>
         <w:rPr>
@@ -2649,23 +2602,7 @@
           <w:b/>
           <w:bCs/>
         </w:rPr>
-        <w:t xml:space="preserve">and          </w:t>
-      </w:r>
-      <w:r>
-        <w:rPr>
-          <w:rStyle w:val="description"/>
-          <w:b/>
-          <w:bCs/>
-        </w:rPr>
-        <w:t xml:space="preserve">       On Behalf of </w:t>
-      </w:r>
-      <w:r>
-        <w:rPr>
-          <w:rStyle w:val="description"/>
-          <w:b/>
-          <w:bCs/>
-        </w:rPr>
-        <w:t>{ORGANIZATION_NAME}</w:t>
+        <w:t xml:space="preserve">       On Behalf of {ORGANIZATION_NAME}</w:t>
       </w:r>
     </w:p>
     <w:p>
@@ -2738,13 +2675,6 @@
           <w:bCs/>
         </w:rPr>
         <w:tab/>
-      </w:r>
-      <w:r>
-        <w:rPr>
-          <w:rStyle w:val="description"/>
-          <w:b/>
-          <w:bCs/>
-        </w:rPr>
         <w:t xml:space="preserve">    </w:t>
       </w:r>
       <w:r>
@@ -2927,6 +2857,35 @@
           <w:lang w:val="en-GB"/>
         </w:rPr>
       </w:pPr>
+    </w:p>
+    <w:p>
+      <w:pPr>
+        <w:ind w:left="-180"/>
+        <w:jc w:val="both"/>
+        <w:rPr>
+          <w:b/>
+          <w:lang w:val="en-GB"/>
+        </w:rPr>
+      </w:pPr>
+      <w:r>
+        <w:rPr>
+          <w:b/>
+          <w:lang w:val="en-GB"/>
+        </w:rPr>
+        <w:tab/>
+      </w:r>
+      <w:r>
+        <w:rPr>
+          <w:lang w:val="en-GB"/>
+        </w:rPr>
+        <w:tab/>
+      </w:r>
+      <w:r>
+        <w:rPr>
+          <w:lang w:val="en-GB"/>
+        </w:rPr>
+        <w:tab/>
+      </w:r>
     </w:p>
     <w:sectPr>
       <w:footerReference w:type="default" r:id="rId9"/>
@@ -5002,8 +4961,8 @@
     <w:lsdException w:name="Plain Table 5" w:uiPriority="31" w:qFormat="1"/>
     <w:lsdException w:name="Grid Table Light" w:uiPriority="32" w:qFormat="1"/>
     <w:lsdException w:name="Grid Table 1 Light" w:uiPriority="33" w:qFormat="1"/>
-    <w:lsdException w:name="Grid Table 2" w:uiPriority="37"/>
-    <w:lsdException w:name="Grid Table 3" w:uiPriority="39" w:qFormat="1"/>
+    <w:lsdException w:name="Grid Table 2" w:semiHidden="1" w:uiPriority="37" w:unhideWhenUsed="1"/>
+    <w:lsdException w:name="Grid Table 3" w:semiHidden="1" w:uiPriority="39" w:unhideWhenUsed="1" w:qFormat="1"/>
     <w:lsdException w:name="Grid Table 4" w:uiPriority="49"/>
     <w:lsdException w:name="Grid Table 5 Dark" w:uiPriority="50"/>
     <w:lsdException w:name="Grid Table 6 Colorful" w:uiPriority="51"/>
@@ -5178,6 +5137,7 @@
     <w:uiPriority w:val="99"/>
     <w:semiHidden/>
     <w:unhideWhenUsed/>
+    <w:qFormat/>
     <w:tblPr>
       <w:tblInd w:w="0" w:type="dxa"/>
       <w:tblCellMar>
@@ -5451,8 +5411,8 @@
       <w:lang w:val="en-GB"/>
     </w:rPr>
   </w:style>
-  <w:style w:type="paragraph" w:customStyle="1" w:styleId="MediumGrid1-Accent21">
-    <w:name w:val="Medium Grid 1 - Accent 21"/>
+  <w:style w:type="paragraph" w:styleId="MediumGrid1-Accent2">
+    <w:name w:val="Medium Grid 1 Accent 2"/>
     <w:basedOn w:val="Normal"/>
     <w:uiPriority w:val="72"/>
     <w:qFormat/>
@@ -5680,13 +5640,23 @@
       <w:szCs w:val="24"/>
     </w:rPr>
   </w:style>
+  <w:style w:type="paragraph" w:customStyle="1" w:styleId="MediumGrid1-Accent21">
+    <w:name w:val="Medium Grid 1 - Accent 21"/>
+    <w:basedOn w:val="Normal"/>
+    <w:uiPriority w:val="72"/>
+    <w:qFormat/>
+    <w:rsid w:val="00E9241D"/>
+    <w:pPr>
+      <w:ind w:left="720"/>
+    </w:pPr>
+  </w:style>
   <w:style w:type="paragraph" w:styleId="BodyText">
     <w:name w:val="Body Text"/>
     <w:basedOn w:val="Normal"/>
     <w:link w:val="BodyTextChar"/>
     <w:uiPriority w:val="1"/>
     <w:qFormat/>
-    <w:rsid w:val="0099050B"/>
+    <w:rsid w:val="00E9241D"/>
     <w:pPr>
       <w:widowControl w:val="0"/>
       <w:autoSpaceDE w:val="0"/>
@@ -5698,7 +5668,7 @@
     <w:basedOn w:val="DefaultParagraphFont"/>
     <w:link w:val="BodyText"/>
     <w:uiPriority w:val="1"/>
-    <w:rsid w:val="0099050B"/>
+    <w:rsid w:val="00E9241D"/>
     <w:rPr>
       <w:rFonts w:ascii="Times New Roman" w:eastAsia="Times New Roman" w:hAnsi="Times New Roman"/>
       <w:sz w:val="24"/>

--- a/mou_templates/mou_local.docx
+++ b/mou_templates/mou_local.docx
@@ -1,6 +1,6 @@
 
 <file path=word/document.xml><?xml version="1.0" encoding="utf-8"?>
-<w:document xmlns:wpc="http://schemas.microsoft.com/office/word/2010/wordprocessingCanvas" xmlns:cx="http://schemas.microsoft.com/office/drawing/2014/chartex" xmlns:cx1="http://schemas.microsoft.com/office/drawing/2015/9/8/chartex" xmlns:cx2="http://schemas.microsoft.com/office/drawing/2015/10/21/chartex" xmlns:cx3="http://schemas.microsoft.com/office/drawing/2016/5/9/chartex" xmlns:cx4="http://schemas.microsoft.com/office/drawing/2016/5/10/chartex" xmlns:cx5="http://schemas.microsoft.com/office/drawing/2016/5/11/chartex" xmlns:cx6="http://schemas.microsoft.com/office/drawing/2016/5/12/chartex" xmlns:cx7="http://schemas.microsoft.com/office/drawing/2016/5/13/chartex" xmlns:cx8="http://schemas.microsoft.com/office/drawing/2016/5/14/chartex" xmlns:mc="http://schemas.openxmlformats.org/markup-compatibility/2006" xmlns:aink="http://schemas.microsoft.com/office/drawing/2016/ink" xmlns:am3d="http://schemas.microsoft.com/office/drawing/2017/model3d" xmlns:o="urn:schemas-microsoft-com:office:office" xmlns:r="http://schemas.openxmlformats.org/officeDocument/2006/relationships" xmlns:m="http://schemas.openxmlformats.org/officeDocument/2006/math" xmlns:v="urn:schemas-microsoft-com:vml" xmlns:wp14="http://schemas.microsoft.com/office/word/2010/wordprocessingDrawing" xmlns:wp="http://schemas.openxmlformats.org/drawingml/2006/wordprocessingDrawing" xmlns:w10="urn:schemas-microsoft-com:office:word" xmlns:w="http://schemas.openxmlformats.org/wordprocessingml/2006/main" xmlns:w14="http://schemas.microsoft.com/office/word/2010/wordml" xmlns:w15="http://schemas.microsoft.com/office/word/2012/wordml" xmlns:w16cex="http://schemas.microsoft.com/office/word/2018/wordml/cex" xmlns:w16cid="http://schemas.microsoft.com/office/word/2016/wordml/cid" xmlns:w16="http://schemas.microsoft.com/office/word/2018/wordml" xmlns:w16sdtdh="http://schemas.microsoft.com/office/word/2020/wordml/sdtdatahash" xmlns:w16se="http://schemas.microsoft.com/office/word/2015/wordml/symex" xmlns:wpg="http://schemas.microsoft.com/office/word/2010/wordprocessingGroup" xmlns:wpi="http://schemas.microsoft.com/office/word/2010/wordprocessingInk" xmlns:wne="http://schemas.microsoft.com/office/word/2006/wordml" xmlns:wps="http://schemas.microsoft.com/office/word/2010/wordprocessingShape" mc:Ignorable="w14 w15 w16se w16cid w16 w16cex w16sdtdh wp14">
+<w:document xmlns:wpc="http://schemas.microsoft.com/office/word/2010/wordprocessingCanvas" xmlns:cx="http://schemas.microsoft.com/office/drawing/2014/chartex" xmlns:cx1="http://schemas.microsoft.com/office/drawing/2015/9/8/chartex" xmlns:cx2="http://schemas.microsoft.com/office/drawing/2015/10/21/chartex" xmlns:cx3="http://schemas.microsoft.com/office/drawing/2016/5/9/chartex" xmlns:cx4="http://schemas.microsoft.com/office/drawing/2016/5/10/chartex" xmlns:cx5="http://schemas.microsoft.com/office/drawing/2016/5/11/chartex" xmlns:cx6="http://schemas.microsoft.com/office/drawing/2016/5/12/chartex" xmlns:cx7="http://schemas.microsoft.com/office/drawing/2016/5/13/chartex" xmlns:cx8="http://schemas.microsoft.com/office/drawing/2016/5/14/chartex" xmlns:mc="http://schemas.openxmlformats.org/markup-compatibility/2006" xmlns:aink="http://schemas.microsoft.com/office/drawing/2016/ink" xmlns:am3d="http://schemas.microsoft.com/office/drawing/2017/model3d" xmlns:o="urn:schemas-microsoft-com:office:office" xmlns:oel="http://schemas.microsoft.com/office/2019/extlst" xmlns:r="http://schemas.openxmlformats.org/officeDocument/2006/relationships" xmlns:m="http://schemas.openxmlformats.org/officeDocument/2006/math" xmlns:v="urn:schemas-microsoft-com:vml" xmlns:wp14="http://schemas.microsoft.com/office/word/2010/wordprocessingDrawing" xmlns:wp="http://schemas.openxmlformats.org/drawingml/2006/wordprocessingDrawing" xmlns:w10="urn:schemas-microsoft-com:office:word" xmlns:w="http://schemas.openxmlformats.org/wordprocessingml/2006/main" xmlns:w14="http://schemas.microsoft.com/office/word/2010/wordml" xmlns:w15="http://schemas.microsoft.com/office/word/2012/wordml" xmlns:w16cex="http://schemas.microsoft.com/office/word/2018/wordml/cex" xmlns:w16cid="http://schemas.microsoft.com/office/word/2016/wordml/cid" xmlns:w16="http://schemas.microsoft.com/office/word/2018/wordml" xmlns:w16du="http://schemas.microsoft.com/office/word/2023/wordml/word16du" xmlns:w16sdtdh="http://schemas.microsoft.com/office/word/2020/wordml/sdtdatahash" xmlns:w16se="http://schemas.microsoft.com/office/word/2015/wordml/symex" xmlns:wpg="http://schemas.microsoft.com/office/word/2010/wordprocessingGroup" xmlns:wpi="http://schemas.microsoft.com/office/word/2010/wordprocessingInk" xmlns:wne="http://schemas.microsoft.com/office/word/2006/wordml" xmlns:wps="http://schemas.microsoft.com/office/word/2010/wordprocessingShape" mc:Ignorable="w14 w15 w16se w16cid w16 w16cex w16sdtdh w16du wp14">
   <w:body>
     <w:p>
       <w:pPr>
@@ -964,14 +964,6 @@
         </w:rPr>
         <w:t>Website: {ORGANIZATION_WEBSITE}</w:t>
       </w:r>
-    </w:p>
-    <w:p>
-      <w:pPr>
-        <w:jc w:val="both"/>
-        <w:rPr>
-          <w:lang w:val="en-GB"/>
-        </w:rPr>
-      </w:pPr>
     </w:p>
     <w:p>
       <w:pPr>
@@ -1106,47 +1098,7 @@
     </w:p>
     <w:p>
       <w:pPr>
-        <w:jc w:val="both"/>
-        <w:rPr>
-          <w:b/>
-          <w:lang w:val="en-GB"/>
-        </w:rPr>
-      </w:pPr>
-    </w:p>
-    <w:p>
-      <w:pPr>
-        <w:jc w:val="both"/>
-        <w:rPr>
-          <w:b/>
-        </w:rPr>
-      </w:pPr>
-    </w:p>
-    <w:p>
-      <w:pPr>
-        <w:jc w:val="both"/>
-      </w:pPr>
-    </w:p>
-    <w:p>
-      <w:pPr>
-        <w:jc w:val="both"/>
-      </w:pPr>
-    </w:p>
-    <w:p>
-      <w:pPr>
         <w:pStyle w:val="Heading1"/>
-        <w:ind w:left="720"/>
-        <w:jc w:val="both"/>
-        <w:rPr>
-          <w:b/>
-          <w:smallCaps/>
-          <w:u w:val="none"/>
-        </w:rPr>
-      </w:pPr>
-    </w:p>
-    <w:p>
-      <w:pPr>
-        <w:pStyle w:val="Heading1"/>
-        <w:ind w:left="720"/>
         <w:jc w:val="both"/>
         <w:rPr>
           <w:b/>
@@ -1200,7 +1152,6 @@
         <w:jc w:val="both"/>
       </w:pPr>
       <w:r>
-        <w:lastRenderedPageBreak/>
         <w:t>T</w:t>
       </w:r>
       <w:r>
@@ -1242,16 +1193,7 @@
     </w:p>
     <w:p>
       <w:pPr>
-        <w:tabs>
-          <w:tab w:val="left" w:pos="720"/>
-          <w:tab w:val="left" w:leader="dot" w:pos="9720"/>
-        </w:tabs>
-        <w:jc w:val="both"/>
-      </w:pPr>
-    </w:p>
-    <w:p>
-      <w:pPr>
-        <w:pStyle w:val="MediumGrid1-Accent2"/>
+        <w:pStyle w:val="MediumGrid1-Accent21"/>
         <w:numPr>
           <w:ilvl w:val="0"/>
           <w:numId w:val="5"/>
@@ -1385,6 +1327,7 @@
         <w:rPr>
           <w:bCs/>
         </w:rPr>
+        <w:lastRenderedPageBreak/>
         <w:t>This Memorandum of Understanding</w:t>
       </w:r>
       <w:r>
@@ -1489,29 +1432,6 @@
         </w:rPr>
         <w:t>d upon approval of both parties.</w:t>
       </w:r>
-    </w:p>
-    <w:p>
-      <w:pPr>
-        <w:autoSpaceDE w:val="0"/>
-        <w:autoSpaceDN w:val="0"/>
-        <w:adjustRightInd w:val="0"/>
-        <w:ind w:left="720"/>
-        <w:jc w:val="both"/>
-        <w:rPr>
-          <w:bCs/>
-        </w:rPr>
-      </w:pPr>
-    </w:p>
-    <w:p>
-      <w:pPr>
-        <w:autoSpaceDE w:val="0"/>
-        <w:autoSpaceDN w:val="0"/>
-        <w:adjustRightInd w:val="0"/>
-        <w:jc w:val="both"/>
-        <w:rPr>
-          <w:bCs/>
-        </w:rPr>
-      </w:pPr>
     </w:p>
     <w:p>
       <w:pPr>
@@ -1586,28 +1506,10 @@
           <w:tab w:val="left" w:leader="dot" w:pos="9720"/>
         </w:tabs>
         <w:jc w:val="both"/>
-      </w:pPr>
-    </w:p>
-    <w:p>
-      <w:pPr>
-        <w:tabs>
-          <w:tab w:val="left" w:pos="720"/>
-          <w:tab w:val="left" w:leader="dot" w:pos="9720"/>
-        </w:tabs>
-        <w:jc w:val="both"/>
         <w:rPr>
           <w:lang w:val="en-GB"/>
         </w:rPr>
       </w:pPr>
-      <w:r>
-        <w:rPr>
-          <w:lang w:val="en-GB"/>
-        </w:rPr>
-        <w:t xml:space="preserve"> </w:t>
-      </w:r>
-      <w:r>
-        <w:t xml:space="preserve">  </w:t>
-      </w:r>
     </w:p>
     <w:p>
       <w:pPr>
@@ -1718,25 +1620,6 @@
     </w:p>
     <w:p>
       <w:pPr>
-        <w:jc w:val="both"/>
-        <w:rPr>
-          <w:b/>
-        </w:rPr>
-      </w:pPr>
-      <w:r>
-        <w:rPr>
-          <w:b/>
-        </w:rPr>
-        <w:t xml:space="preserve"> </w:t>
-      </w:r>
-    </w:p>
-    <w:p>
-      <w:pPr>
-        <w:jc w:val="both"/>
-      </w:pPr>
-    </w:p>
-    <w:p>
-      <w:pPr>
         <w:numPr>
           <w:ilvl w:val="0"/>
           <w:numId w:val="16"/>
@@ -1792,10 +1675,7 @@
         <w:t xml:space="preserve">To assigns Partners/SWAp Coordination Desk to provide to </w:t>
       </w:r>
       <w:r>
-        <w:t>{ORGANIZATION_NAME}</w:t>
-      </w:r>
-      <w:r>
-        <w:t xml:space="preserve"> </w:t>
+        <w:t xml:space="preserve">{ORGANIZATION_NAME} </w:t>
       </w:r>
       <w:r>
         <w:t>with the necessary administrative support related to the program/project or activities.</w:t>
@@ -1812,45 +1692,6 @@
       <w:r>
         <w:t>In accordance with Rwandan laws, the Administration will facilitate the request for taxes exemption of applicable items to be used under this agreement.</w:t>
       </w:r>
-    </w:p>
-    <w:p>
-      <w:pPr>
-        <w:jc w:val="both"/>
-      </w:pPr>
-    </w:p>
-    <w:p>
-      <w:pPr>
-        <w:jc w:val="both"/>
-      </w:pPr>
-    </w:p>
-    <w:p>
-      <w:pPr>
-        <w:ind w:left="648"/>
-        <w:jc w:val="both"/>
-        <w:rPr>
-          <w:rFonts w:eastAsia="Courier New"/>
-        </w:rPr>
-      </w:pPr>
-    </w:p>
-    <w:p>
-      <w:pPr>
-        <w:ind w:left="648"/>
-        <w:jc w:val="both"/>
-      </w:pPr>
-    </w:p>
-    <w:p>
-      <w:pPr>
-        <w:pStyle w:val="Heading2"/>
-        <w:tabs>
-          <w:tab w:val="left" w:pos="288"/>
-        </w:tabs>
-        <w:ind w:left="720"/>
-        <w:jc w:val="both"/>
-        <w:rPr>
-          <w:bCs/>
-          <w:szCs w:val="24"/>
-        </w:rPr>
-      </w:pPr>
     </w:p>
     <w:p>
       <w:pPr>
@@ -1887,71 +1728,70 @@
     <w:p/>
     <w:p>
       <w:pPr>
+        <w:pStyle w:val="MediumGrid1-Accent210"/>
+        <w:ind w:left="0"/>
+        <w:jc w:val="both"/>
+      </w:pPr>
+      <w:r>
+        <w:rPr>
+          <w:b/>
+        </w:rPr>
+        <w:t xml:space="preserve">The responsibilities of </w:t>
+      </w:r>
+      <w:r>
+        <w:rPr>
+          <w:b/>
+        </w:rPr>
+        <w:t xml:space="preserve">{ORGANIZATION_NAME} </w:t>
+      </w:r>
+      <w:r>
+        <w:rPr>
+          <w:b/>
+        </w:rPr>
+        <w:t>are as follows:</w:t>
+      </w:r>
+      <w:r>
+        <w:t xml:space="preserve"> </w:t>
+      </w:r>
+    </w:p>
+    <w:p>
+      <w:pPr>
+        <w:pStyle w:val="MediumGrid1-Accent21"/>
+        <w:jc w:val="both"/>
+      </w:pPr>
+    </w:p>
+    <w:p>
+      <w:pPr>
+        <w:pStyle w:val="MediumGrid1-Accent210"/>
+        <w:ind w:left="0"/>
+        <w:jc w:val="both"/>
+      </w:pPr>
+      <w:r>
+        <w:t>{PARTY_RESPONSIBILITIES}</w:t>
+      </w:r>
+    </w:p>
+    <w:p>
+      <w:pPr>
         <w:pStyle w:val="MediumGrid1-Accent21"/>
         <w:ind w:left="0"/>
         <w:jc w:val="both"/>
       </w:pPr>
       <w:r>
-        <w:rPr>
-          <w:b/>
-        </w:rPr>
-        <w:t xml:space="preserve">The responsibilities of </w:t>
-      </w:r>
-      <w:r>
-        <w:rPr>
-          <w:b/>
-        </w:rPr>
-        <w:t xml:space="preserve">{ORGANIZATION_NAME} </w:t>
-      </w:r>
-      <w:r>
-        <w:rPr>
-          <w:b/>
-        </w:rPr>
-        <w:t>are as follows:</w:t>
-      </w:r>
-      <w:r>
-        <w:t xml:space="preserve"> </w:t>
-      </w:r>
-    </w:p>
-    <w:p>
-      <w:pPr>
-        <w:pStyle w:val="MediumGrid1-Accent2"/>
-        <w:jc w:val="both"/>
-      </w:pPr>
+        <w:t>{ORGANIZATION_NAME}</w:t>
+      </w:r>
+      <w:r>
+        <w:t xml:space="preserve"> agrees to submit regular financial and activity reports on progress made, challenges and future projections to the Ministry of Health’s Partners/SWAp Coordination and affiliated institutions informed about its projects, as well as reporting in HRTT. </w:t>
+      </w:r>
     </w:p>
     <w:p>
       <w:pPr>
         <w:pStyle w:val="MediumGrid1-Accent21"/>
-        <w:ind w:left="0"/>
-        <w:jc w:val="both"/>
-      </w:pPr>
-      <w:r>
-        <w:t>{PARTY_RESPONSIBILITIES}</w:t>
-      </w:r>
-    </w:p>
-    <w:p>
-      <w:pPr>
-        <w:pStyle w:val="MediumGrid1-Accent2"/>
-        <w:ind w:left="0"/>
-        <w:jc w:val="both"/>
-      </w:pPr>
-      <w:r>
-        <w:lastRenderedPageBreak/>
-        <w:t>{ORGANIZATION_NAME}</w:t>
-      </w:r>
-      <w:r>
-        <w:t xml:space="preserve"> agrees to submit regular financial and activity reports on progress made, challenges and future projections to the Ministry of Health’s Partners/SWAp Coordination and affiliated institutions informed about its projects, as well as reporting in HRTT. </w:t>
-      </w:r>
-    </w:p>
-    <w:p>
-      <w:pPr>
-        <w:pStyle w:val="MediumGrid1-Accent2"/>
-        <w:jc w:val="both"/>
-      </w:pPr>
-    </w:p>
-    <w:p>
-      <w:pPr>
-        <w:pStyle w:val="MediumGrid1-Accent2"/>
+        <w:jc w:val="both"/>
+      </w:pPr>
+    </w:p>
+    <w:p>
+      <w:pPr>
+        <w:pStyle w:val="MediumGrid1-Accent21"/>
         <w:numPr>
           <w:ilvl w:val="0"/>
           <w:numId w:val="5"/>
@@ -1973,7 +1813,7 @@
     </w:p>
     <w:p>
       <w:pPr>
-        <w:pStyle w:val="MediumGrid1-Accent2"/>
+        <w:pStyle w:val="MediumGrid1-Accent21"/>
         <w:contextualSpacing/>
         <w:jc w:val="both"/>
         <w:rPr>
@@ -2068,6 +1908,7 @@
         <w:jc w:val="both"/>
       </w:pPr>
       <w:r>
+        <w:lastRenderedPageBreak/>
         <w:t xml:space="preserve"> </w:t>
       </w:r>
     </w:p>
@@ -2163,6 +2004,13 @@
     <w:p>
       <w:pPr>
         <w:jc w:val="both"/>
+        <w:rPr>
+          <w:rStyle w:val="Bold"/>
+          <w:rFonts w:ascii="Times New Roman" w:hAnsi="Times New Roman"/>
+          <w:b w:val="0"/>
+          <w:spacing w:val="0"/>
+          <w:sz w:val="24"/>
+        </w:rPr>
       </w:pPr>
       <w:r>
         <w:t>This MoU does not constitute or replace th</w:t>
@@ -2206,12 +2054,7 @@
     </w:p>
     <w:p>
       <w:pPr>
-        <w:jc w:val="both"/>
-      </w:pPr>
-    </w:p>
-    <w:p>
-      <w:pPr>
-        <w:pStyle w:val="MediumGrid1-Accent2"/>
+        <w:pStyle w:val="MediumGrid1-Accent21"/>
         <w:jc w:val="both"/>
         <w:rPr>
           <w:rStyle w:val="Bold"/>
@@ -2225,63 +2068,7 @@
     </w:p>
     <w:p>
       <w:pPr>
-        <w:pStyle w:val="MediumGrid1-Accent2"/>
-        <w:jc w:val="both"/>
-        <w:rPr>
-          <w:rStyle w:val="Bold"/>
-          <w:rFonts w:ascii="Times New Roman" w:hAnsi="Times New Roman"/>
-          <w:b w:val="0"/>
-          <w:smallCaps/>
-          <w:spacing w:val="0"/>
-          <w:sz w:val="24"/>
-        </w:rPr>
-      </w:pPr>
-    </w:p>
-    <w:p>
-      <w:pPr>
-        <w:pStyle w:val="MediumGrid1-Accent2"/>
-        <w:jc w:val="both"/>
-        <w:rPr>
-          <w:rStyle w:val="Bold"/>
-          <w:rFonts w:ascii="Times New Roman" w:hAnsi="Times New Roman"/>
-          <w:b w:val="0"/>
-          <w:smallCaps/>
-          <w:spacing w:val="0"/>
-          <w:sz w:val="24"/>
-        </w:rPr>
-      </w:pPr>
-    </w:p>
-    <w:p>
-      <w:pPr>
-        <w:pStyle w:val="MediumGrid1-Accent2"/>
-        <w:jc w:val="both"/>
-        <w:rPr>
-          <w:rStyle w:val="Bold"/>
-          <w:rFonts w:ascii="Times New Roman" w:hAnsi="Times New Roman"/>
-          <w:b w:val="0"/>
-          <w:smallCaps/>
-          <w:spacing w:val="0"/>
-          <w:sz w:val="24"/>
-        </w:rPr>
-      </w:pPr>
-    </w:p>
-    <w:p>
-      <w:pPr>
-        <w:pStyle w:val="MediumGrid1-Accent2"/>
-        <w:jc w:val="both"/>
-        <w:rPr>
-          <w:rStyle w:val="Bold"/>
-          <w:rFonts w:ascii="Times New Roman" w:hAnsi="Times New Roman"/>
-          <w:b w:val="0"/>
-          <w:smallCaps/>
-          <w:spacing w:val="0"/>
-          <w:sz w:val="24"/>
-        </w:rPr>
-      </w:pPr>
-    </w:p>
-    <w:p>
-      <w:pPr>
-        <w:pStyle w:val="MediumGrid1-Accent2"/>
+        <w:pStyle w:val="MediumGrid1-Accent21"/>
         <w:numPr>
           <w:ilvl w:val="0"/>
           <w:numId w:val="5"/>
@@ -2346,16 +2133,6 @@
       <w:r>
         <w:t>day’s written notice to that effect.</w:t>
       </w:r>
-    </w:p>
-    <w:p>
-      <w:pPr>
-        <w:jc w:val="both"/>
-      </w:pPr>
-    </w:p>
-    <w:p>
-      <w:pPr>
-        <w:jc w:val="both"/>
-      </w:pPr>
     </w:p>
     <w:p>
       <w:pPr>
@@ -2412,7 +2189,6 @@
           <w:b w:val="0"/>
           <w:szCs w:val="24"/>
         </w:rPr>
-        <w:lastRenderedPageBreak/>
         <w:t xml:space="preserve">The </w:t>
       </w:r>
       <w:r>
@@ -2488,12 +2264,7 @@
         <w:t>.</w:t>
       </w:r>
     </w:p>
-    <w:p>
-      <w:pPr>
-        <w:spacing w:after="120"/>
-        <w:jc w:val="both"/>
-      </w:pPr>
-    </w:p>
+    <w:p/>
     <w:p>
       <w:pPr>
         <w:jc w:val="center"/>
@@ -2561,6 +2332,86 @@
         </w:rPr>
         <w:t xml:space="preserve">the </w:t>
       </w:r>
+      <w:r>
+        <w:rPr>
+          <w:rStyle w:val="description"/>
+          <w:b/>
+          <w:bCs/>
+        </w:rPr>
+        <w:tab/>
+      </w:r>
+      <w:r>
+        <w:rPr>
+          <w:rStyle w:val="description"/>
+          <w:b/>
+          <w:bCs/>
+        </w:rPr>
+        <w:tab/>
+      </w:r>
+      <w:r>
+        <w:rPr>
+          <w:rStyle w:val="description"/>
+          <w:b/>
+          <w:bCs/>
+        </w:rPr>
+        <w:tab/>
+      </w:r>
+      <w:r>
+        <w:rPr>
+          <w:rStyle w:val="description"/>
+          <w:b/>
+          <w:bCs/>
+        </w:rPr>
+        <w:tab/>
+      </w:r>
+      <w:r>
+        <w:rPr>
+          <w:rStyle w:val="description"/>
+          <w:b/>
+          <w:bCs/>
+        </w:rPr>
+        <w:tab/>
+      </w:r>
+      <w:r>
+        <w:rPr>
+          <w:rStyle w:val="description"/>
+          <w:b/>
+          <w:bCs/>
+        </w:rPr>
+        <w:t>On Behalf of</w:t>
+      </w:r>
+      <w:r>
+        <w:rPr>
+          <w:rStyle w:val="description"/>
+          <w:b/>
+          <w:bCs/>
+        </w:rPr>
+        <w:tab/>
+      </w:r>
+      <w:r>
+        <w:rPr>
+          <w:rStyle w:val="description"/>
+          <w:b/>
+          <w:bCs/>
+        </w:rPr>
+        <w:tab/>
+      </w:r>
+      <w:r>
+        <w:rPr>
+          <w:rStyle w:val="description"/>
+          <w:b/>
+          <w:bCs/>
+        </w:rPr>
+        <w:tab/>
+      </w:r>
+      <w:r>
+        <w:rPr>
+          <w:rStyle w:val="description"/>
+          <w:b/>
+          <w:bCs/>
+        </w:rPr>
+        <w:tab/>
+      </w:r>
     </w:p>
     <w:p>
       <w:pPr>
@@ -2586,7 +2437,7 @@
           <w:b/>
           <w:bCs/>
         </w:rPr>
-        <w:t xml:space="preserve">                                    </w:t>
+        <w:t xml:space="preserve">                     </w:t>
       </w:r>
       <w:r>
         <w:rPr>
@@ -2594,7 +2445,7 @@
           <w:b/>
           <w:bCs/>
         </w:rPr>
-        <w:t xml:space="preserve">and          </w:t>
+        <w:t xml:space="preserve">and         </w:t>
       </w:r>
       <w:r>
         <w:rPr>
@@ -2602,7 +2453,23 @@
           <w:b/>
           <w:bCs/>
         </w:rPr>
-        <w:t xml:space="preserve">       On Behalf of {ORGANIZATION_NAME}</w:t>
+        <w:t xml:space="preserve">   </w:t>
+      </w:r>
+      <w:r>
+        <w:rPr>
+          <w:rStyle w:val="description"/>
+          <w:b/>
+          <w:bCs/>
+        </w:rPr>
+        <w:t xml:space="preserve">       </w:t>
+      </w:r>
+      <w:r>
+        <w:rPr>
+          <w:rStyle w:val="description"/>
+          <w:b/>
+          <w:bCs/>
+        </w:rPr>
+        <w:t>{ORGANIZATION_NAME}</w:t>
       </w:r>
     </w:p>
     <w:p>
@@ -2666,26 +2533,28 @@
           <w:bCs/>
         </w:rPr>
         <w:tab/>
-        <w:t xml:space="preserve">             </w:t>
+        <w:t xml:space="preserve">            </w:t>
       </w:r>
       <w:r>
         <w:rPr>
           <w:rStyle w:val="description"/>
           <w:b/>
           <w:bCs/>
-        </w:rPr>
-        <w:tab/>
-        <w:t xml:space="preserve">    </w:t>
-      </w:r>
-      <w:r>
+          <w:u w:val="single"/>
+        </w:rPr>
+        <w:t>Authorized signatory</w:t>
+      </w:r>
+    </w:p>
+    <w:p>
+      <w:pPr>
+        <w:ind w:left="-180"/>
+        <w:jc w:val="both"/>
         <w:rPr>
           <w:rStyle w:val="description"/>
           <w:b/>
           <w:bCs/>
-          <w:u w:val="single"/>
-        </w:rPr>
-        <w:t>Authorized signatory</w:t>
-      </w:r>
+        </w:rPr>
+      </w:pPr>
     </w:p>
     <w:p>
       <w:pPr>
@@ -2703,40 +2572,18 @@
         <w:ind w:left="-180"/>
         <w:jc w:val="both"/>
         <w:rPr>
+          <w:b/>
+          <w:bCs/>
+        </w:rPr>
+      </w:pPr>
+      <w:r>
+        <w:rPr>
           <w:rStyle w:val="description"/>
           <w:b/>
           <w:bCs/>
         </w:rPr>
-      </w:pPr>
-    </w:p>
-    <w:p>
-      <w:pPr>
-        <w:ind w:left="-180"/>
-        <w:jc w:val="both"/>
-        <w:rPr>
-          <w:rStyle w:val="description"/>
-          <w:b/>
-          <w:bCs/>
-        </w:rPr>
-      </w:pPr>
-      <w:r>
-        <w:rPr>
-          <w:rStyle w:val="description"/>
-          <w:b/>
-          <w:bCs/>
-        </w:rPr>
         <w:t xml:space="preserve"> </w:t>
       </w:r>
-    </w:p>
-    <w:p>
-      <w:pPr>
-        <w:pStyle w:val="BodyText"/>
-        <w:spacing w:before="4"/>
-        <w:rPr>
-          <w:b/>
-          <w:sz w:val="28"/>
-        </w:rPr>
-      </w:pPr>
     </w:p>
     <w:p>
       <w:pPr>
@@ -2784,8 +2631,9 @@
       <w:r>
         <w:rPr>
           <w:b/>
-        </w:rPr>
-        <w:tab/>
+          <w:spacing w:val="-2"/>
+        </w:rPr>
+        <w:t xml:space="preserve">                                        </w:t>
       </w:r>
       <w:r>
         <w:rPr>
@@ -2796,6 +2644,12 @@
         </w:rPr>
         <w:t>{PARTY_SIGNATORY_NAME}</w:t>
       </w:r>
+      <w:r>
+        <w:rPr>
+          <w:b/>
+        </w:rPr>
+        <w:tab/>
+      </w:r>
     </w:p>
     <w:p>
       <w:pPr>
@@ -2835,8 +2689,9 @@
       <w:r>
         <w:rPr>
           <w:b/>
-        </w:rPr>
-        <w:tab/>
+          <w:spacing w:val="-2"/>
+        </w:rPr>
+        <w:t xml:space="preserve">                                                      </w:t>
       </w:r>
       <w:r>
         <w:rPr>
@@ -2899,7 +2754,7 @@
 </file>
 
 <file path=word/endnotes.xml><?xml version="1.0" encoding="utf-8"?>
-<w:endnotes xmlns:wpc="http://schemas.microsoft.com/office/word/2010/wordprocessingCanvas" xmlns:cx="http://schemas.microsoft.com/office/drawing/2014/chartex" xmlns:cx1="http://schemas.microsoft.com/office/drawing/2015/9/8/chartex" xmlns:cx2="http://schemas.microsoft.com/office/drawing/2015/10/21/chartex" xmlns:cx3="http://schemas.microsoft.com/office/drawing/2016/5/9/chartex" xmlns:cx4="http://schemas.microsoft.com/office/drawing/2016/5/10/chartex" xmlns:cx5="http://schemas.microsoft.com/office/drawing/2016/5/11/chartex" xmlns:cx6="http://schemas.microsoft.com/office/drawing/2016/5/12/chartex" xmlns:cx7="http://schemas.microsoft.com/office/drawing/2016/5/13/chartex" xmlns:cx8="http://schemas.microsoft.com/office/drawing/2016/5/14/chartex" xmlns:mc="http://schemas.openxmlformats.org/markup-compatibility/2006" xmlns:aink="http://schemas.microsoft.com/office/drawing/2016/ink" xmlns:am3d="http://schemas.microsoft.com/office/drawing/2017/model3d" xmlns:o="urn:schemas-microsoft-com:office:office" xmlns:r="http://schemas.openxmlformats.org/officeDocument/2006/relationships" xmlns:m="http://schemas.openxmlformats.org/officeDocument/2006/math" xmlns:v="urn:schemas-microsoft-com:vml" xmlns:wp14="http://schemas.microsoft.com/office/word/2010/wordprocessingDrawing" xmlns:wp="http://schemas.openxmlformats.org/drawingml/2006/wordprocessingDrawing" xmlns:w10="urn:schemas-microsoft-com:office:word" xmlns:w="http://schemas.openxmlformats.org/wordprocessingml/2006/main" xmlns:w14="http://schemas.microsoft.com/office/word/2010/wordml" xmlns:w15="http://schemas.microsoft.com/office/word/2012/wordml" xmlns:w16cex="http://schemas.microsoft.com/office/word/2018/wordml/cex" xmlns:w16cid="http://schemas.microsoft.com/office/word/2016/wordml/cid" xmlns:w16="http://schemas.microsoft.com/office/word/2018/wordml" xmlns:w16sdtdh="http://schemas.microsoft.com/office/word/2020/wordml/sdtdatahash" xmlns:w16se="http://schemas.microsoft.com/office/word/2015/wordml/symex" xmlns:wpg="http://schemas.microsoft.com/office/word/2010/wordprocessingGroup" xmlns:wpi="http://schemas.microsoft.com/office/word/2010/wordprocessingInk" xmlns:wne="http://schemas.microsoft.com/office/word/2006/wordml" xmlns:wps="http://schemas.microsoft.com/office/word/2010/wordprocessingShape" mc:Ignorable="w14 w15 w16se w16cid w16 w16cex w16sdtdh wp14">
+<w:endnotes xmlns:wpc="http://schemas.microsoft.com/office/word/2010/wordprocessingCanvas" xmlns:cx="http://schemas.microsoft.com/office/drawing/2014/chartex" xmlns:cx1="http://schemas.microsoft.com/office/drawing/2015/9/8/chartex" xmlns:cx2="http://schemas.microsoft.com/office/drawing/2015/10/21/chartex" xmlns:cx3="http://schemas.microsoft.com/office/drawing/2016/5/9/chartex" xmlns:cx4="http://schemas.microsoft.com/office/drawing/2016/5/10/chartex" xmlns:cx5="http://schemas.microsoft.com/office/drawing/2016/5/11/chartex" xmlns:cx6="http://schemas.microsoft.com/office/drawing/2016/5/12/chartex" xmlns:cx7="http://schemas.microsoft.com/office/drawing/2016/5/13/chartex" xmlns:cx8="http://schemas.microsoft.com/office/drawing/2016/5/14/chartex" xmlns:mc="http://schemas.openxmlformats.org/markup-compatibility/2006" xmlns:aink="http://schemas.microsoft.com/office/drawing/2016/ink" xmlns:am3d="http://schemas.microsoft.com/office/drawing/2017/model3d" xmlns:o="urn:schemas-microsoft-com:office:office" xmlns:oel="http://schemas.microsoft.com/office/2019/extlst" xmlns:r="http://schemas.openxmlformats.org/officeDocument/2006/relationships" xmlns:m="http://schemas.openxmlformats.org/officeDocument/2006/math" xmlns:v="urn:schemas-microsoft-com:vml" xmlns:wp14="http://schemas.microsoft.com/office/word/2010/wordprocessingDrawing" xmlns:wp="http://schemas.openxmlformats.org/drawingml/2006/wordprocessingDrawing" xmlns:w10="urn:schemas-microsoft-com:office:word" xmlns:w="http://schemas.openxmlformats.org/wordprocessingml/2006/main" xmlns:w14="http://schemas.microsoft.com/office/word/2010/wordml" xmlns:w15="http://schemas.microsoft.com/office/word/2012/wordml" xmlns:w16cex="http://schemas.microsoft.com/office/word/2018/wordml/cex" xmlns:w16cid="http://schemas.microsoft.com/office/word/2016/wordml/cid" xmlns:w16="http://schemas.microsoft.com/office/word/2018/wordml" xmlns:w16du="http://schemas.microsoft.com/office/word/2023/wordml/word16du" xmlns:w16sdtdh="http://schemas.microsoft.com/office/word/2020/wordml/sdtdatahash" xmlns:w16se="http://schemas.microsoft.com/office/word/2015/wordml/symex" xmlns:wpg="http://schemas.microsoft.com/office/word/2010/wordprocessingGroup" xmlns:wpi="http://schemas.microsoft.com/office/word/2010/wordprocessingInk" xmlns:wne="http://schemas.microsoft.com/office/word/2006/wordml" xmlns:wps="http://schemas.microsoft.com/office/word/2010/wordprocessingShape" mc:Ignorable="w14 w15 w16se w16cid w16 w16cex w16sdtdh w16du wp14">
   <w:endnote w:type="separator" w:id="-1">
     <w:p>
       <w:r>
@@ -2918,7 +2773,7 @@
 </file>
 
 <file path=word/footer1.xml><?xml version="1.0" encoding="utf-8"?>
-<w:ftr xmlns:wpc="http://schemas.microsoft.com/office/word/2010/wordprocessingCanvas" xmlns:cx="http://schemas.microsoft.com/office/drawing/2014/chartex" xmlns:cx1="http://schemas.microsoft.com/office/drawing/2015/9/8/chartex" xmlns:cx2="http://schemas.microsoft.com/office/drawing/2015/10/21/chartex" xmlns:cx3="http://schemas.microsoft.com/office/drawing/2016/5/9/chartex" xmlns:cx4="http://schemas.microsoft.com/office/drawing/2016/5/10/chartex" xmlns:cx5="http://schemas.microsoft.com/office/drawing/2016/5/11/chartex" xmlns:cx6="http://schemas.microsoft.com/office/drawing/2016/5/12/chartex" xmlns:cx7="http://schemas.microsoft.com/office/drawing/2016/5/13/chartex" xmlns:cx8="http://schemas.microsoft.com/office/drawing/2016/5/14/chartex" xmlns:mc="http://schemas.openxmlformats.org/markup-compatibility/2006" xmlns:aink="http://schemas.microsoft.com/office/drawing/2016/ink" xmlns:am3d="http://schemas.microsoft.com/office/drawing/2017/model3d" xmlns:o="urn:schemas-microsoft-com:office:office" xmlns:r="http://schemas.openxmlformats.org/officeDocument/2006/relationships" xmlns:m="http://schemas.openxmlformats.org/officeDocument/2006/math" xmlns:v="urn:schemas-microsoft-com:vml" xmlns:wp14="http://schemas.microsoft.com/office/word/2010/wordprocessingDrawing" xmlns:wp="http://schemas.openxmlformats.org/drawingml/2006/wordprocessingDrawing" xmlns:w10="urn:schemas-microsoft-com:office:word" xmlns:w="http://schemas.openxmlformats.org/wordprocessingml/2006/main" xmlns:w14="http://schemas.microsoft.com/office/word/2010/wordml" xmlns:w15="http://schemas.microsoft.com/office/word/2012/wordml" xmlns:w16cex="http://schemas.microsoft.com/office/word/2018/wordml/cex" xmlns:w16cid="http://schemas.microsoft.com/office/word/2016/wordml/cid" xmlns:w16="http://schemas.microsoft.com/office/word/2018/wordml" xmlns:w16sdtdh="http://schemas.microsoft.com/office/word/2020/wordml/sdtdatahash" xmlns:w16se="http://schemas.microsoft.com/office/word/2015/wordml/symex" xmlns:wpg="http://schemas.microsoft.com/office/word/2010/wordprocessingGroup" xmlns:wpi="http://schemas.microsoft.com/office/word/2010/wordprocessingInk" xmlns:wne="http://schemas.microsoft.com/office/word/2006/wordml" xmlns:wps="http://schemas.microsoft.com/office/word/2010/wordprocessingShape" mc:Ignorable="w14 w15 w16se w16cid w16 w16cex w16sdtdh wp14">
+<w:ftr xmlns:wpc="http://schemas.microsoft.com/office/word/2010/wordprocessingCanvas" xmlns:cx="http://schemas.microsoft.com/office/drawing/2014/chartex" xmlns:cx1="http://schemas.microsoft.com/office/drawing/2015/9/8/chartex" xmlns:cx2="http://schemas.microsoft.com/office/drawing/2015/10/21/chartex" xmlns:cx3="http://schemas.microsoft.com/office/drawing/2016/5/9/chartex" xmlns:cx4="http://schemas.microsoft.com/office/drawing/2016/5/10/chartex" xmlns:cx5="http://schemas.microsoft.com/office/drawing/2016/5/11/chartex" xmlns:cx6="http://schemas.microsoft.com/office/drawing/2016/5/12/chartex" xmlns:cx7="http://schemas.microsoft.com/office/drawing/2016/5/13/chartex" xmlns:cx8="http://schemas.microsoft.com/office/drawing/2016/5/14/chartex" xmlns:mc="http://schemas.openxmlformats.org/markup-compatibility/2006" xmlns:aink="http://schemas.microsoft.com/office/drawing/2016/ink" xmlns:am3d="http://schemas.microsoft.com/office/drawing/2017/model3d" xmlns:o="urn:schemas-microsoft-com:office:office" xmlns:oel="http://schemas.microsoft.com/office/2019/extlst" xmlns:r="http://schemas.openxmlformats.org/officeDocument/2006/relationships" xmlns:m="http://schemas.openxmlformats.org/officeDocument/2006/math" xmlns:v="urn:schemas-microsoft-com:vml" xmlns:wp14="http://schemas.microsoft.com/office/word/2010/wordprocessingDrawing" xmlns:wp="http://schemas.openxmlformats.org/drawingml/2006/wordprocessingDrawing" xmlns:w10="urn:schemas-microsoft-com:office:word" xmlns:w="http://schemas.openxmlformats.org/wordprocessingml/2006/main" xmlns:w14="http://schemas.microsoft.com/office/word/2010/wordml" xmlns:w15="http://schemas.microsoft.com/office/word/2012/wordml" xmlns:w16cex="http://schemas.microsoft.com/office/word/2018/wordml/cex" xmlns:w16cid="http://schemas.microsoft.com/office/word/2016/wordml/cid" xmlns:w16="http://schemas.microsoft.com/office/word/2018/wordml" xmlns:w16du="http://schemas.microsoft.com/office/word/2023/wordml/word16du" xmlns:w16sdtdh="http://schemas.microsoft.com/office/word/2020/wordml/sdtdatahash" xmlns:w16se="http://schemas.microsoft.com/office/word/2015/wordml/symex" xmlns:wpg="http://schemas.microsoft.com/office/word/2010/wordprocessingGroup" xmlns:wpi="http://schemas.microsoft.com/office/word/2010/wordprocessingInk" xmlns:wne="http://schemas.microsoft.com/office/word/2006/wordml" xmlns:wps="http://schemas.microsoft.com/office/word/2010/wordprocessingShape" mc:Ignorable="w14 w15 w16se w16cid w16 w16cex w16sdtdh w16du wp14">
   <w:p>
     <w:pPr>
       <w:pStyle w:val="Footer"/>
@@ -2952,7 +2807,7 @@
 </file>
 
 <file path=word/footnotes.xml><?xml version="1.0" encoding="utf-8"?>
-<w:footnotes xmlns:wpc="http://schemas.microsoft.com/office/word/2010/wordprocessingCanvas" xmlns:cx="http://schemas.microsoft.com/office/drawing/2014/chartex" xmlns:cx1="http://schemas.microsoft.com/office/drawing/2015/9/8/chartex" xmlns:cx2="http://schemas.microsoft.com/office/drawing/2015/10/21/chartex" xmlns:cx3="http://schemas.microsoft.com/office/drawing/2016/5/9/chartex" xmlns:cx4="http://schemas.microsoft.com/office/drawing/2016/5/10/chartex" xmlns:cx5="http://schemas.microsoft.com/office/drawing/2016/5/11/chartex" xmlns:cx6="http://schemas.microsoft.com/office/drawing/2016/5/12/chartex" xmlns:cx7="http://schemas.microsoft.com/office/drawing/2016/5/13/chartex" xmlns:cx8="http://schemas.microsoft.com/office/drawing/2016/5/14/chartex" xmlns:mc="http://schemas.openxmlformats.org/markup-compatibility/2006" xmlns:aink="http://schemas.microsoft.com/office/drawing/2016/ink" xmlns:am3d="http://schemas.microsoft.com/office/drawing/2017/model3d" xmlns:o="urn:schemas-microsoft-com:office:office" xmlns:r="http://schemas.openxmlformats.org/officeDocument/2006/relationships" xmlns:m="http://schemas.openxmlformats.org/officeDocument/2006/math" xmlns:v="urn:schemas-microsoft-com:vml" xmlns:wp14="http://schemas.microsoft.com/office/word/2010/wordprocessingDrawing" xmlns:wp="http://schemas.openxmlformats.org/drawingml/2006/wordprocessingDrawing" xmlns:w10="urn:schemas-microsoft-com:office:word" xmlns:w="http://schemas.openxmlformats.org/wordprocessingml/2006/main" xmlns:w14="http://schemas.microsoft.com/office/word/2010/wordml" xmlns:w15="http://schemas.microsoft.com/office/word/2012/wordml" xmlns:w16cex="http://schemas.microsoft.com/office/word/2018/wordml/cex" xmlns:w16cid="http://schemas.microsoft.com/office/word/2016/wordml/cid" xmlns:w16="http://schemas.microsoft.com/office/word/2018/wordml" xmlns:w16sdtdh="http://schemas.microsoft.com/office/word/2020/wordml/sdtdatahash" xmlns:w16se="http://schemas.microsoft.com/office/word/2015/wordml/symex" xmlns:wpg="http://schemas.microsoft.com/office/word/2010/wordprocessingGroup" xmlns:wpi="http://schemas.microsoft.com/office/word/2010/wordprocessingInk" xmlns:wne="http://schemas.microsoft.com/office/word/2006/wordml" xmlns:wps="http://schemas.microsoft.com/office/word/2010/wordprocessingShape" mc:Ignorable="w14 w15 w16se w16cid w16 w16cex w16sdtdh wp14">
+<w:footnotes xmlns:wpc="http://schemas.microsoft.com/office/word/2010/wordprocessingCanvas" xmlns:cx="http://schemas.microsoft.com/office/drawing/2014/chartex" xmlns:cx1="http://schemas.microsoft.com/office/drawing/2015/9/8/chartex" xmlns:cx2="http://schemas.microsoft.com/office/drawing/2015/10/21/chartex" xmlns:cx3="http://schemas.microsoft.com/office/drawing/2016/5/9/chartex" xmlns:cx4="http://schemas.microsoft.com/office/drawing/2016/5/10/chartex" xmlns:cx5="http://schemas.microsoft.com/office/drawing/2016/5/11/chartex" xmlns:cx6="http://schemas.microsoft.com/office/drawing/2016/5/12/chartex" xmlns:cx7="http://schemas.microsoft.com/office/drawing/2016/5/13/chartex" xmlns:cx8="http://schemas.microsoft.com/office/drawing/2016/5/14/chartex" xmlns:mc="http://schemas.openxmlformats.org/markup-compatibility/2006" xmlns:aink="http://schemas.microsoft.com/office/drawing/2016/ink" xmlns:am3d="http://schemas.microsoft.com/office/drawing/2017/model3d" xmlns:o="urn:schemas-microsoft-com:office:office" xmlns:oel="http://schemas.microsoft.com/office/2019/extlst" xmlns:r="http://schemas.openxmlformats.org/officeDocument/2006/relationships" xmlns:m="http://schemas.openxmlformats.org/officeDocument/2006/math" xmlns:v="urn:schemas-microsoft-com:vml" xmlns:wp14="http://schemas.microsoft.com/office/word/2010/wordprocessingDrawing" xmlns:wp="http://schemas.openxmlformats.org/drawingml/2006/wordprocessingDrawing" xmlns:w10="urn:schemas-microsoft-com:office:word" xmlns:w="http://schemas.openxmlformats.org/wordprocessingml/2006/main" xmlns:w14="http://schemas.microsoft.com/office/word/2010/wordml" xmlns:w15="http://schemas.microsoft.com/office/word/2012/wordml" xmlns:w16cex="http://schemas.microsoft.com/office/word/2018/wordml/cex" xmlns:w16cid="http://schemas.microsoft.com/office/word/2016/wordml/cid" xmlns:w16="http://schemas.microsoft.com/office/word/2018/wordml" xmlns:w16du="http://schemas.microsoft.com/office/word/2023/wordml/word16du" xmlns:w16sdtdh="http://schemas.microsoft.com/office/word/2020/wordml/sdtdatahash" xmlns:w16se="http://schemas.microsoft.com/office/word/2015/wordml/symex" xmlns:wpg="http://schemas.microsoft.com/office/word/2010/wordprocessingGroup" xmlns:wpi="http://schemas.microsoft.com/office/word/2010/wordprocessingInk" xmlns:wne="http://schemas.microsoft.com/office/word/2006/wordml" xmlns:wps="http://schemas.microsoft.com/office/word/2010/wordprocessingShape" mc:Ignorable="w14 w15 w16se w16cid w16 w16cex w16sdtdh w16du wp14">
   <w:footnote w:type="separator" w:id="-1">
     <w:p>
       <w:r>
@@ -2971,7 +2826,7 @@
 </file>
 
 <file path=word/numbering.xml><?xml version="1.0" encoding="utf-8"?>
-<w:numbering xmlns:wpc="http://schemas.microsoft.com/office/word/2010/wordprocessingCanvas" xmlns:cx="http://schemas.microsoft.com/office/drawing/2014/chartex" xmlns:cx1="http://schemas.microsoft.com/office/drawing/2015/9/8/chartex" xmlns:cx2="http://schemas.microsoft.com/office/drawing/2015/10/21/chartex" xmlns:cx3="http://schemas.microsoft.com/office/drawing/2016/5/9/chartex" xmlns:cx4="http://schemas.microsoft.com/office/drawing/2016/5/10/chartex" xmlns:cx5="http://schemas.microsoft.com/office/drawing/2016/5/11/chartex" xmlns:cx6="http://schemas.microsoft.com/office/drawing/2016/5/12/chartex" xmlns:cx7="http://schemas.microsoft.com/office/drawing/2016/5/13/chartex" xmlns:cx8="http://schemas.microsoft.com/office/drawing/2016/5/14/chartex" xmlns:mc="http://schemas.openxmlformats.org/markup-compatibility/2006" xmlns:aink="http://schemas.microsoft.com/office/drawing/2016/ink" xmlns:am3d="http://schemas.microsoft.com/office/drawing/2017/model3d" xmlns:o="urn:schemas-microsoft-com:office:office" xmlns:r="http://schemas.openxmlformats.org/officeDocument/2006/relationships" xmlns:m="http://schemas.openxmlformats.org/officeDocument/2006/math" xmlns:v="urn:schemas-microsoft-com:vml" xmlns:wp14="http://schemas.microsoft.com/office/word/2010/wordprocessingDrawing" xmlns:wp="http://schemas.openxmlformats.org/drawingml/2006/wordprocessingDrawing" xmlns:w10="urn:schemas-microsoft-com:office:word" xmlns:w="http://schemas.openxmlformats.org/wordprocessingml/2006/main" xmlns:w14="http://schemas.microsoft.com/office/word/2010/wordml" xmlns:w15="http://schemas.microsoft.com/office/word/2012/wordml" xmlns:w16cex="http://schemas.microsoft.com/office/word/2018/wordml/cex" xmlns:w16cid="http://schemas.microsoft.com/office/word/2016/wordml/cid" xmlns:w16="http://schemas.microsoft.com/office/word/2018/wordml" xmlns:w16sdtdh="http://schemas.microsoft.com/office/word/2020/wordml/sdtdatahash" xmlns:w16se="http://schemas.microsoft.com/office/word/2015/wordml/symex" xmlns:wpg="http://schemas.microsoft.com/office/word/2010/wordprocessingGroup" xmlns:wpi="http://schemas.microsoft.com/office/word/2010/wordprocessingInk" xmlns:wne="http://schemas.microsoft.com/office/word/2006/wordml" xmlns:wps="http://schemas.microsoft.com/office/word/2010/wordprocessingShape" mc:Ignorable="w14 w15 w16se w16cid w16 w16cex w16sdtdh wp14">
+<w:numbering xmlns:wpc="http://schemas.microsoft.com/office/word/2010/wordprocessingCanvas" xmlns:cx="http://schemas.microsoft.com/office/drawing/2014/chartex" xmlns:cx1="http://schemas.microsoft.com/office/drawing/2015/9/8/chartex" xmlns:cx2="http://schemas.microsoft.com/office/drawing/2015/10/21/chartex" xmlns:cx3="http://schemas.microsoft.com/office/drawing/2016/5/9/chartex" xmlns:cx4="http://schemas.microsoft.com/office/drawing/2016/5/10/chartex" xmlns:cx5="http://schemas.microsoft.com/office/drawing/2016/5/11/chartex" xmlns:cx6="http://schemas.microsoft.com/office/drawing/2016/5/12/chartex" xmlns:cx7="http://schemas.microsoft.com/office/drawing/2016/5/13/chartex" xmlns:cx8="http://schemas.microsoft.com/office/drawing/2016/5/14/chartex" xmlns:mc="http://schemas.openxmlformats.org/markup-compatibility/2006" xmlns:aink="http://schemas.microsoft.com/office/drawing/2016/ink" xmlns:am3d="http://schemas.microsoft.com/office/drawing/2017/model3d" xmlns:o="urn:schemas-microsoft-com:office:office" xmlns:oel="http://schemas.microsoft.com/office/2019/extlst" xmlns:r="http://schemas.openxmlformats.org/officeDocument/2006/relationships" xmlns:m="http://schemas.openxmlformats.org/officeDocument/2006/math" xmlns:v="urn:schemas-microsoft-com:vml" xmlns:wp14="http://schemas.microsoft.com/office/word/2010/wordprocessingDrawing" xmlns:wp="http://schemas.openxmlformats.org/drawingml/2006/wordprocessingDrawing" xmlns:w10="urn:schemas-microsoft-com:office:word" xmlns:w="http://schemas.openxmlformats.org/wordprocessingml/2006/main" xmlns:w14="http://schemas.microsoft.com/office/word/2010/wordml" xmlns:w15="http://schemas.microsoft.com/office/word/2012/wordml" xmlns:w16cex="http://schemas.microsoft.com/office/word/2018/wordml/cex" xmlns:w16cid="http://schemas.microsoft.com/office/word/2016/wordml/cid" xmlns:w16="http://schemas.microsoft.com/office/word/2018/wordml" xmlns:w16du="http://schemas.microsoft.com/office/word/2023/wordml/word16du" xmlns:w16sdtdh="http://schemas.microsoft.com/office/word/2020/wordml/sdtdatahash" xmlns:w16se="http://schemas.microsoft.com/office/word/2015/wordml/symex" xmlns:wpg="http://schemas.microsoft.com/office/word/2010/wordprocessingGroup" xmlns:wpi="http://schemas.microsoft.com/office/word/2010/wordprocessingInk" xmlns:wne="http://schemas.microsoft.com/office/word/2006/wordml" xmlns:wps="http://schemas.microsoft.com/office/word/2010/wordprocessingShape" mc:Ignorable="w14 w15 w16se w16cid w16 w16cex w16sdtdh w16du wp14">
   <w:abstractNum w:abstractNumId="0" w15:restartNumberingAfterBreak="0">
     <w:nsid w:val="FFFFFF1D"/>
     <w:multiLevelType w:val="multilevel"/>
@@ -4624,59 +4479,59 @@
       </w:pPr>
     </w:lvl>
   </w:abstractNum>
-  <w:num w:numId="1">
+  <w:num w:numId="1" w16cid:durableId="2107723261">
     <w:abstractNumId w:val="5"/>
   </w:num>
-  <w:num w:numId="2">
+  <w:num w:numId="2" w16cid:durableId="1587419610">
     <w:abstractNumId w:val="11"/>
   </w:num>
-  <w:num w:numId="3">
+  <w:num w:numId="3" w16cid:durableId="1444685341">
     <w:abstractNumId w:val="10"/>
   </w:num>
-  <w:num w:numId="4">
+  <w:num w:numId="4" w16cid:durableId="1595745971">
     <w:abstractNumId w:val="3"/>
   </w:num>
-  <w:num w:numId="5">
+  <w:num w:numId="5" w16cid:durableId="735277631">
     <w:abstractNumId w:val="6"/>
   </w:num>
-  <w:num w:numId="6">
+  <w:num w:numId="6" w16cid:durableId="188446616">
     <w:abstractNumId w:val="2"/>
   </w:num>
-  <w:num w:numId="7">
+  <w:num w:numId="7" w16cid:durableId="750271078">
     <w:abstractNumId w:val="1"/>
   </w:num>
-  <w:num w:numId="8">
+  <w:num w:numId="8" w16cid:durableId="321205297">
     <w:abstractNumId w:val="15"/>
   </w:num>
-  <w:num w:numId="9">
+  <w:num w:numId="9" w16cid:durableId="395708026">
     <w:abstractNumId w:val="9"/>
   </w:num>
-  <w:num w:numId="10">
+  <w:num w:numId="10" w16cid:durableId="1866359715">
     <w:abstractNumId w:val="7"/>
   </w:num>
-  <w:num w:numId="11">
+  <w:num w:numId="11" w16cid:durableId="266274447">
     <w:abstractNumId w:val="12"/>
   </w:num>
-  <w:num w:numId="12">
+  <w:num w:numId="12" w16cid:durableId="129249785">
     <w:abstractNumId w:val="4"/>
   </w:num>
-  <w:num w:numId="13">
+  <w:num w:numId="13" w16cid:durableId="1313750712">
     <w:abstractNumId w:val="14"/>
   </w:num>
-  <w:num w:numId="14">
+  <w:num w:numId="14" w16cid:durableId="1482041451">
     <w:abstractNumId w:val="0"/>
   </w:num>
-  <w:num w:numId="15">
+  <w:num w:numId="15" w16cid:durableId="419255732">
     <w:abstractNumId w:val="8"/>
   </w:num>
-  <w:num w:numId="16">
+  <w:num w:numId="16" w16cid:durableId="1379550908">
     <w:abstractNumId w:val="13"/>
   </w:num>
 </w:numbering>
 </file>
 
 <file path=word/styles.xml><?xml version="1.0" encoding="utf-8"?>
-<w:styles xmlns:mc="http://schemas.openxmlformats.org/markup-compatibility/2006" xmlns:r="http://schemas.openxmlformats.org/officeDocument/2006/relationships" xmlns:w="http://schemas.openxmlformats.org/wordprocessingml/2006/main" xmlns:w14="http://schemas.microsoft.com/office/word/2010/wordml" xmlns:w15="http://schemas.microsoft.com/office/word/2012/wordml" xmlns:w16cex="http://schemas.microsoft.com/office/word/2018/wordml/cex" xmlns:w16cid="http://schemas.microsoft.com/office/word/2016/wordml/cid" xmlns:w16="http://schemas.microsoft.com/office/word/2018/wordml" xmlns:w16sdtdh="http://schemas.microsoft.com/office/word/2020/wordml/sdtdatahash" xmlns:w16se="http://schemas.microsoft.com/office/word/2015/wordml/symex" mc:Ignorable="w14 w15 w16se w16cid w16 w16cex w16sdtdh">
+<w:styles xmlns:mc="http://schemas.openxmlformats.org/markup-compatibility/2006" xmlns:r="http://schemas.openxmlformats.org/officeDocument/2006/relationships" xmlns:w="http://schemas.openxmlformats.org/wordprocessingml/2006/main" xmlns:w14="http://schemas.microsoft.com/office/word/2010/wordml" xmlns:w15="http://schemas.microsoft.com/office/word/2012/wordml" xmlns:w16cex="http://schemas.microsoft.com/office/word/2018/wordml/cex" xmlns:w16cid="http://schemas.microsoft.com/office/word/2016/wordml/cid" xmlns:w16="http://schemas.microsoft.com/office/word/2018/wordml" xmlns:w16du="http://schemas.microsoft.com/office/word/2023/wordml/word16du" xmlns:w16sdtdh="http://schemas.microsoft.com/office/word/2020/wordml/sdtdatahash" xmlns:w16se="http://schemas.microsoft.com/office/word/2015/wordml/symex" mc:Ignorable="w14 w15 w16se w16cid w16 w16cex w16sdtdh w16du">
   <w:docDefaults>
     <w:rPrDefault>
       <w:rPr>
@@ -4961,8 +4816,8 @@
     <w:lsdException w:name="Plain Table 5" w:uiPriority="31" w:qFormat="1"/>
     <w:lsdException w:name="Grid Table Light" w:uiPriority="32" w:qFormat="1"/>
     <w:lsdException w:name="Grid Table 1 Light" w:uiPriority="33" w:qFormat="1"/>
-    <w:lsdException w:name="Grid Table 2" w:semiHidden="1" w:uiPriority="37" w:unhideWhenUsed="1"/>
-    <w:lsdException w:name="Grid Table 3" w:semiHidden="1" w:uiPriority="39" w:unhideWhenUsed="1" w:qFormat="1"/>
+    <w:lsdException w:name="Grid Table 2" w:uiPriority="37"/>
+    <w:lsdException w:name="Grid Table 3" w:uiPriority="39" w:qFormat="1"/>
     <w:lsdException w:name="Grid Table 4" w:uiPriority="49"/>
     <w:lsdException w:name="Grid Table 5 Dark" w:uiPriority="50"/>
     <w:lsdException w:name="Grid Table 6 Colorful" w:uiPriority="51"/>
@@ -5137,7 +4992,6 @@
     <w:uiPriority w:val="99"/>
     <w:semiHidden/>
     <w:unhideWhenUsed/>
-    <w:qFormat/>
     <w:tblPr>
       <w:tblInd w:w="0" w:type="dxa"/>
       <w:tblCellMar>
@@ -5411,8 +5265,8 @@
       <w:lang w:val="en-GB"/>
     </w:rPr>
   </w:style>
-  <w:style w:type="paragraph" w:styleId="MediumGrid1-Accent2">
-    <w:name w:val="Medium Grid 1 Accent 2"/>
+  <w:style w:type="paragraph" w:customStyle="1" w:styleId="MediumGrid1-Accent21">
+    <w:name w:val="Medium Grid 1 - Accent 21"/>
     <w:basedOn w:val="Normal"/>
     <w:uiPriority w:val="72"/>
     <w:qFormat/>
@@ -5640,7 +5494,7 @@
       <w:szCs w:val="24"/>
     </w:rPr>
   </w:style>
-  <w:style w:type="paragraph" w:customStyle="1" w:styleId="MediumGrid1-Accent21">
+  <w:style w:type="paragraph" w:customStyle="1" w:styleId="MediumGrid1-Accent210">
     <w:name w:val="Medium Grid 1 - Accent 21"/>
     <w:basedOn w:val="Normal"/>
     <w:uiPriority w:val="72"/>

--- a/mou_templates/mou_local.docx
+++ b/mou_templates/mou_local.docx
@@ -1,6 +1,6 @@
 
 <file path=word/document.xml><?xml version="1.0" encoding="utf-8"?>
-<w:document xmlns:wpc="http://schemas.microsoft.com/office/word/2010/wordprocessingCanvas" xmlns:cx="http://schemas.microsoft.com/office/drawing/2014/chartex" xmlns:cx1="http://schemas.microsoft.com/office/drawing/2015/9/8/chartex" xmlns:cx2="http://schemas.microsoft.com/office/drawing/2015/10/21/chartex" xmlns:cx3="http://schemas.microsoft.com/office/drawing/2016/5/9/chartex" xmlns:cx4="http://schemas.microsoft.com/office/drawing/2016/5/10/chartex" xmlns:cx5="http://schemas.microsoft.com/office/drawing/2016/5/11/chartex" xmlns:cx6="http://schemas.microsoft.com/office/drawing/2016/5/12/chartex" xmlns:cx7="http://schemas.microsoft.com/office/drawing/2016/5/13/chartex" xmlns:cx8="http://schemas.microsoft.com/office/drawing/2016/5/14/chartex" xmlns:mc="http://schemas.openxmlformats.org/markup-compatibility/2006" xmlns:aink="http://schemas.microsoft.com/office/drawing/2016/ink" xmlns:am3d="http://schemas.microsoft.com/office/drawing/2017/model3d" xmlns:o="urn:schemas-microsoft-com:office:office" xmlns:oel="http://schemas.microsoft.com/office/2019/extlst" xmlns:r="http://schemas.openxmlformats.org/officeDocument/2006/relationships" xmlns:m="http://schemas.openxmlformats.org/officeDocument/2006/math" xmlns:v="urn:schemas-microsoft-com:vml" xmlns:wp14="http://schemas.microsoft.com/office/word/2010/wordprocessingDrawing" xmlns:wp="http://schemas.openxmlformats.org/drawingml/2006/wordprocessingDrawing" xmlns:w10="urn:schemas-microsoft-com:office:word" xmlns:w="http://schemas.openxmlformats.org/wordprocessingml/2006/main" xmlns:w14="http://schemas.microsoft.com/office/word/2010/wordml" xmlns:w15="http://schemas.microsoft.com/office/word/2012/wordml" xmlns:w16cex="http://schemas.microsoft.com/office/word/2018/wordml/cex" xmlns:w16cid="http://schemas.microsoft.com/office/word/2016/wordml/cid" xmlns:w16="http://schemas.microsoft.com/office/word/2018/wordml" xmlns:w16du="http://schemas.microsoft.com/office/word/2023/wordml/word16du" xmlns:w16sdtdh="http://schemas.microsoft.com/office/word/2020/wordml/sdtdatahash" xmlns:w16se="http://schemas.microsoft.com/office/word/2015/wordml/symex" xmlns:wpg="http://schemas.microsoft.com/office/word/2010/wordprocessingGroup" xmlns:wpi="http://schemas.microsoft.com/office/word/2010/wordprocessingInk" xmlns:wne="http://schemas.microsoft.com/office/word/2006/wordml" xmlns:wps="http://schemas.microsoft.com/office/word/2010/wordprocessingShape" mc:Ignorable="w14 w15 w16se w16cid w16 w16cex w16sdtdh w16du wp14">
+<w:document xmlns:wpc="http://schemas.microsoft.com/office/word/2010/wordprocessingCanvas" xmlns:cx="http://schemas.microsoft.com/office/drawing/2014/chartex" xmlns:cx1="http://schemas.microsoft.com/office/drawing/2015/9/8/chartex" xmlns:cx2="http://schemas.microsoft.com/office/drawing/2015/10/21/chartex" xmlns:cx3="http://schemas.microsoft.com/office/drawing/2016/5/9/chartex" xmlns:cx4="http://schemas.microsoft.com/office/drawing/2016/5/10/chartex" xmlns:cx5="http://schemas.microsoft.com/office/drawing/2016/5/11/chartex" xmlns:cx6="http://schemas.microsoft.com/office/drawing/2016/5/12/chartex" xmlns:cx7="http://schemas.microsoft.com/office/drawing/2016/5/13/chartex" xmlns:cx8="http://schemas.microsoft.com/office/drawing/2016/5/14/chartex" xmlns:mc="http://schemas.openxmlformats.org/markup-compatibility/2006" xmlns:aink="http://schemas.microsoft.com/office/drawing/2016/ink" xmlns:am3d="http://schemas.microsoft.com/office/drawing/2017/model3d" xmlns:o="urn:schemas-microsoft-com:office:office" xmlns:r="http://schemas.openxmlformats.org/officeDocument/2006/relationships" xmlns:m="http://schemas.openxmlformats.org/officeDocument/2006/math" xmlns:v="urn:schemas-microsoft-com:vml" xmlns:wp14="http://schemas.microsoft.com/office/word/2010/wordprocessingDrawing" xmlns:wp="http://schemas.openxmlformats.org/drawingml/2006/wordprocessingDrawing" xmlns:w10="urn:schemas-microsoft-com:office:word" xmlns:w="http://schemas.openxmlformats.org/wordprocessingml/2006/main" xmlns:w14="http://schemas.microsoft.com/office/word/2010/wordml" xmlns:w15="http://schemas.microsoft.com/office/word/2012/wordml" xmlns:w16cex="http://schemas.microsoft.com/office/word/2018/wordml/cex" xmlns:w16cid="http://schemas.microsoft.com/office/word/2016/wordml/cid" xmlns:w16="http://schemas.microsoft.com/office/word/2018/wordml" xmlns:w16sdtdh="http://schemas.microsoft.com/office/word/2020/wordml/sdtdatahash" xmlns:w16se="http://schemas.microsoft.com/office/word/2015/wordml/symex" xmlns:wpg="http://schemas.microsoft.com/office/word/2010/wordprocessingGroup" xmlns:wpi="http://schemas.microsoft.com/office/word/2010/wordprocessingInk" xmlns:wne="http://schemas.microsoft.com/office/word/2006/wordml" xmlns:wps="http://schemas.microsoft.com/office/word/2010/wordprocessingShape" mc:Ignorable="w14 w15 w16se w16cid w16 w16cex w16sdtdh wp14">
   <w:body>
     <w:p>
       <w:pPr>
@@ -1263,13 +1263,13 @@
         <w:rPr>
           <w:bCs/>
         </w:rPr>
-        <w:t>(5</w:t>
-      </w:r>
-      <w:r>
-        <w:rPr>
-          <w:bCs/>
-        </w:rPr>
-        <w:t>) years</w:t>
+        <w:t>{PROJECT_DURATION}</w:t>
+      </w:r>
+      <w:r>
+        <w:rPr>
+          <w:bCs/>
+        </w:rPr>
+        <w:t xml:space="preserve"> years</w:t>
       </w:r>
       <w:r>
         <w:rPr>
@@ -2754,7 +2754,7 @@
 </file>
 
 <file path=word/endnotes.xml><?xml version="1.0" encoding="utf-8"?>
-<w:endnotes xmlns:wpc="http://schemas.microsoft.com/office/word/2010/wordprocessingCanvas" xmlns:cx="http://schemas.microsoft.com/office/drawing/2014/chartex" xmlns:cx1="http://schemas.microsoft.com/office/drawing/2015/9/8/chartex" xmlns:cx2="http://schemas.microsoft.com/office/drawing/2015/10/21/chartex" xmlns:cx3="http://schemas.microsoft.com/office/drawing/2016/5/9/chartex" xmlns:cx4="http://schemas.microsoft.com/office/drawing/2016/5/10/chartex" xmlns:cx5="http://schemas.microsoft.com/office/drawing/2016/5/11/chartex" xmlns:cx6="http://schemas.microsoft.com/office/drawing/2016/5/12/chartex" xmlns:cx7="http://schemas.microsoft.com/office/drawing/2016/5/13/chartex" xmlns:cx8="http://schemas.microsoft.com/office/drawing/2016/5/14/chartex" xmlns:mc="http://schemas.openxmlformats.org/markup-compatibility/2006" xmlns:aink="http://schemas.microsoft.com/office/drawing/2016/ink" xmlns:am3d="http://schemas.microsoft.com/office/drawing/2017/model3d" xmlns:o="urn:schemas-microsoft-com:office:office" xmlns:oel="http://schemas.microsoft.com/office/2019/extlst" xmlns:r="http://schemas.openxmlformats.org/officeDocument/2006/relationships" xmlns:m="http://schemas.openxmlformats.org/officeDocument/2006/math" xmlns:v="urn:schemas-microsoft-com:vml" xmlns:wp14="http://schemas.microsoft.com/office/word/2010/wordprocessingDrawing" xmlns:wp="http://schemas.openxmlformats.org/drawingml/2006/wordprocessingDrawing" xmlns:w10="urn:schemas-microsoft-com:office:word" xmlns:w="http://schemas.openxmlformats.org/wordprocessingml/2006/main" xmlns:w14="http://schemas.microsoft.com/office/word/2010/wordml" xmlns:w15="http://schemas.microsoft.com/office/word/2012/wordml" xmlns:w16cex="http://schemas.microsoft.com/office/word/2018/wordml/cex" xmlns:w16cid="http://schemas.microsoft.com/office/word/2016/wordml/cid" xmlns:w16="http://schemas.microsoft.com/office/word/2018/wordml" xmlns:w16du="http://schemas.microsoft.com/office/word/2023/wordml/word16du" xmlns:w16sdtdh="http://schemas.microsoft.com/office/word/2020/wordml/sdtdatahash" xmlns:w16se="http://schemas.microsoft.com/office/word/2015/wordml/symex" xmlns:wpg="http://schemas.microsoft.com/office/word/2010/wordprocessingGroup" xmlns:wpi="http://schemas.microsoft.com/office/word/2010/wordprocessingInk" xmlns:wne="http://schemas.microsoft.com/office/word/2006/wordml" xmlns:wps="http://schemas.microsoft.com/office/word/2010/wordprocessingShape" mc:Ignorable="w14 w15 w16se w16cid w16 w16cex w16sdtdh w16du wp14">
+<w:endnotes xmlns:wpc="http://schemas.microsoft.com/office/word/2010/wordprocessingCanvas" xmlns:cx="http://schemas.microsoft.com/office/drawing/2014/chartex" xmlns:cx1="http://schemas.microsoft.com/office/drawing/2015/9/8/chartex" xmlns:cx2="http://schemas.microsoft.com/office/drawing/2015/10/21/chartex" xmlns:cx3="http://schemas.microsoft.com/office/drawing/2016/5/9/chartex" xmlns:cx4="http://schemas.microsoft.com/office/drawing/2016/5/10/chartex" xmlns:cx5="http://schemas.microsoft.com/office/drawing/2016/5/11/chartex" xmlns:cx6="http://schemas.microsoft.com/office/drawing/2016/5/12/chartex" xmlns:cx7="http://schemas.microsoft.com/office/drawing/2016/5/13/chartex" xmlns:cx8="http://schemas.microsoft.com/office/drawing/2016/5/14/chartex" xmlns:mc="http://schemas.openxmlformats.org/markup-compatibility/2006" xmlns:aink="http://schemas.microsoft.com/office/drawing/2016/ink" xmlns:am3d="http://schemas.microsoft.com/office/drawing/2017/model3d" xmlns:o="urn:schemas-microsoft-com:office:office" xmlns:r="http://schemas.openxmlformats.org/officeDocument/2006/relationships" xmlns:m="http://schemas.openxmlformats.org/officeDocument/2006/math" xmlns:v="urn:schemas-microsoft-com:vml" xmlns:wp14="http://schemas.microsoft.com/office/word/2010/wordprocessingDrawing" xmlns:wp="http://schemas.openxmlformats.org/drawingml/2006/wordprocessingDrawing" xmlns:w10="urn:schemas-microsoft-com:office:word" xmlns:w="http://schemas.openxmlformats.org/wordprocessingml/2006/main" xmlns:w14="http://schemas.microsoft.com/office/word/2010/wordml" xmlns:w15="http://schemas.microsoft.com/office/word/2012/wordml" xmlns:w16cex="http://schemas.microsoft.com/office/word/2018/wordml/cex" xmlns:w16cid="http://schemas.microsoft.com/office/word/2016/wordml/cid" xmlns:w16="http://schemas.microsoft.com/office/word/2018/wordml" xmlns:w16sdtdh="http://schemas.microsoft.com/office/word/2020/wordml/sdtdatahash" xmlns:w16se="http://schemas.microsoft.com/office/word/2015/wordml/symex" xmlns:wpg="http://schemas.microsoft.com/office/word/2010/wordprocessingGroup" xmlns:wpi="http://schemas.microsoft.com/office/word/2010/wordprocessingInk" xmlns:wne="http://schemas.microsoft.com/office/word/2006/wordml" xmlns:wps="http://schemas.microsoft.com/office/word/2010/wordprocessingShape" mc:Ignorable="w14 w15 w16se w16cid w16 w16cex w16sdtdh wp14">
   <w:endnote w:type="separator" w:id="-1">
     <w:p>
       <w:r>
@@ -2773,7 +2773,7 @@
 </file>
 
 <file path=word/footer1.xml><?xml version="1.0" encoding="utf-8"?>
-<w:ftr xmlns:wpc="http://schemas.microsoft.com/office/word/2010/wordprocessingCanvas" xmlns:cx="http://schemas.microsoft.com/office/drawing/2014/chartex" xmlns:cx1="http://schemas.microsoft.com/office/drawing/2015/9/8/chartex" xmlns:cx2="http://schemas.microsoft.com/office/drawing/2015/10/21/chartex" xmlns:cx3="http://schemas.microsoft.com/office/drawing/2016/5/9/chartex" xmlns:cx4="http://schemas.microsoft.com/office/drawing/2016/5/10/chartex" xmlns:cx5="http://schemas.microsoft.com/office/drawing/2016/5/11/chartex" xmlns:cx6="http://schemas.microsoft.com/office/drawing/2016/5/12/chartex" xmlns:cx7="http://schemas.microsoft.com/office/drawing/2016/5/13/chartex" xmlns:cx8="http://schemas.microsoft.com/office/drawing/2016/5/14/chartex" xmlns:mc="http://schemas.openxmlformats.org/markup-compatibility/2006" xmlns:aink="http://schemas.microsoft.com/office/drawing/2016/ink" xmlns:am3d="http://schemas.microsoft.com/office/drawing/2017/model3d" xmlns:o="urn:schemas-microsoft-com:office:office" xmlns:oel="http://schemas.microsoft.com/office/2019/extlst" xmlns:r="http://schemas.openxmlformats.org/officeDocument/2006/relationships" xmlns:m="http://schemas.openxmlformats.org/officeDocument/2006/math" xmlns:v="urn:schemas-microsoft-com:vml" xmlns:wp14="http://schemas.microsoft.com/office/word/2010/wordprocessingDrawing" xmlns:wp="http://schemas.openxmlformats.org/drawingml/2006/wordprocessingDrawing" xmlns:w10="urn:schemas-microsoft-com:office:word" xmlns:w="http://schemas.openxmlformats.org/wordprocessingml/2006/main" xmlns:w14="http://schemas.microsoft.com/office/word/2010/wordml" xmlns:w15="http://schemas.microsoft.com/office/word/2012/wordml" xmlns:w16cex="http://schemas.microsoft.com/office/word/2018/wordml/cex" xmlns:w16cid="http://schemas.microsoft.com/office/word/2016/wordml/cid" xmlns:w16="http://schemas.microsoft.com/office/word/2018/wordml" xmlns:w16du="http://schemas.microsoft.com/office/word/2023/wordml/word16du" xmlns:w16sdtdh="http://schemas.microsoft.com/office/word/2020/wordml/sdtdatahash" xmlns:w16se="http://schemas.microsoft.com/office/word/2015/wordml/symex" xmlns:wpg="http://schemas.microsoft.com/office/word/2010/wordprocessingGroup" xmlns:wpi="http://schemas.microsoft.com/office/word/2010/wordprocessingInk" xmlns:wne="http://schemas.microsoft.com/office/word/2006/wordml" xmlns:wps="http://schemas.microsoft.com/office/word/2010/wordprocessingShape" mc:Ignorable="w14 w15 w16se w16cid w16 w16cex w16sdtdh w16du wp14">
+<w:ftr xmlns:wpc="http://schemas.microsoft.com/office/word/2010/wordprocessingCanvas" xmlns:cx="http://schemas.microsoft.com/office/drawing/2014/chartex" xmlns:cx1="http://schemas.microsoft.com/office/drawing/2015/9/8/chartex" xmlns:cx2="http://schemas.microsoft.com/office/drawing/2015/10/21/chartex" xmlns:cx3="http://schemas.microsoft.com/office/drawing/2016/5/9/chartex" xmlns:cx4="http://schemas.microsoft.com/office/drawing/2016/5/10/chartex" xmlns:cx5="http://schemas.microsoft.com/office/drawing/2016/5/11/chartex" xmlns:cx6="http://schemas.microsoft.com/office/drawing/2016/5/12/chartex" xmlns:cx7="http://schemas.microsoft.com/office/drawing/2016/5/13/chartex" xmlns:cx8="http://schemas.microsoft.com/office/drawing/2016/5/14/chartex" xmlns:mc="http://schemas.openxmlformats.org/markup-compatibility/2006" xmlns:aink="http://schemas.microsoft.com/office/drawing/2016/ink" xmlns:am3d="http://schemas.microsoft.com/office/drawing/2017/model3d" xmlns:o="urn:schemas-microsoft-com:office:office" xmlns:r="http://schemas.openxmlformats.org/officeDocument/2006/relationships" xmlns:m="http://schemas.openxmlformats.org/officeDocument/2006/math" xmlns:v="urn:schemas-microsoft-com:vml" xmlns:wp14="http://schemas.microsoft.com/office/word/2010/wordprocessingDrawing" xmlns:wp="http://schemas.openxmlformats.org/drawingml/2006/wordprocessingDrawing" xmlns:w10="urn:schemas-microsoft-com:office:word" xmlns:w="http://schemas.openxmlformats.org/wordprocessingml/2006/main" xmlns:w14="http://schemas.microsoft.com/office/word/2010/wordml" xmlns:w15="http://schemas.microsoft.com/office/word/2012/wordml" xmlns:w16cex="http://schemas.microsoft.com/office/word/2018/wordml/cex" xmlns:w16cid="http://schemas.microsoft.com/office/word/2016/wordml/cid" xmlns:w16="http://schemas.microsoft.com/office/word/2018/wordml" xmlns:w16sdtdh="http://schemas.microsoft.com/office/word/2020/wordml/sdtdatahash" xmlns:w16se="http://schemas.microsoft.com/office/word/2015/wordml/symex" xmlns:wpg="http://schemas.microsoft.com/office/word/2010/wordprocessingGroup" xmlns:wpi="http://schemas.microsoft.com/office/word/2010/wordprocessingInk" xmlns:wne="http://schemas.microsoft.com/office/word/2006/wordml" xmlns:wps="http://schemas.microsoft.com/office/word/2010/wordprocessingShape" mc:Ignorable="w14 w15 w16se w16cid w16 w16cex w16sdtdh wp14">
   <w:p>
     <w:pPr>
       <w:pStyle w:val="Footer"/>
@@ -2807,7 +2807,7 @@
 </file>
 
 <file path=word/footnotes.xml><?xml version="1.0" encoding="utf-8"?>
-<w:footnotes xmlns:wpc="http://schemas.microsoft.com/office/word/2010/wordprocessingCanvas" xmlns:cx="http://schemas.microsoft.com/office/drawing/2014/chartex" xmlns:cx1="http://schemas.microsoft.com/office/drawing/2015/9/8/chartex" xmlns:cx2="http://schemas.microsoft.com/office/drawing/2015/10/21/chartex" xmlns:cx3="http://schemas.microsoft.com/office/drawing/2016/5/9/chartex" xmlns:cx4="http://schemas.microsoft.com/office/drawing/2016/5/10/chartex" xmlns:cx5="http://schemas.microsoft.com/office/drawing/2016/5/11/chartex" xmlns:cx6="http://schemas.microsoft.com/office/drawing/2016/5/12/chartex" xmlns:cx7="http://schemas.microsoft.com/office/drawing/2016/5/13/chartex" xmlns:cx8="http://schemas.microsoft.com/office/drawing/2016/5/14/chartex" xmlns:mc="http://schemas.openxmlformats.org/markup-compatibility/2006" xmlns:aink="http://schemas.microsoft.com/office/drawing/2016/ink" xmlns:am3d="http://schemas.microsoft.com/office/drawing/2017/model3d" xmlns:o="urn:schemas-microsoft-com:office:office" xmlns:oel="http://schemas.microsoft.com/office/2019/extlst" xmlns:r="http://schemas.openxmlformats.org/officeDocument/2006/relationships" xmlns:m="http://schemas.openxmlformats.org/officeDocument/2006/math" xmlns:v="urn:schemas-microsoft-com:vml" xmlns:wp14="http://schemas.microsoft.com/office/word/2010/wordprocessingDrawing" xmlns:wp="http://schemas.openxmlformats.org/drawingml/2006/wordprocessingDrawing" xmlns:w10="urn:schemas-microsoft-com:office:word" xmlns:w="http://schemas.openxmlformats.org/wordprocessingml/2006/main" xmlns:w14="http://schemas.microsoft.com/office/word/2010/wordml" xmlns:w15="http://schemas.microsoft.com/office/word/2012/wordml" xmlns:w16cex="http://schemas.microsoft.com/office/word/2018/wordml/cex" xmlns:w16cid="http://schemas.microsoft.com/office/word/2016/wordml/cid" xmlns:w16="http://schemas.microsoft.com/office/word/2018/wordml" xmlns:w16du="http://schemas.microsoft.com/office/word/2023/wordml/word16du" xmlns:w16sdtdh="http://schemas.microsoft.com/office/word/2020/wordml/sdtdatahash" xmlns:w16se="http://schemas.microsoft.com/office/word/2015/wordml/symex" xmlns:wpg="http://schemas.microsoft.com/office/word/2010/wordprocessingGroup" xmlns:wpi="http://schemas.microsoft.com/office/word/2010/wordprocessingInk" xmlns:wne="http://schemas.microsoft.com/office/word/2006/wordml" xmlns:wps="http://schemas.microsoft.com/office/word/2010/wordprocessingShape" mc:Ignorable="w14 w15 w16se w16cid w16 w16cex w16sdtdh w16du wp14">
+<w:footnotes xmlns:wpc="http://schemas.microsoft.com/office/word/2010/wordprocessingCanvas" xmlns:cx="http://schemas.microsoft.com/office/drawing/2014/chartex" xmlns:cx1="http://schemas.microsoft.com/office/drawing/2015/9/8/chartex" xmlns:cx2="http://schemas.microsoft.com/office/drawing/2015/10/21/chartex" xmlns:cx3="http://schemas.microsoft.com/office/drawing/2016/5/9/chartex" xmlns:cx4="http://schemas.microsoft.com/office/drawing/2016/5/10/chartex" xmlns:cx5="http://schemas.microsoft.com/office/drawing/2016/5/11/chartex" xmlns:cx6="http://schemas.microsoft.com/office/drawing/2016/5/12/chartex" xmlns:cx7="http://schemas.microsoft.com/office/drawing/2016/5/13/chartex" xmlns:cx8="http://schemas.microsoft.com/office/drawing/2016/5/14/chartex" xmlns:mc="http://schemas.openxmlformats.org/markup-compatibility/2006" xmlns:aink="http://schemas.microsoft.com/office/drawing/2016/ink" xmlns:am3d="http://schemas.microsoft.com/office/drawing/2017/model3d" xmlns:o="urn:schemas-microsoft-com:office:office" xmlns:r="http://schemas.openxmlformats.org/officeDocument/2006/relationships" xmlns:m="http://schemas.openxmlformats.org/officeDocument/2006/math" xmlns:v="urn:schemas-microsoft-com:vml" xmlns:wp14="http://schemas.microsoft.com/office/word/2010/wordprocessingDrawing" xmlns:wp="http://schemas.openxmlformats.org/drawingml/2006/wordprocessingDrawing" xmlns:w10="urn:schemas-microsoft-com:office:word" xmlns:w="http://schemas.openxmlformats.org/wordprocessingml/2006/main" xmlns:w14="http://schemas.microsoft.com/office/word/2010/wordml" xmlns:w15="http://schemas.microsoft.com/office/word/2012/wordml" xmlns:w16cex="http://schemas.microsoft.com/office/word/2018/wordml/cex" xmlns:w16cid="http://schemas.microsoft.com/office/word/2016/wordml/cid" xmlns:w16="http://schemas.microsoft.com/office/word/2018/wordml" xmlns:w16sdtdh="http://schemas.microsoft.com/office/word/2020/wordml/sdtdatahash" xmlns:w16se="http://schemas.microsoft.com/office/word/2015/wordml/symex" xmlns:wpg="http://schemas.microsoft.com/office/word/2010/wordprocessingGroup" xmlns:wpi="http://schemas.microsoft.com/office/word/2010/wordprocessingInk" xmlns:wne="http://schemas.microsoft.com/office/word/2006/wordml" xmlns:wps="http://schemas.microsoft.com/office/word/2010/wordprocessingShape" mc:Ignorable="w14 w15 w16se w16cid w16 w16cex w16sdtdh wp14">
   <w:footnote w:type="separator" w:id="-1">
     <w:p>
       <w:r>
@@ -2826,7 +2826,7 @@
 </file>
 
 <file path=word/numbering.xml><?xml version="1.0" encoding="utf-8"?>
-<w:numbering xmlns:wpc="http://schemas.microsoft.com/office/word/2010/wordprocessingCanvas" xmlns:cx="http://schemas.microsoft.com/office/drawing/2014/chartex" xmlns:cx1="http://schemas.microsoft.com/office/drawing/2015/9/8/chartex" xmlns:cx2="http://schemas.microsoft.com/office/drawing/2015/10/21/chartex" xmlns:cx3="http://schemas.microsoft.com/office/drawing/2016/5/9/chartex" xmlns:cx4="http://schemas.microsoft.com/office/drawing/2016/5/10/chartex" xmlns:cx5="http://schemas.microsoft.com/office/drawing/2016/5/11/chartex" xmlns:cx6="http://schemas.microsoft.com/office/drawing/2016/5/12/chartex" xmlns:cx7="http://schemas.microsoft.com/office/drawing/2016/5/13/chartex" xmlns:cx8="http://schemas.microsoft.com/office/drawing/2016/5/14/chartex" xmlns:mc="http://schemas.openxmlformats.org/markup-compatibility/2006" xmlns:aink="http://schemas.microsoft.com/office/drawing/2016/ink" xmlns:am3d="http://schemas.microsoft.com/office/drawing/2017/model3d" xmlns:o="urn:schemas-microsoft-com:office:office" xmlns:oel="http://schemas.microsoft.com/office/2019/extlst" xmlns:r="http://schemas.openxmlformats.org/officeDocument/2006/relationships" xmlns:m="http://schemas.openxmlformats.org/officeDocument/2006/math" xmlns:v="urn:schemas-microsoft-com:vml" xmlns:wp14="http://schemas.microsoft.com/office/word/2010/wordprocessingDrawing" xmlns:wp="http://schemas.openxmlformats.org/drawingml/2006/wordprocessingDrawing" xmlns:w10="urn:schemas-microsoft-com:office:word" xmlns:w="http://schemas.openxmlformats.org/wordprocessingml/2006/main" xmlns:w14="http://schemas.microsoft.com/office/word/2010/wordml" xmlns:w15="http://schemas.microsoft.com/office/word/2012/wordml" xmlns:w16cex="http://schemas.microsoft.com/office/word/2018/wordml/cex" xmlns:w16cid="http://schemas.microsoft.com/office/word/2016/wordml/cid" xmlns:w16="http://schemas.microsoft.com/office/word/2018/wordml" xmlns:w16du="http://schemas.microsoft.com/office/word/2023/wordml/word16du" xmlns:w16sdtdh="http://schemas.microsoft.com/office/word/2020/wordml/sdtdatahash" xmlns:w16se="http://schemas.microsoft.com/office/word/2015/wordml/symex" xmlns:wpg="http://schemas.microsoft.com/office/word/2010/wordprocessingGroup" xmlns:wpi="http://schemas.microsoft.com/office/word/2010/wordprocessingInk" xmlns:wne="http://schemas.microsoft.com/office/word/2006/wordml" xmlns:wps="http://schemas.microsoft.com/office/word/2010/wordprocessingShape" mc:Ignorable="w14 w15 w16se w16cid w16 w16cex w16sdtdh w16du wp14">
+<w:numbering xmlns:wpc="http://schemas.microsoft.com/office/word/2010/wordprocessingCanvas" xmlns:cx="http://schemas.microsoft.com/office/drawing/2014/chartex" xmlns:cx1="http://schemas.microsoft.com/office/drawing/2015/9/8/chartex" xmlns:cx2="http://schemas.microsoft.com/office/drawing/2015/10/21/chartex" xmlns:cx3="http://schemas.microsoft.com/office/drawing/2016/5/9/chartex" xmlns:cx4="http://schemas.microsoft.com/office/drawing/2016/5/10/chartex" xmlns:cx5="http://schemas.microsoft.com/office/drawing/2016/5/11/chartex" xmlns:cx6="http://schemas.microsoft.com/office/drawing/2016/5/12/chartex" xmlns:cx7="http://schemas.microsoft.com/office/drawing/2016/5/13/chartex" xmlns:cx8="http://schemas.microsoft.com/office/drawing/2016/5/14/chartex" xmlns:mc="http://schemas.openxmlformats.org/markup-compatibility/2006" xmlns:aink="http://schemas.microsoft.com/office/drawing/2016/ink" xmlns:am3d="http://schemas.microsoft.com/office/drawing/2017/model3d" xmlns:o="urn:schemas-microsoft-com:office:office" xmlns:r="http://schemas.openxmlformats.org/officeDocument/2006/relationships" xmlns:m="http://schemas.openxmlformats.org/officeDocument/2006/math" xmlns:v="urn:schemas-microsoft-com:vml" xmlns:wp14="http://schemas.microsoft.com/office/word/2010/wordprocessingDrawing" xmlns:wp="http://schemas.openxmlformats.org/drawingml/2006/wordprocessingDrawing" xmlns:w10="urn:schemas-microsoft-com:office:word" xmlns:w="http://schemas.openxmlformats.org/wordprocessingml/2006/main" xmlns:w14="http://schemas.microsoft.com/office/word/2010/wordml" xmlns:w15="http://schemas.microsoft.com/office/word/2012/wordml" xmlns:w16cex="http://schemas.microsoft.com/office/word/2018/wordml/cex" xmlns:w16cid="http://schemas.microsoft.com/office/word/2016/wordml/cid" xmlns:w16="http://schemas.microsoft.com/office/word/2018/wordml" xmlns:w16sdtdh="http://schemas.microsoft.com/office/word/2020/wordml/sdtdatahash" xmlns:w16se="http://schemas.microsoft.com/office/word/2015/wordml/symex" xmlns:wpg="http://schemas.microsoft.com/office/word/2010/wordprocessingGroup" xmlns:wpi="http://schemas.microsoft.com/office/word/2010/wordprocessingInk" xmlns:wne="http://schemas.microsoft.com/office/word/2006/wordml" xmlns:wps="http://schemas.microsoft.com/office/word/2010/wordprocessingShape" mc:Ignorable="w14 w15 w16se w16cid w16 w16cex w16sdtdh wp14">
   <w:abstractNum w:abstractNumId="0" w15:restartNumberingAfterBreak="0">
     <w:nsid w:val="FFFFFF1D"/>
     <w:multiLevelType w:val="multilevel"/>
@@ -4479,59 +4479,59 @@
       </w:pPr>
     </w:lvl>
   </w:abstractNum>
-  <w:num w:numId="1" w16cid:durableId="2107723261">
+  <w:num w:numId="1">
     <w:abstractNumId w:val="5"/>
   </w:num>
-  <w:num w:numId="2" w16cid:durableId="1587419610">
+  <w:num w:numId="2">
     <w:abstractNumId w:val="11"/>
   </w:num>
-  <w:num w:numId="3" w16cid:durableId="1444685341">
+  <w:num w:numId="3">
     <w:abstractNumId w:val="10"/>
   </w:num>
-  <w:num w:numId="4" w16cid:durableId="1595745971">
+  <w:num w:numId="4">
     <w:abstractNumId w:val="3"/>
   </w:num>
-  <w:num w:numId="5" w16cid:durableId="735277631">
+  <w:num w:numId="5">
     <w:abstractNumId w:val="6"/>
   </w:num>
-  <w:num w:numId="6" w16cid:durableId="188446616">
+  <w:num w:numId="6">
     <w:abstractNumId w:val="2"/>
   </w:num>
-  <w:num w:numId="7" w16cid:durableId="750271078">
+  <w:num w:numId="7">
     <w:abstractNumId w:val="1"/>
   </w:num>
-  <w:num w:numId="8" w16cid:durableId="321205297">
+  <w:num w:numId="8">
     <w:abstractNumId w:val="15"/>
   </w:num>
-  <w:num w:numId="9" w16cid:durableId="395708026">
+  <w:num w:numId="9">
     <w:abstractNumId w:val="9"/>
   </w:num>
-  <w:num w:numId="10" w16cid:durableId="1866359715">
+  <w:num w:numId="10">
     <w:abstractNumId w:val="7"/>
   </w:num>
-  <w:num w:numId="11" w16cid:durableId="266274447">
+  <w:num w:numId="11">
     <w:abstractNumId w:val="12"/>
   </w:num>
-  <w:num w:numId="12" w16cid:durableId="129249785">
+  <w:num w:numId="12">
     <w:abstractNumId w:val="4"/>
   </w:num>
-  <w:num w:numId="13" w16cid:durableId="1313750712">
+  <w:num w:numId="13">
     <w:abstractNumId w:val="14"/>
   </w:num>
-  <w:num w:numId="14" w16cid:durableId="1482041451">
+  <w:num w:numId="14">
     <w:abstractNumId w:val="0"/>
   </w:num>
-  <w:num w:numId="15" w16cid:durableId="419255732">
+  <w:num w:numId="15">
     <w:abstractNumId w:val="8"/>
   </w:num>
-  <w:num w:numId="16" w16cid:durableId="1379550908">
+  <w:num w:numId="16">
     <w:abstractNumId w:val="13"/>
   </w:num>
 </w:numbering>
 </file>
 
 <file path=word/styles.xml><?xml version="1.0" encoding="utf-8"?>
-<w:styles xmlns:mc="http://schemas.openxmlformats.org/markup-compatibility/2006" xmlns:r="http://schemas.openxmlformats.org/officeDocument/2006/relationships" xmlns:w="http://schemas.openxmlformats.org/wordprocessingml/2006/main" xmlns:w14="http://schemas.microsoft.com/office/word/2010/wordml" xmlns:w15="http://schemas.microsoft.com/office/word/2012/wordml" xmlns:w16cex="http://schemas.microsoft.com/office/word/2018/wordml/cex" xmlns:w16cid="http://schemas.microsoft.com/office/word/2016/wordml/cid" xmlns:w16="http://schemas.microsoft.com/office/word/2018/wordml" xmlns:w16du="http://schemas.microsoft.com/office/word/2023/wordml/word16du" xmlns:w16sdtdh="http://schemas.microsoft.com/office/word/2020/wordml/sdtdatahash" xmlns:w16se="http://schemas.microsoft.com/office/word/2015/wordml/symex" mc:Ignorable="w14 w15 w16se w16cid w16 w16cex w16sdtdh w16du">
+<w:styles xmlns:mc="http://schemas.openxmlformats.org/markup-compatibility/2006" xmlns:r="http://schemas.openxmlformats.org/officeDocument/2006/relationships" xmlns:w="http://schemas.openxmlformats.org/wordprocessingml/2006/main" xmlns:w14="http://schemas.microsoft.com/office/word/2010/wordml" xmlns:w15="http://schemas.microsoft.com/office/word/2012/wordml" xmlns:w16cex="http://schemas.microsoft.com/office/word/2018/wordml/cex" xmlns:w16cid="http://schemas.microsoft.com/office/word/2016/wordml/cid" xmlns:w16="http://schemas.microsoft.com/office/word/2018/wordml" xmlns:w16sdtdh="http://schemas.microsoft.com/office/word/2020/wordml/sdtdatahash" xmlns:w16se="http://schemas.microsoft.com/office/word/2015/wordml/symex" mc:Ignorable="w14 w15 w16se w16cid w16 w16cex w16sdtdh">
   <w:docDefaults>
     <w:rPrDefault>
       <w:rPr>

--- a/mou_templates/mou_local.docx
+++ b/mou_templates/mou_local.docx
@@ -1,6 +1,6 @@
 
 <file path=word/document.xml><?xml version="1.0" encoding="utf-8"?>
-<w:document xmlns:wpc="http://schemas.microsoft.com/office/word/2010/wordprocessingCanvas" xmlns:cx="http://schemas.microsoft.com/office/drawing/2014/chartex" xmlns:cx1="http://schemas.microsoft.com/office/drawing/2015/9/8/chartex" xmlns:cx2="http://schemas.microsoft.com/office/drawing/2015/10/21/chartex" xmlns:cx3="http://schemas.microsoft.com/office/drawing/2016/5/9/chartex" xmlns:cx4="http://schemas.microsoft.com/office/drawing/2016/5/10/chartex" xmlns:cx5="http://schemas.microsoft.com/office/drawing/2016/5/11/chartex" xmlns:cx6="http://schemas.microsoft.com/office/drawing/2016/5/12/chartex" xmlns:cx7="http://schemas.microsoft.com/office/drawing/2016/5/13/chartex" xmlns:cx8="http://schemas.microsoft.com/office/drawing/2016/5/14/chartex" xmlns:mc="http://schemas.openxmlformats.org/markup-compatibility/2006" xmlns:aink="http://schemas.microsoft.com/office/drawing/2016/ink" xmlns:am3d="http://schemas.microsoft.com/office/drawing/2017/model3d" xmlns:o="urn:schemas-microsoft-com:office:office" xmlns:r="http://schemas.openxmlformats.org/officeDocument/2006/relationships" xmlns:m="http://schemas.openxmlformats.org/officeDocument/2006/math" xmlns:v="urn:schemas-microsoft-com:vml" xmlns:wp14="http://schemas.microsoft.com/office/word/2010/wordprocessingDrawing" xmlns:wp="http://schemas.openxmlformats.org/drawingml/2006/wordprocessingDrawing" xmlns:w10="urn:schemas-microsoft-com:office:word" xmlns:w="http://schemas.openxmlformats.org/wordprocessingml/2006/main" xmlns:w14="http://schemas.microsoft.com/office/word/2010/wordml" xmlns:w15="http://schemas.microsoft.com/office/word/2012/wordml" xmlns:w16cex="http://schemas.microsoft.com/office/word/2018/wordml/cex" xmlns:w16cid="http://schemas.microsoft.com/office/word/2016/wordml/cid" xmlns:w16="http://schemas.microsoft.com/office/word/2018/wordml" xmlns:w16sdtdh="http://schemas.microsoft.com/office/word/2020/wordml/sdtdatahash" xmlns:w16se="http://schemas.microsoft.com/office/word/2015/wordml/symex" xmlns:wpg="http://schemas.microsoft.com/office/word/2010/wordprocessingGroup" xmlns:wpi="http://schemas.microsoft.com/office/word/2010/wordprocessingInk" xmlns:wne="http://schemas.microsoft.com/office/word/2006/wordml" xmlns:wps="http://schemas.microsoft.com/office/word/2010/wordprocessingShape" mc:Ignorable="w14 w15 w16se w16cid w16 w16cex w16sdtdh wp14">
+<w:document xmlns:wpc="http://schemas.microsoft.com/office/word/2010/wordprocessingCanvas" xmlns:cx="http://schemas.microsoft.com/office/drawing/2014/chartex" xmlns:cx1="http://schemas.microsoft.com/office/drawing/2015/9/8/chartex" xmlns:cx2="http://schemas.microsoft.com/office/drawing/2015/10/21/chartex" xmlns:cx3="http://schemas.microsoft.com/office/drawing/2016/5/9/chartex" xmlns:cx4="http://schemas.microsoft.com/office/drawing/2016/5/10/chartex" xmlns:cx5="http://schemas.microsoft.com/office/drawing/2016/5/11/chartex" xmlns:cx6="http://schemas.microsoft.com/office/drawing/2016/5/12/chartex" xmlns:cx7="http://schemas.microsoft.com/office/drawing/2016/5/13/chartex" xmlns:cx8="http://schemas.microsoft.com/office/drawing/2016/5/14/chartex" xmlns:mc="http://schemas.openxmlformats.org/markup-compatibility/2006" xmlns:aink="http://schemas.microsoft.com/office/drawing/2016/ink" xmlns:am3d="http://schemas.microsoft.com/office/drawing/2017/model3d" xmlns:o="urn:schemas-microsoft-com:office:office" xmlns:oel="http://schemas.microsoft.com/office/2019/extlst" xmlns:r="http://schemas.openxmlformats.org/officeDocument/2006/relationships" xmlns:m="http://schemas.openxmlformats.org/officeDocument/2006/math" xmlns:v="urn:schemas-microsoft-com:vml" xmlns:wp14="http://schemas.microsoft.com/office/word/2010/wordprocessingDrawing" xmlns:wp="http://schemas.openxmlformats.org/drawingml/2006/wordprocessingDrawing" xmlns:w10="urn:schemas-microsoft-com:office:word" xmlns:w="http://schemas.openxmlformats.org/wordprocessingml/2006/main" xmlns:w14="http://schemas.microsoft.com/office/word/2010/wordml" xmlns:w15="http://schemas.microsoft.com/office/word/2012/wordml" xmlns:w16cex="http://schemas.microsoft.com/office/word/2018/wordml/cex" xmlns:w16cid="http://schemas.microsoft.com/office/word/2016/wordml/cid" xmlns:w16="http://schemas.microsoft.com/office/word/2018/wordml" xmlns:w16du="http://schemas.microsoft.com/office/word/2023/wordml/word16du" xmlns:w16sdtdh="http://schemas.microsoft.com/office/word/2020/wordml/sdtdatahash" xmlns:w16sdtfl="http://schemas.microsoft.com/office/word/2024/wordml/sdtformatlock" xmlns:w16se="http://schemas.microsoft.com/office/word/2015/wordml/symex" xmlns:wpg="http://schemas.microsoft.com/office/word/2010/wordprocessingGroup" xmlns:wpi="http://schemas.microsoft.com/office/word/2010/wordprocessingInk" xmlns:wne="http://schemas.microsoft.com/office/word/2006/wordml" xmlns:wps="http://schemas.microsoft.com/office/word/2010/wordprocessingShape" mc:Ignorable="w14 w15 w16se w16cid w16 w16cex w16sdtdh w16sdtfl w16du wp14">
   <w:body>
     <w:p>
       <w:pPr>
@@ -550,10 +550,12 @@
     </w:p>
     <w:p>
       <w:pPr>
+        <w:pStyle w:val="ListParagraph"/>
         <w:numPr>
           <w:ilvl w:val="0"/>
-          <w:numId w:val="15"/>
+          <w:numId w:val="17"/>
         </w:numPr>
+        <w:spacing w:after="240"/>
         <w:jc w:val="both"/>
         <w:rPr>
           <w:lang w:val="en-GB"/>
@@ -568,210 +570,157 @@
     </w:p>
     <w:p>
       <w:pPr>
-        <w:ind w:left="720"/>
-        <w:jc w:val="both"/>
-        <w:rPr>
-          <w:b/>
-          <w:smallCaps/>
-        </w:rPr>
-      </w:pPr>
-    </w:p>
-    <w:p>
-      <w:pPr>
+        <w:pStyle w:val="ListParagraph"/>
         <w:numPr>
           <w:ilvl w:val="0"/>
-          <w:numId w:val="15"/>
+          <w:numId w:val="17"/>
         </w:numPr>
-        <w:jc w:val="both"/>
-        <w:rPr>
-          <w:b/>
-          <w:smallCaps/>
-        </w:rPr>
-      </w:pPr>
-      <w:r>
-        <w:rPr>
-          <w:lang w:val="en-GB"/>
-        </w:rPr>
-        <w:t>Pursuant to the Law N° 31/2009 of 26/10/2009 on Protection of Intellectual Property;</w:t>
-      </w:r>
-    </w:p>
-    <w:p>
-      <w:pPr>
-        <w:ind w:left="720"/>
-        <w:jc w:val="both"/>
-        <w:rPr>
-          <w:b/>
-          <w:smallCaps/>
-        </w:rPr>
-      </w:pPr>
-    </w:p>
-    <w:p>
-      <w:pPr>
+        <w:spacing w:after="240"/>
+        <w:jc w:val="both"/>
+        <w:rPr>
+          <w:lang w:val="en-GB"/>
+        </w:rPr>
+      </w:pPr>
+      <w:r>
+        <w:rPr>
+          <w:lang w:val="en-GB"/>
+        </w:rPr>
+        <w:t xml:space="preserve">Pursuant to Law No. 37/2012 of 09/11/2011 Establishing the Value Added Tax especially in its </w:t>
+      </w:r>
+      <w:proofErr w:type="gramStart"/>
+      <w:r>
+        <w:rPr>
+          <w:lang w:val="en-GB"/>
+        </w:rPr>
+        <w:t>Articles</w:t>
+      </w:r>
+      <w:proofErr w:type="gramEnd"/>
+      <w:r>
+        <w:rPr>
+          <w:lang w:val="en-GB"/>
+        </w:rPr>
+        <w:t xml:space="preserve"> 5 (4°) (b) (c) and 6;</w:t>
+      </w:r>
+    </w:p>
+    <w:p>
+      <w:pPr>
+        <w:pStyle w:val="ListParagraph"/>
         <w:numPr>
           <w:ilvl w:val="0"/>
-          <w:numId w:val="15"/>
+          <w:numId w:val="17"/>
         </w:numPr>
-        <w:jc w:val="both"/>
-        <w:rPr>
-          <w:b/>
-          <w:smallCaps/>
-        </w:rPr>
-      </w:pPr>
-      <w:r>
-        <w:rPr>
-          <w:lang w:val="en-GB"/>
-        </w:rPr>
-        <w:t xml:space="preserve">Pursuant to Law Nº </w:t>
-      </w:r>
-      <w:r>
-        <w:rPr>
-          <w:lang w:val="en-GB"/>
-        </w:rPr>
-        <w:t>N°04/2012 of 17/02/2012</w:t>
-      </w:r>
-      <w:r>
-        <w:rPr>
-          <w:lang w:val="en-GB"/>
-        </w:rPr>
-        <w:t xml:space="preserve"> governing the organisation and the functioning of national non-governmental organizations;</w:t>
-      </w:r>
-    </w:p>
-    <w:p>
-      <w:pPr>
-        <w:ind w:left="720"/>
-        <w:jc w:val="both"/>
-        <w:rPr>
-          <w:b/>
-          <w:smallCaps/>
-        </w:rPr>
-      </w:pPr>
-    </w:p>
-    <w:p>
-      <w:pPr>
+        <w:spacing w:after="240"/>
+        <w:jc w:val="both"/>
+        <w:rPr>
+          <w:lang w:val="en-GB"/>
+        </w:rPr>
+      </w:pPr>
+      <w:r>
+        <w:rPr>
+          <w:lang w:val="en-GB"/>
+        </w:rPr>
+        <w:t>Pursuant to Law N° 04/2013 of 08/02/2013 relating to access to information;</w:t>
+      </w:r>
+    </w:p>
+    <w:p>
+      <w:pPr>
+        <w:pStyle w:val="ListParagraph"/>
         <w:numPr>
           <w:ilvl w:val="0"/>
-          <w:numId w:val="15"/>
+          <w:numId w:val="17"/>
         </w:numPr>
-        <w:jc w:val="both"/>
-        <w:rPr>
-          <w:b/>
-          <w:smallCaps/>
-        </w:rPr>
-      </w:pPr>
-      <w:r>
-        <w:rPr>
-          <w:lang w:val="en-GB"/>
-        </w:rPr>
-        <w:t>Pursuant to Law N° 04/2013 of 08/02/2013 relating to access to information;</w:t>
-      </w:r>
-    </w:p>
-    <w:p>
-      <w:pPr>
-        <w:ind w:left="720"/>
-        <w:jc w:val="both"/>
-        <w:rPr>
-          <w:b/>
-          <w:smallCaps/>
-        </w:rPr>
-      </w:pPr>
-    </w:p>
-    <w:p>
-      <w:pPr>
+        <w:spacing w:after="240"/>
+        <w:jc w:val="both"/>
+        <w:rPr>
+          <w:lang w:val="en-GB"/>
+        </w:rPr>
+      </w:pPr>
+      <w:r>
+        <w:rPr>
+          <w:lang w:val="en-GB"/>
+        </w:rPr>
+        <w:t>Pursuant to Law N° 57/2018 of 13/08/2018 on Immigration and Emigration in Rwanda;</w:t>
+      </w:r>
+    </w:p>
+    <w:p>
+      <w:pPr>
+        <w:pStyle w:val="ListParagraph"/>
         <w:numPr>
           <w:ilvl w:val="0"/>
-          <w:numId w:val="15"/>
+          <w:numId w:val="17"/>
         </w:numPr>
-        <w:jc w:val="both"/>
-        <w:rPr>
-          <w:b/>
-          <w:smallCaps/>
-        </w:rPr>
-      </w:pPr>
-      <w:r>
-        <w:rPr>
-          <w:lang w:val="en-GB"/>
-        </w:rPr>
-        <w:t>Pursuant to Law N° 57/2018 of 13/08/2018 on Immigration and Emigration in Rwanda;</w:t>
+        <w:spacing w:after="240"/>
+        <w:jc w:val="both"/>
+        <w:rPr>
+          <w:lang w:val="en-GB"/>
+        </w:rPr>
+      </w:pPr>
+      <w:r>
+        <w:rPr>
+          <w:lang w:val="en-GB"/>
+        </w:rPr>
+        <w:t>Pursuant to Law No 027/2022 of 20/10/2022 establishing taxes on income;</w:t>
       </w:r>
     </w:p>
     <w:p>
       <w:pPr>
         <w:pStyle w:val="ListParagraph"/>
-        <w:rPr>
-          <w:b/>
-          <w:smallCaps/>
-        </w:rPr>
-      </w:pPr>
-    </w:p>
-    <w:p>
-      <w:pPr>
         <w:numPr>
           <w:ilvl w:val="0"/>
-          <w:numId w:val="15"/>
+          <w:numId w:val="17"/>
         </w:numPr>
-        <w:jc w:val="both"/>
-        <w:rPr>
-          <w:b/>
-          <w:smallCaps/>
-        </w:rPr>
-      </w:pPr>
-      <w:r>
-        <w:rPr>
-          <w:lang w:val="en-GB"/>
-        </w:rPr>
-        <w:t>Pursuant to Law No 027/2022 of 20/10/2022 establishing taxes on income as amended to</w:t>
-      </w:r>
-      <w:r>
-        <w:rPr>
-          <w:lang w:val="en-GB"/>
-        </w:rPr>
-        <w:t xml:space="preserve"> date;</w:t>
-      </w:r>
-    </w:p>
-    <w:p>
-      <w:pPr>
-        <w:ind w:left="360"/>
-        <w:jc w:val="both"/>
-        <w:rPr>
-          <w:b/>
-          <w:smallCaps/>
-        </w:rPr>
-      </w:pPr>
-    </w:p>
-    <w:p>
-      <w:pPr>
+        <w:spacing w:after="240"/>
+        <w:jc w:val="both"/>
+        <w:rPr>
+          <w:lang w:val="en-GB"/>
+        </w:rPr>
+      </w:pPr>
+      <w:r>
+        <w:rPr>
+          <w:lang w:val="en-GB"/>
+        </w:rPr>
+        <w:t>Pursuant to Law No 049/20 of 05/09/2023 Establishing the Value Added Tax;</w:t>
+      </w:r>
+    </w:p>
+    <w:p>
+      <w:pPr>
+        <w:pStyle w:val="ListParagraph"/>
         <w:numPr>
           <w:ilvl w:val="0"/>
-          <w:numId w:val="15"/>
+          <w:numId w:val="17"/>
         </w:numPr>
-        <w:jc w:val="both"/>
-        <w:rPr>
-          <w:b/>
-          <w:smallCaps/>
-        </w:rPr>
-      </w:pPr>
-      <w:r>
-        <w:rPr>
-          <w:lang w:val="en-GB"/>
-        </w:rPr>
-        <w:t>Pursuant to Law No 049/20 of 05/09/2023 Establishing the Value Added Tax</w:t>
-      </w:r>
-      <w:r>
-        <w:rPr>
-          <w:lang w:val="en-GB"/>
-        </w:rPr>
-        <w:t>.</w:t>
-      </w:r>
-    </w:p>
-    <w:p>
-      <w:pPr>
-        <w:ind w:left="720"/>
-        <w:jc w:val="both"/>
-        <w:rPr>
-          <w:b/>
-          <w:smallCaps/>
-        </w:rPr>
-      </w:pPr>
+        <w:spacing w:after="240"/>
+        <w:jc w:val="both"/>
+        <w:rPr>
+          <w:lang w:val="en-GB"/>
+        </w:rPr>
+      </w:pPr>
+      <w:r>
+        <w:rPr>
+          <w:lang w:val="en-GB"/>
+        </w:rPr>
+        <w:t>Pursuant to Law n° 055/2024 of 20/06/2024 on the protection of intellectual property;</w:t>
+      </w:r>
+    </w:p>
+    <w:p>
+      <w:pPr>
+        <w:pStyle w:val="ListParagraph"/>
+        <w:numPr>
+          <w:ilvl w:val="0"/>
+          <w:numId w:val="17"/>
+        </w:numPr>
+        <w:spacing w:after="240"/>
+        <w:jc w:val="both"/>
+        <w:rPr>
+          <w:lang w:val="en-GB"/>
+        </w:rPr>
+      </w:pPr>
+      <w:r>
+        <w:rPr>
+          <w:lang w:val="en-GB"/>
+        </w:rPr>
+        <w:t>Pursuant to Law N° 058/2024 of 20/06/2024 governing non-governmental organizations.</w:t>
+      </w:r>
     </w:p>
     <w:p>
       <w:pPr>
@@ -1672,7 +1621,15 @@
         <w:jc w:val="both"/>
       </w:pPr>
       <w:r>
-        <w:t xml:space="preserve">To assigns Partners/SWAp Coordination Desk to provide to </w:t>
+        <w:t>To assigns Partners/</w:t>
+      </w:r>
+      <w:proofErr w:type="spellStart"/>
+      <w:r>
+        <w:t>SWAp</w:t>
+      </w:r>
+      <w:proofErr w:type="spellEnd"/>
+      <w:r>
+        <w:t xml:space="preserve"> Coordination Desk to provide to </w:t>
       </w:r>
       <w:r>
         <w:t xml:space="preserve">{ORGANIZATION_NAME} </w:t>
@@ -1780,7 +1737,15 @@
         <w:t>{ORGANIZATION_NAME}</w:t>
       </w:r>
       <w:r>
-        <w:t xml:space="preserve"> agrees to submit regular financial and activity reports on progress made, challenges and future projections to the Ministry of Health’s Partners/SWAp Coordination and affiliated institutions informed about its projects, as well as reporting in HRTT. </w:t>
+        <w:t xml:space="preserve"> agrees to submit regular financial and activity reports on progress made, challenges and future projections to the Ministry of Health’s Partners/</w:t>
+      </w:r>
+      <w:proofErr w:type="spellStart"/>
+      <w:r>
+        <w:t>SWAp</w:t>
+      </w:r>
+      <w:proofErr w:type="spellEnd"/>
+      <w:r>
+        <w:t xml:space="preserve"> Coordination and affiliated institutions informed about its projects, as well as reporting in HRTT. </w:t>
       </w:r>
     </w:p>
     <w:p>
@@ -2371,6 +2336,7 @@
           <w:bCs/>
         </w:rPr>
         <w:tab/>
+        <w:t>On Behalf of</w:t>
       </w:r>
       <w:r>
         <w:rPr>
@@ -2378,7 +2344,7 @@
           <w:b/>
           <w:bCs/>
         </w:rPr>
-        <w:t>On Behalf of</w:t>
+        <w:tab/>
       </w:r>
       <w:r>
         <w:rPr>
@@ -2404,32 +2370,32 @@
         </w:rPr>
         <w:tab/>
       </w:r>
-      <w:r>
+    </w:p>
+    <w:p>
+      <w:pPr>
+        <w:ind w:left="-180"/>
+        <w:jc w:val="both"/>
         <w:rPr>
           <w:rStyle w:val="description"/>
           <w:b/>
           <w:bCs/>
         </w:rPr>
-        <w:tab/>
-      </w:r>
-    </w:p>
-    <w:p>
-      <w:pPr>
-        <w:ind w:left="-180"/>
-        <w:jc w:val="both"/>
+      </w:pPr>
+      <w:r>
         <w:rPr>
           <w:rStyle w:val="description"/>
           <w:b/>
           <w:bCs/>
         </w:rPr>
-      </w:pPr>
+        <w:t>Government of Rwanda</w:t>
+      </w:r>
       <w:r>
         <w:rPr>
           <w:rStyle w:val="description"/>
           <w:b/>
           <w:bCs/>
         </w:rPr>
-        <w:t>Government of Rwanda</w:t>
+        <w:t xml:space="preserve">                     </w:t>
       </w:r>
       <w:r>
         <w:rPr>
@@ -2437,7 +2403,7 @@
           <w:b/>
           <w:bCs/>
         </w:rPr>
-        <w:t xml:space="preserve">                     </w:t>
+        <w:t xml:space="preserve">and         </w:t>
       </w:r>
       <w:r>
         <w:rPr>
@@ -2445,31 +2411,25 @@
           <w:b/>
           <w:bCs/>
         </w:rPr>
-        <w:t xml:space="preserve">and         </w:t>
-      </w:r>
+        <w:t xml:space="preserve">       </w:t>
+      </w:r>
+      <w:proofErr w:type="gramStart"/>
       <w:r>
         <w:rPr>
           <w:rStyle w:val="description"/>
           <w:b/>
           <w:bCs/>
         </w:rPr>
-        <w:t xml:space="preserve">   </w:t>
-      </w:r>
+        <w:t xml:space="preserve">   {</w:t>
+      </w:r>
+      <w:proofErr w:type="gramEnd"/>
       <w:r>
         <w:rPr>
           <w:rStyle w:val="description"/>
           <w:b/>
           <w:bCs/>
         </w:rPr>
-        <w:t xml:space="preserve">       </w:t>
-      </w:r>
-      <w:r>
-        <w:rPr>
-          <w:rStyle w:val="description"/>
-          <w:b/>
-          <w:bCs/>
-        </w:rPr>
-        <w:t>{ORGANIZATION_NAME}</w:t>
+        <w:t>ORGANIZATION_NAME}</w:t>
       </w:r>
     </w:p>
     <w:p>
@@ -2543,46 +2503,6 @@
           <w:u w:val="single"/>
         </w:rPr>
         <w:t>Authorized signatory</w:t>
-      </w:r>
-    </w:p>
-    <w:p>
-      <w:pPr>
-        <w:ind w:left="-180"/>
-        <w:jc w:val="both"/>
-        <w:rPr>
-          <w:rStyle w:val="description"/>
-          <w:b/>
-          <w:bCs/>
-        </w:rPr>
-      </w:pPr>
-    </w:p>
-    <w:p>
-      <w:pPr>
-        <w:ind w:left="-180"/>
-        <w:jc w:val="both"/>
-        <w:rPr>
-          <w:rStyle w:val="description"/>
-          <w:b/>
-          <w:bCs/>
-        </w:rPr>
-      </w:pPr>
-    </w:p>
-    <w:p>
-      <w:pPr>
-        <w:ind w:left="-180"/>
-        <w:jc w:val="both"/>
-        <w:rPr>
-          <w:b/>
-          <w:bCs/>
-        </w:rPr>
-      </w:pPr>
-      <w:r>
-        <w:rPr>
-          <w:rStyle w:val="description"/>
-          <w:b/>
-          <w:bCs/>
-        </w:rPr>
-        <w:t xml:space="preserve"> </w:t>
       </w:r>
     </w:p>
     <w:p>
@@ -2593,6 +2513,19 @@
         <w:spacing w:before="90"/>
         <w:rPr>
           <w:b/>
+          <w:bCs/>
+        </w:rPr>
+      </w:pPr>
+    </w:p>
+    <w:p>
+      <w:pPr>
+        <w:tabs>
+          <w:tab w:val="left" w:pos="6342"/>
+        </w:tabs>
+        <w:spacing w:before="90"/>
+        <w:ind w:left="-180"/>
+        <w:rPr>
+          <w:b/>
         </w:rPr>
       </w:pPr>
       <w:r>
@@ -2626,14 +2559,15 @@
           <w:b/>
           <w:spacing w:val="-2"/>
         </w:rPr>
-        <w:t>NSANZIMANA</w:t>
-      </w:r>
+        <w:t xml:space="preserve">NSANZIMANA                                         </w:t>
+      </w:r>
+      <w:proofErr w:type="gramStart"/>
       <w:r>
         <w:rPr>
           <w:b/>
           <w:spacing w:val="-2"/>
         </w:rPr>
-        <w:t xml:space="preserve">                                        </w:t>
+        <w:t xml:space="preserve">   </w:t>
       </w:r>
       <w:r>
         <w:rPr>
@@ -2642,7 +2576,17 @@
           <w:spacing w:val="-2"/>
           <w:shd w:val="clear" w:color="auto" w:fill="00FFFF"/>
         </w:rPr>
-        <w:t>{PARTY_SIGNATORY_NAME}</w:t>
+        <w:t>{</w:t>
+      </w:r>
+      <w:proofErr w:type="gramEnd"/>
+      <w:r>
+        <w:rPr>
+          <w:b/>
+          <w:color w:val="000000"/>
+          <w:spacing w:val="-2"/>
+          <w:shd w:val="clear" w:color="auto" w:fill="00FFFF"/>
+        </w:rPr>
+        <w:t>PARTY_SIGNATORY_NAME}</w:t>
       </w:r>
       <w:r>
         <w:rPr>
@@ -2656,6 +2600,7 @@
         <w:tabs>
           <w:tab w:val="left" w:pos="6339"/>
         </w:tabs>
+        <w:ind w:left="-180"/>
         <w:rPr>
           <w:b/>
         </w:rPr>
@@ -2684,14 +2629,15 @@
           <w:b/>
           <w:spacing w:val="-2"/>
         </w:rPr>
-        <w:t xml:space="preserve"> Health</w:t>
-      </w:r>
+        <w:t xml:space="preserve"> Health                                                      </w:t>
+      </w:r>
+      <w:proofErr w:type="gramStart"/>
       <w:r>
         <w:rPr>
           <w:b/>
           <w:spacing w:val="-2"/>
         </w:rPr>
-        <w:t xml:space="preserve">                                                      </w:t>
+        <w:t xml:space="preserve">   </w:t>
       </w:r>
       <w:r>
         <w:rPr>
@@ -2700,18 +2646,18 @@
           <w:spacing w:val="-2"/>
           <w:shd w:val="clear" w:color="auto" w:fill="00FFFF"/>
         </w:rPr>
-        <w:t>{PARTY_SIGNATORY_POSITION}</w:t>
-      </w:r>
-    </w:p>
-    <w:p>
-      <w:pPr>
-        <w:ind w:left="-180"/>
-        <w:jc w:val="both"/>
-        <w:rPr>
-          <w:b/>
-          <w:lang w:val="en-GB"/>
-        </w:rPr>
-      </w:pPr>
+        <w:t>{</w:t>
+      </w:r>
+      <w:proofErr w:type="gramEnd"/>
+      <w:r>
+        <w:rPr>
+          <w:b/>
+          <w:color w:val="000000"/>
+          <w:spacing w:val="-2"/>
+          <w:shd w:val="clear" w:color="auto" w:fill="00FFFF"/>
+        </w:rPr>
+        <w:t>PARTY_SIGNATORY_POSITION}</w:t>
+      </w:r>
     </w:p>
     <w:p>
       <w:pPr>
@@ -2754,7 +2700,7 @@
 </file>
 
 <file path=word/endnotes.xml><?xml version="1.0" encoding="utf-8"?>
-<w:endnotes xmlns:wpc="http://schemas.microsoft.com/office/word/2010/wordprocessingCanvas" xmlns:cx="http://schemas.microsoft.com/office/drawing/2014/chartex" xmlns:cx1="http://schemas.microsoft.com/office/drawing/2015/9/8/chartex" xmlns:cx2="http://schemas.microsoft.com/office/drawing/2015/10/21/chartex" xmlns:cx3="http://schemas.microsoft.com/office/drawing/2016/5/9/chartex" xmlns:cx4="http://schemas.microsoft.com/office/drawing/2016/5/10/chartex" xmlns:cx5="http://schemas.microsoft.com/office/drawing/2016/5/11/chartex" xmlns:cx6="http://schemas.microsoft.com/office/drawing/2016/5/12/chartex" xmlns:cx7="http://schemas.microsoft.com/office/drawing/2016/5/13/chartex" xmlns:cx8="http://schemas.microsoft.com/office/drawing/2016/5/14/chartex" xmlns:mc="http://schemas.openxmlformats.org/markup-compatibility/2006" xmlns:aink="http://schemas.microsoft.com/office/drawing/2016/ink" xmlns:am3d="http://schemas.microsoft.com/office/drawing/2017/model3d" xmlns:o="urn:schemas-microsoft-com:office:office" xmlns:r="http://schemas.openxmlformats.org/officeDocument/2006/relationships" xmlns:m="http://schemas.openxmlformats.org/officeDocument/2006/math" xmlns:v="urn:schemas-microsoft-com:vml" xmlns:wp14="http://schemas.microsoft.com/office/word/2010/wordprocessingDrawing" xmlns:wp="http://schemas.openxmlformats.org/drawingml/2006/wordprocessingDrawing" xmlns:w10="urn:schemas-microsoft-com:office:word" xmlns:w="http://schemas.openxmlformats.org/wordprocessingml/2006/main" xmlns:w14="http://schemas.microsoft.com/office/word/2010/wordml" xmlns:w15="http://schemas.microsoft.com/office/word/2012/wordml" xmlns:w16cex="http://schemas.microsoft.com/office/word/2018/wordml/cex" xmlns:w16cid="http://schemas.microsoft.com/office/word/2016/wordml/cid" xmlns:w16="http://schemas.microsoft.com/office/word/2018/wordml" xmlns:w16sdtdh="http://schemas.microsoft.com/office/word/2020/wordml/sdtdatahash" xmlns:w16se="http://schemas.microsoft.com/office/word/2015/wordml/symex" xmlns:wpg="http://schemas.microsoft.com/office/word/2010/wordprocessingGroup" xmlns:wpi="http://schemas.microsoft.com/office/word/2010/wordprocessingInk" xmlns:wne="http://schemas.microsoft.com/office/word/2006/wordml" xmlns:wps="http://schemas.microsoft.com/office/word/2010/wordprocessingShape" mc:Ignorable="w14 w15 w16se w16cid w16 w16cex w16sdtdh wp14">
+<w:endnotes xmlns:wpc="http://schemas.microsoft.com/office/word/2010/wordprocessingCanvas" xmlns:cx="http://schemas.microsoft.com/office/drawing/2014/chartex" xmlns:cx1="http://schemas.microsoft.com/office/drawing/2015/9/8/chartex" xmlns:cx2="http://schemas.microsoft.com/office/drawing/2015/10/21/chartex" xmlns:cx3="http://schemas.microsoft.com/office/drawing/2016/5/9/chartex" xmlns:cx4="http://schemas.microsoft.com/office/drawing/2016/5/10/chartex" xmlns:cx5="http://schemas.microsoft.com/office/drawing/2016/5/11/chartex" xmlns:cx6="http://schemas.microsoft.com/office/drawing/2016/5/12/chartex" xmlns:cx7="http://schemas.microsoft.com/office/drawing/2016/5/13/chartex" xmlns:cx8="http://schemas.microsoft.com/office/drawing/2016/5/14/chartex" xmlns:mc="http://schemas.openxmlformats.org/markup-compatibility/2006" xmlns:aink="http://schemas.microsoft.com/office/drawing/2016/ink" xmlns:am3d="http://schemas.microsoft.com/office/drawing/2017/model3d" xmlns:o="urn:schemas-microsoft-com:office:office" xmlns:oel="http://schemas.microsoft.com/office/2019/extlst" xmlns:r="http://schemas.openxmlformats.org/officeDocument/2006/relationships" xmlns:m="http://schemas.openxmlformats.org/officeDocument/2006/math" xmlns:v="urn:schemas-microsoft-com:vml" xmlns:wp14="http://schemas.microsoft.com/office/word/2010/wordprocessingDrawing" xmlns:wp="http://schemas.openxmlformats.org/drawingml/2006/wordprocessingDrawing" xmlns:w10="urn:schemas-microsoft-com:office:word" xmlns:w="http://schemas.openxmlformats.org/wordprocessingml/2006/main" xmlns:w14="http://schemas.microsoft.com/office/word/2010/wordml" xmlns:w15="http://schemas.microsoft.com/office/word/2012/wordml" xmlns:w16cex="http://schemas.microsoft.com/office/word/2018/wordml/cex" xmlns:w16cid="http://schemas.microsoft.com/office/word/2016/wordml/cid" xmlns:w16="http://schemas.microsoft.com/office/word/2018/wordml" xmlns:w16du="http://schemas.microsoft.com/office/word/2023/wordml/word16du" xmlns:w16sdtdh="http://schemas.microsoft.com/office/word/2020/wordml/sdtdatahash" xmlns:w16sdtfl="http://schemas.microsoft.com/office/word/2024/wordml/sdtformatlock" xmlns:w16se="http://schemas.microsoft.com/office/word/2015/wordml/symex" xmlns:wpg="http://schemas.microsoft.com/office/word/2010/wordprocessingGroup" xmlns:wpi="http://schemas.microsoft.com/office/word/2010/wordprocessingInk" xmlns:wne="http://schemas.microsoft.com/office/word/2006/wordml" xmlns:wps="http://schemas.microsoft.com/office/word/2010/wordprocessingShape" mc:Ignorable="w14 w15 w16se w16cid w16 w16cex w16sdtdh w16sdtfl w16du wp14">
   <w:endnote w:type="separator" w:id="-1">
     <w:p>
       <w:r>
@@ -2773,7 +2719,7 @@
 </file>
 
 <file path=word/footer1.xml><?xml version="1.0" encoding="utf-8"?>
-<w:ftr xmlns:wpc="http://schemas.microsoft.com/office/word/2010/wordprocessingCanvas" xmlns:cx="http://schemas.microsoft.com/office/drawing/2014/chartex" xmlns:cx1="http://schemas.microsoft.com/office/drawing/2015/9/8/chartex" xmlns:cx2="http://schemas.microsoft.com/office/drawing/2015/10/21/chartex" xmlns:cx3="http://schemas.microsoft.com/office/drawing/2016/5/9/chartex" xmlns:cx4="http://schemas.microsoft.com/office/drawing/2016/5/10/chartex" xmlns:cx5="http://schemas.microsoft.com/office/drawing/2016/5/11/chartex" xmlns:cx6="http://schemas.microsoft.com/office/drawing/2016/5/12/chartex" xmlns:cx7="http://schemas.microsoft.com/office/drawing/2016/5/13/chartex" xmlns:cx8="http://schemas.microsoft.com/office/drawing/2016/5/14/chartex" xmlns:mc="http://schemas.openxmlformats.org/markup-compatibility/2006" xmlns:aink="http://schemas.microsoft.com/office/drawing/2016/ink" xmlns:am3d="http://schemas.microsoft.com/office/drawing/2017/model3d" xmlns:o="urn:schemas-microsoft-com:office:office" xmlns:r="http://schemas.openxmlformats.org/officeDocument/2006/relationships" xmlns:m="http://schemas.openxmlformats.org/officeDocument/2006/math" xmlns:v="urn:schemas-microsoft-com:vml" xmlns:wp14="http://schemas.microsoft.com/office/word/2010/wordprocessingDrawing" xmlns:wp="http://schemas.openxmlformats.org/drawingml/2006/wordprocessingDrawing" xmlns:w10="urn:schemas-microsoft-com:office:word" xmlns:w="http://schemas.openxmlformats.org/wordprocessingml/2006/main" xmlns:w14="http://schemas.microsoft.com/office/word/2010/wordml" xmlns:w15="http://schemas.microsoft.com/office/word/2012/wordml" xmlns:w16cex="http://schemas.microsoft.com/office/word/2018/wordml/cex" xmlns:w16cid="http://schemas.microsoft.com/office/word/2016/wordml/cid" xmlns:w16="http://schemas.microsoft.com/office/word/2018/wordml" xmlns:w16sdtdh="http://schemas.microsoft.com/office/word/2020/wordml/sdtdatahash" xmlns:w16se="http://schemas.microsoft.com/office/word/2015/wordml/symex" xmlns:wpg="http://schemas.microsoft.com/office/word/2010/wordprocessingGroup" xmlns:wpi="http://schemas.microsoft.com/office/word/2010/wordprocessingInk" xmlns:wne="http://schemas.microsoft.com/office/word/2006/wordml" xmlns:wps="http://schemas.microsoft.com/office/word/2010/wordprocessingShape" mc:Ignorable="w14 w15 w16se w16cid w16 w16cex w16sdtdh wp14">
+<w:ftr xmlns:wpc="http://schemas.microsoft.com/office/word/2010/wordprocessingCanvas" xmlns:cx="http://schemas.microsoft.com/office/drawing/2014/chartex" xmlns:cx1="http://schemas.microsoft.com/office/drawing/2015/9/8/chartex" xmlns:cx2="http://schemas.microsoft.com/office/drawing/2015/10/21/chartex" xmlns:cx3="http://schemas.microsoft.com/office/drawing/2016/5/9/chartex" xmlns:cx4="http://schemas.microsoft.com/office/drawing/2016/5/10/chartex" xmlns:cx5="http://schemas.microsoft.com/office/drawing/2016/5/11/chartex" xmlns:cx6="http://schemas.microsoft.com/office/drawing/2016/5/12/chartex" xmlns:cx7="http://schemas.microsoft.com/office/drawing/2016/5/13/chartex" xmlns:cx8="http://schemas.microsoft.com/office/drawing/2016/5/14/chartex" xmlns:mc="http://schemas.openxmlformats.org/markup-compatibility/2006" xmlns:aink="http://schemas.microsoft.com/office/drawing/2016/ink" xmlns:am3d="http://schemas.microsoft.com/office/drawing/2017/model3d" xmlns:o="urn:schemas-microsoft-com:office:office" xmlns:oel="http://schemas.microsoft.com/office/2019/extlst" xmlns:r="http://schemas.openxmlformats.org/officeDocument/2006/relationships" xmlns:m="http://schemas.openxmlformats.org/officeDocument/2006/math" xmlns:v="urn:schemas-microsoft-com:vml" xmlns:wp14="http://schemas.microsoft.com/office/word/2010/wordprocessingDrawing" xmlns:wp="http://schemas.openxmlformats.org/drawingml/2006/wordprocessingDrawing" xmlns:w10="urn:schemas-microsoft-com:office:word" xmlns:w="http://schemas.openxmlformats.org/wordprocessingml/2006/main" xmlns:w14="http://schemas.microsoft.com/office/word/2010/wordml" xmlns:w15="http://schemas.microsoft.com/office/word/2012/wordml" xmlns:w16cex="http://schemas.microsoft.com/office/word/2018/wordml/cex" xmlns:w16cid="http://schemas.microsoft.com/office/word/2016/wordml/cid" xmlns:w16="http://schemas.microsoft.com/office/word/2018/wordml" xmlns:w16du="http://schemas.microsoft.com/office/word/2023/wordml/word16du" xmlns:w16sdtdh="http://schemas.microsoft.com/office/word/2020/wordml/sdtdatahash" xmlns:w16sdtfl="http://schemas.microsoft.com/office/word/2024/wordml/sdtformatlock" xmlns:w16se="http://schemas.microsoft.com/office/word/2015/wordml/symex" xmlns:wpg="http://schemas.microsoft.com/office/word/2010/wordprocessingGroup" xmlns:wpi="http://schemas.microsoft.com/office/word/2010/wordprocessingInk" xmlns:wne="http://schemas.microsoft.com/office/word/2006/wordml" xmlns:wps="http://schemas.microsoft.com/office/word/2010/wordprocessingShape" mc:Ignorable="w14 w15 w16se w16cid w16 w16cex w16sdtdh w16sdtfl w16du wp14">
   <w:p>
     <w:pPr>
       <w:pStyle w:val="Footer"/>
@@ -2807,7 +2753,7 @@
 </file>
 
 <file path=word/footnotes.xml><?xml version="1.0" encoding="utf-8"?>
-<w:footnotes xmlns:wpc="http://schemas.microsoft.com/office/word/2010/wordprocessingCanvas" xmlns:cx="http://schemas.microsoft.com/office/drawing/2014/chartex" xmlns:cx1="http://schemas.microsoft.com/office/drawing/2015/9/8/chartex" xmlns:cx2="http://schemas.microsoft.com/office/drawing/2015/10/21/chartex" xmlns:cx3="http://schemas.microsoft.com/office/drawing/2016/5/9/chartex" xmlns:cx4="http://schemas.microsoft.com/office/drawing/2016/5/10/chartex" xmlns:cx5="http://schemas.microsoft.com/office/drawing/2016/5/11/chartex" xmlns:cx6="http://schemas.microsoft.com/office/drawing/2016/5/12/chartex" xmlns:cx7="http://schemas.microsoft.com/office/drawing/2016/5/13/chartex" xmlns:cx8="http://schemas.microsoft.com/office/drawing/2016/5/14/chartex" xmlns:mc="http://schemas.openxmlformats.org/markup-compatibility/2006" xmlns:aink="http://schemas.microsoft.com/office/drawing/2016/ink" xmlns:am3d="http://schemas.microsoft.com/office/drawing/2017/model3d" xmlns:o="urn:schemas-microsoft-com:office:office" xmlns:r="http://schemas.openxmlformats.org/officeDocument/2006/relationships" xmlns:m="http://schemas.openxmlformats.org/officeDocument/2006/math" xmlns:v="urn:schemas-microsoft-com:vml" xmlns:wp14="http://schemas.microsoft.com/office/word/2010/wordprocessingDrawing" xmlns:wp="http://schemas.openxmlformats.org/drawingml/2006/wordprocessingDrawing" xmlns:w10="urn:schemas-microsoft-com:office:word" xmlns:w="http://schemas.openxmlformats.org/wordprocessingml/2006/main" xmlns:w14="http://schemas.microsoft.com/office/word/2010/wordml" xmlns:w15="http://schemas.microsoft.com/office/word/2012/wordml" xmlns:w16cex="http://schemas.microsoft.com/office/word/2018/wordml/cex" xmlns:w16cid="http://schemas.microsoft.com/office/word/2016/wordml/cid" xmlns:w16="http://schemas.microsoft.com/office/word/2018/wordml" xmlns:w16sdtdh="http://schemas.microsoft.com/office/word/2020/wordml/sdtdatahash" xmlns:w16se="http://schemas.microsoft.com/office/word/2015/wordml/symex" xmlns:wpg="http://schemas.microsoft.com/office/word/2010/wordprocessingGroup" xmlns:wpi="http://schemas.microsoft.com/office/word/2010/wordprocessingInk" xmlns:wne="http://schemas.microsoft.com/office/word/2006/wordml" xmlns:wps="http://schemas.microsoft.com/office/word/2010/wordprocessingShape" mc:Ignorable="w14 w15 w16se w16cid w16 w16cex w16sdtdh wp14">
+<w:footnotes xmlns:wpc="http://schemas.microsoft.com/office/word/2010/wordprocessingCanvas" xmlns:cx="http://schemas.microsoft.com/office/drawing/2014/chartex" xmlns:cx1="http://schemas.microsoft.com/office/drawing/2015/9/8/chartex" xmlns:cx2="http://schemas.microsoft.com/office/drawing/2015/10/21/chartex" xmlns:cx3="http://schemas.microsoft.com/office/drawing/2016/5/9/chartex" xmlns:cx4="http://schemas.microsoft.com/office/drawing/2016/5/10/chartex" xmlns:cx5="http://schemas.microsoft.com/office/drawing/2016/5/11/chartex" xmlns:cx6="http://schemas.microsoft.com/office/drawing/2016/5/12/chartex" xmlns:cx7="http://schemas.microsoft.com/office/drawing/2016/5/13/chartex" xmlns:cx8="http://schemas.microsoft.com/office/drawing/2016/5/14/chartex" xmlns:mc="http://schemas.openxmlformats.org/markup-compatibility/2006" xmlns:aink="http://schemas.microsoft.com/office/drawing/2016/ink" xmlns:am3d="http://schemas.microsoft.com/office/drawing/2017/model3d" xmlns:o="urn:schemas-microsoft-com:office:office" xmlns:oel="http://schemas.microsoft.com/office/2019/extlst" xmlns:r="http://schemas.openxmlformats.org/officeDocument/2006/relationships" xmlns:m="http://schemas.openxmlformats.org/officeDocument/2006/math" xmlns:v="urn:schemas-microsoft-com:vml" xmlns:wp14="http://schemas.microsoft.com/office/word/2010/wordprocessingDrawing" xmlns:wp="http://schemas.openxmlformats.org/drawingml/2006/wordprocessingDrawing" xmlns:w10="urn:schemas-microsoft-com:office:word" xmlns:w="http://schemas.openxmlformats.org/wordprocessingml/2006/main" xmlns:w14="http://schemas.microsoft.com/office/word/2010/wordml" xmlns:w15="http://schemas.microsoft.com/office/word/2012/wordml" xmlns:w16cex="http://schemas.microsoft.com/office/word/2018/wordml/cex" xmlns:w16cid="http://schemas.microsoft.com/office/word/2016/wordml/cid" xmlns:w16="http://schemas.microsoft.com/office/word/2018/wordml" xmlns:w16du="http://schemas.microsoft.com/office/word/2023/wordml/word16du" xmlns:w16sdtdh="http://schemas.microsoft.com/office/word/2020/wordml/sdtdatahash" xmlns:w16sdtfl="http://schemas.microsoft.com/office/word/2024/wordml/sdtformatlock" xmlns:w16se="http://schemas.microsoft.com/office/word/2015/wordml/symex" xmlns:wpg="http://schemas.microsoft.com/office/word/2010/wordprocessingGroup" xmlns:wpi="http://schemas.microsoft.com/office/word/2010/wordprocessingInk" xmlns:wne="http://schemas.microsoft.com/office/word/2006/wordml" xmlns:wps="http://schemas.microsoft.com/office/word/2010/wordprocessingShape" mc:Ignorable="w14 w15 w16se w16cid w16 w16cex w16sdtdh w16sdtfl w16du wp14">
   <w:footnote w:type="separator" w:id="-1">
     <w:p>
       <w:r>
@@ -2826,7 +2772,7 @@
 </file>
 
 <file path=word/numbering.xml><?xml version="1.0" encoding="utf-8"?>
-<w:numbering xmlns:wpc="http://schemas.microsoft.com/office/word/2010/wordprocessingCanvas" xmlns:cx="http://schemas.microsoft.com/office/drawing/2014/chartex" xmlns:cx1="http://schemas.microsoft.com/office/drawing/2015/9/8/chartex" xmlns:cx2="http://schemas.microsoft.com/office/drawing/2015/10/21/chartex" xmlns:cx3="http://schemas.microsoft.com/office/drawing/2016/5/9/chartex" xmlns:cx4="http://schemas.microsoft.com/office/drawing/2016/5/10/chartex" xmlns:cx5="http://schemas.microsoft.com/office/drawing/2016/5/11/chartex" xmlns:cx6="http://schemas.microsoft.com/office/drawing/2016/5/12/chartex" xmlns:cx7="http://schemas.microsoft.com/office/drawing/2016/5/13/chartex" xmlns:cx8="http://schemas.microsoft.com/office/drawing/2016/5/14/chartex" xmlns:mc="http://schemas.openxmlformats.org/markup-compatibility/2006" xmlns:aink="http://schemas.microsoft.com/office/drawing/2016/ink" xmlns:am3d="http://schemas.microsoft.com/office/drawing/2017/model3d" xmlns:o="urn:schemas-microsoft-com:office:office" xmlns:r="http://schemas.openxmlformats.org/officeDocument/2006/relationships" xmlns:m="http://schemas.openxmlformats.org/officeDocument/2006/math" xmlns:v="urn:schemas-microsoft-com:vml" xmlns:wp14="http://schemas.microsoft.com/office/word/2010/wordprocessingDrawing" xmlns:wp="http://schemas.openxmlformats.org/drawingml/2006/wordprocessingDrawing" xmlns:w10="urn:schemas-microsoft-com:office:word" xmlns:w="http://schemas.openxmlformats.org/wordprocessingml/2006/main" xmlns:w14="http://schemas.microsoft.com/office/word/2010/wordml" xmlns:w15="http://schemas.microsoft.com/office/word/2012/wordml" xmlns:w16cex="http://schemas.microsoft.com/office/word/2018/wordml/cex" xmlns:w16cid="http://schemas.microsoft.com/office/word/2016/wordml/cid" xmlns:w16="http://schemas.microsoft.com/office/word/2018/wordml" xmlns:w16sdtdh="http://schemas.microsoft.com/office/word/2020/wordml/sdtdatahash" xmlns:w16se="http://schemas.microsoft.com/office/word/2015/wordml/symex" xmlns:wpg="http://schemas.microsoft.com/office/word/2010/wordprocessingGroup" xmlns:wpi="http://schemas.microsoft.com/office/word/2010/wordprocessingInk" xmlns:wne="http://schemas.microsoft.com/office/word/2006/wordml" xmlns:wps="http://schemas.microsoft.com/office/word/2010/wordprocessingShape" mc:Ignorable="w14 w15 w16se w16cid w16 w16cex w16sdtdh wp14">
+<w:numbering xmlns:wpc="http://schemas.microsoft.com/office/word/2010/wordprocessingCanvas" xmlns:cx="http://schemas.microsoft.com/office/drawing/2014/chartex" xmlns:cx1="http://schemas.microsoft.com/office/drawing/2015/9/8/chartex" xmlns:cx2="http://schemas.microsoft.com/office/drawing/2015/10/21/chartex" xmlns:cx3="http://schemas.microsoft.com/office/drawing/2016/5/9/chartex" xmlns:cx4="http://schemas.microsoft.com/office/drawing/2016/5/10/chartex" xmlns:cx5="http://schemas.microsoft.com/office/drawing/2016/5/11/chartex" xmlns:cx6="http://schemas.microsoft.com/office/drawing/2016/5/12/chartex" xmlns:cx7="http://schemas.microsoft.com/office/drawing/2016/5/13/chartex" xmlns:cx8="http://schemas.microsoft.com/office/drawing/2016/5/14/chartex" xmlns:mc="http://schemas.openxmlformats.org/markup-compatibility/2006" xmlns:aink="http://schemas.microsoft.com/office/drawing/2016/ink" xmlns:am3d="http://schemas.microsoft.com/office/drawing/2017/model3d" xmlns:o="urn:schemas-microsoft-com:office:office" xmlns:oel="http://schemas.microsoft.com/office/2019/extlst" xmlns:r="http://schemas.openxmlformats.org/officeDocument/2006/relationships" xmlns:m="http://schemas.openxmlformats.org/officeDocument/2006/math" xmlns:v="urn:schemas-microsoft-com:vml" xmlns:wp14="http://schemas.microsoft.com/office/word/2010/wordprocessingDrawing" xmlns:wp="http://schemas.openxmlformats.org/drawingml/2006/wordprocessingDrawing" xmlns:w10="urn:schemas-microsoft-com:office:word" xmlns:w="http://schemas.openxmlformats.org/wordprocessingml/2006/main" xmlns:w14="http://schemas.microsoft.com/office/word/2010/wordml" xmlns:w15="http://schemas.microsoft.com/office/word/2012/wordml" xmlns:w16cex="http://schemas.microsoft.com/office/word/2018/wordml/cex" xmlns:w16cid="http://schemas.microsoft.com/office/word/2016/wordml/cid" xmlns:w16="http://schemas.microsoft.com/office/word/2018/wordml" xmlns:w16du="http://schemas.microsoft.com/office/word/2023/wordml/word16du" xmlns:w16sdtdh="http://schemas.microsoft.com/office/word/2020/wordml/sdtdatahash" xmlns:w16sdtfl="http://schemas.microsoft.com/office/word/2024/wordml/sdtformatlock" xmlns:w16se="http://schemas.microsoft.com/office/word/2015/wordml/symex" xmlns:wpg="http://schemas.microsoft.com/office/word/2010/wordprocessingGroup" xmlns:wpi="http://schemas.microsoft.com/office/word/2010/wordprocessingInk" xmlns:wne="http://schemas.microsoft.com/office/word/2006/wordml" xmlns:wps="http://schemas.microsoft.com/office/word/2010/wordprocessingShape" mc:Ignorable="w14 w15 w16se w16cid w16 w16cex w16sdtdh w16sdtfl w16du wp14">
   <w:abstractNum w:abstractNumId="0" w15:restartNumberingAfterBreak="0">
     <w:nsid w:val="FFFFFF1D"/>
     <w:multiLevelType w:val="multilevel"/>
@@ -4479,59 +4425,148 @@
       </w:pPr>
     </w:lvl>
   </w:abstractNum>
-  <w:num w:numId="1">
+  <w:abstractNum w:abstractNumId="16" w15:restartNumberingAfterBreak="0">
+    <w:nsid w:val="6747679F"/>
+    <w:multiLevelType w:val="hybridMultilevel"/>
+    <w:tmpl w:val="0C1AC4C2"/>
+    <w:lvl w:ilvl="0" w:tplc="1000000F">
+      <w:start w:val="1"/>
+      <w:numFmt w:val="decimal"/>
+      <w:lvlText w:val="%1."/>
+      <w:lvlJc w:val="left"/>
+      <w:pPr>
+        <w:ind w:left="360" w:hanging="360"/>
+      </w:pPr>
+    </w:lvl>
+    <w:lvl w:ilvl="1" w:tplc="10000019" w:tentative="1">
+      <w:start w:val="1"/>
+      <w:numFmt w:val="lowerLetter"/>
+      <w:lvlText w:val="%2."/>
+      <w:lvlJc w:val="left"/>
+      <w:pPr>
+        <w:ind w:left="1080" w:hanging="360"/>
+      </w:pPr>
+    </w:lvl>
+    <w:lvl w:ilvl="2" w:tplc="1000001B" w:tentative="1">
+      <w:start w:val="1"/>
+      <w:numFmt w:val="lowerRoman"/>
+      <w:lvlText w:val="%3."/>
+      <w:lvlJc w:val="right"/>
+      <w:pPr>
+        <w:ind w:left="1800" w:hanging="180"/>
+      </w:pPr>
+    </w:lvl>
+    <w:lvl w:ilvl="3" w:tplc="1000000F" w:tentative="1">
+      <w:start w:val="1"/>
+      <w:numFmt w:val="decimal"/>
+      <w:lvlText w:val="%4."/>
+      <w:lvlJc w:val="left"/>
+      <w:pPr>
+        <w:ind w:left="2520" w:hanging="360"/>
+      </w:pPr>
+    </w:lvl>
+    <w:lvl w:ilvl="4" w:tplc="10000019" w:tentative="1">
+      <w:start w:val="1"/>
+      <w:numFmt w:val="lowerLetter"/>
+      <w:lvlText w:val="%5."/>
+      <w:lvlJc w:val="left"/>
+      <w:pPr>
+        <w:ind w:left="3240" w:hanging="360"/>
+      </w:pPr>
+    </w:lvl>
+    <w:lvl w:ilvl="5" w:tplc="1000001B" w:tentative="1">
+      <w:start w:val="1"/>
+      <w:numFmt w:val="lowerRoman"/>
+      <w:lvlText w:val="%6."/>
+      <w:lvlJc w:val="right"/>
+      <w:pPr>
+        <w:ind w:left="3960" w:hanging="180"/>
+      </w:pPr>
+    </w:lvl>
+    <w:lvl w:ilvl="6" w:tplc="1000000F" w:tentative="1">
+      <w:start w:val="1"/>
+      <w:numFmt w:val="decimal"/>
+      <w:lvlText w:val="%7."/>
+      <w:lvlJc w:val="left"/>
+      <w:pPr>
+        <w:ind w:left="4680" w:hanging="360"/>
+      </w:pPr>
+    </w:lvl>
+    <w:lvl w:ilvl="7" w:tplc="10000019" w:tentative="1">
+      <w:start w:val="1"/>
+      <w:numFmt w:val="lowerLetter"/>
+      <w:lvlText w:val="%8."/>
+      <w:lvlJc w:val="left"/>
+      <w:pPr>
+        <w:ind w:left="5400" w:hanging="360"/>
+      </w:pPr>
+    </w:lvl>
+    <w:lvl w:ilvl="8" w:tplc="1000001B" w:tentative="1">
+      <w:start w:val="1"/>
+      <w:numFmt w:val="lowerRoman"/>
+      <w:lvlText w:val="%9."/>
+      <w:lvlJc w:val="right"/>
+      <w:pPr>
+        <w:ind w:left="6120" w:hanging="180"/>
+      </w:pPr>
+    </w:lvl>
+  </w:abstractNum>
+  <w:num w:numId="1" w16cid:durableId="398477366">
     <w:abstractNumId w:val="5"/>
   </w:num>
-  <w:num w:numId="2">
+  <w:num w:numId="2" w16cid:durableId="1704863852">
     <w:abstractNumId w:val="11"/>
   </w:num>
-  <w:num w:numId="3">
+  <w:num w:numId="3" w16cid:durableId="943271069">
     <w:abstractNumId w:val="10"/>
   </w:num>
-  <w:num w:numId="4">
+  <w:num w:numId="4" w16cid:durableId="2013489110">
     <w:abstractNumId w:val="3"/>
   </w:num>
-  <w:num w:numId="5">
+  <w:num w:numId="5" w16cid:durableId="1187787275">
     <w:abstractNumId w:val="6"/>
   </w:num>
-  <w:num w:numId="6">
+  <w:num w:numId="6" w16cid:durableId="1434323840">
     <w:abstractNumId w:val="2"/>
   </w:num>
-  <w:num w:numId="7">
+  <w:num w:numId="7" w16cid:durableId="1170831106">
     <w:abstractNumId w:val="1"/>
   </w:num>
-  <w:num w:numId="8">
+  <w:num w:numId="8" w16cid:durableId="1776554669">
     <w:abstractNumId w:val="15"/>
   </w:num>
-  <w:num w:numId="9">
+  <w:num w:numId="9" w16cid:durableId="16589842">
     <w:abstractNumId w:val="9"/>
   </w:num>
-  <w:num w:numId="10">
+  <w:num w:numId="10" w16cid:durableId="1142234622">
     <w:abstractNumId w:val="7"/>
   </w:num>
-  <w:num w:numId="11">
+  <w:num w:numId="11" w16cid:durableId="1243178965">
     <w:abstractNumId w:val="12"/>
   </w:num>
-  <w:num w:numId="12">
+  <w:num w:numId="12" w16cid:durableId="1892962747">
     <w:abstractNumId w:val="4"/>
   </w:num>
-  <w:num w:numId="13">
+  <w:num w:numId="13" w16cid:durableId="2089181475">
     <w:abstractNumId w:val="14"/>
   </w:num>
-  <w:num w:numId="14">
+  <w:num w:numId="14" w16cid:durableId="2093617917">
     <w:abstractNumId w:val="0"/>
   </w:num>
-  <w:num w:numId="15">
+  <w:num w:numId="15" w16cid:durableId="1810249493">
     <w:abstractNumId w:val="8"/>
   </w:num>
-  <w:num w:numId="16">
+  <w:num w:numId="16" w16cid:durableId="1145246458">
     <w:abstractNumId w:val="13"/>
+  </w:num>
+  <w:num w:numId="17" w16cid:durableId="391730200">
+    <w:abstractNumId w:val="16"/>
   </w:num>
 </w:numbering>
 </file>
 
 <file path=word/styles.xml><?xml version="1.0" encoding="utf-8"?>
-<w:styles xmlns:mc="http://schemas.openxmlformats.org/markup-compatibility/2006" xmlns:r="http://schemas.openxmlformats.org/officeDocument/2006/relationships" xmlns:w="http://schemas.openxmlformats.org/wordprocessingml/2006/main" xmlns:w14="http://schemas.microsoft.com/office/word/2010/wordml" xmlns:w15="http://schemas.microsoft.com/office/word/2012/wordml" xmlns:w16cex="http://schemas.microsoft.com/office/word/2018/wordml/cex" xmlns:w16cid="http://schemas.microsoft.com/office/word/2016/wordml/cid" xmlns:w16="http://schemas.microsoft.com/office/word/2018/wordml" xmlns:w16sdtdh="http://schemas.microsoft.com/office/word/2020/wordml/sdtdatahash" xmlns:w16se="http://schemas.microsoft.com/office/word/2015/wordml/symex" mc:Ignorable="w14 w15 w16se w16cid w16 w16cex w16sdtdh">
+<w:styles xmlns:mc="http://schemas.openxmlformats.org/markup-compatibility/2006" xmlns:r="http://schemas.openxmlformats.org/officeDocument/2006/relationships" xmlns:w="http://schemas.openxmlformats.org/wordprocessingml/2006/main" xmlns:w14="http://schemas.microsoft.com/office/word/2010/wordml" xmlns:w15="http://schemas.microsoft.com/office/word/2012/wordml" xmlns:w16cex="http://schemas.microsoft.com/office/word/2018/wordml/cex" xmlns:w16cid="http://schemas.microsoft.com/office/word/2016/wordml/cid" xmlns:w16="http://schemas.microsoft.com/office/word/2018/wordml" xmlns:w16du="http://schemas.microsoft.com/office/word/2023/wordml/word16du" xmlns:w16sdtdh="http://schemas.microsoft.com/office/word/2020/wordml/sdtdatahash" xmlns:w16sdtfl="http://schemas.microsoft.com/office/word/2024/wordml/sdtformatlock" xmlns:w16se="http://schemas.microsoft.com/office/word/2015/wordml/symex" mc:Ignorable="w14 w15 w16se w16cid w16 w16cex w16sdtdh w16sdtfl w16du">
   <w:docDefaults>
     <w:rPrDefault>
       <w:rPr>

--- a/mou_templates/mou_local.docx
+++ b/mou_templates/mou_local.docx
@@ -1,6 +1,6 @@
 
 <file path=word/document.xml><?xml version="1.0" encoding="utf-8"?>
-<w:document xmlns:wpc="http://schemas.microsoft.com/office/word/2010/wordprocessingCanvas" xmlns:cx="http://schemas.microsoft.com/office/drawing/2014/chartex" xmlns:cx1="http://schemas.microsoft.com/office/drawing/2015/9/8/chartex" xmlns:cx2="http://schemas.microsoft.com/office/drawing/2015/10/21/chartex" xmlns:cx3="http://schemas.microsoft.com/office/drawing/2016/5/9/chartex" xmlns:cx4="http://schemas.microsoft.com/office/drawing/2016/5/10/chartex" xmlns:cx5="http://schemas.microsoft.com/office/drawing/2016/5/11/chartex" xmlns:cx6="http://schemas.microsoft.com/office/drawing/2016/5/12/chartex" xmlns:cx7="http://schemas.microsoft.com/office/drawing/2016/5/13/chartex" xmlns:cx8="http://schemas.microsoft.com/office/drawing/2016/5/14/chartex" xmlns:mc="http://schemas.openxmlformats.org/markup-compatibility/2006" xmlns:aink="http://schemas.microsoft.com/office/drawing/2016/ink" xmlns:am3d="http://schemas.microsoft.com/office/drawing/2017/model3d" xmlns:o="urn:schemas-microsoft-com:office:office" xmlns:oel="http://schemas.microsoft.com/office/2019/extlst" xmlns:r="http://schemas.openxmlformats.org/officeDocument/2006/relationships" xmlns:m="http://schemas.openxmlformats.org/officeDocument/2006/math" xmlns:v="urn:schemas-microsoft-com:vml" xmlns:wp14="http://schemas.microsoft.com/office/word/2010/wordprocessingDrawing" xmlns:wp="http://schemas.openxmlformats.org/drawingml/2006/wordprocessingDrawing" xmlns:w10="urn:schemas-microsoft-com:office:word" xmlns:w="http://schemas.openxmlformats.org/wordprocessingml/2006/main" xmlns:w14="http://schemas.microsoft.com/office/word/2010/wordml" xmlns:w15="http://schemas.microsoft.com/office/word/2012/wordml" xmlns:w16cex="http://schemas.microsoft.com/office/word/2018/wordml/cex" xmlns:w16cid="http://schemas.microsoft.com/office/word/2016/wordml/cid" xmlns:w16="http://schemas.microsoft.com/office/word/2018/wordml" xmlns:w16du="http://schemas.microsoft.com/office/word/2023/wordml/word16du" xmlns:w16sdtdh="http://schemas.microsoft.com/office/word/2020/wordml/sdtdatahash" xmlns:w16sdtfl="http://schemas.microsoft.com/office/word/2024/wordml/sdtformatlock" xmlns:w16se="http://schemas.microsoft.com/office/word/2015/wordml/symex" xmlns:wpg="http://schemas.microsoft.com/office/word/2010/wordprocessingGroup" xmlns:wpi="http://schemas.microsoft.com/office/word/2010/wordprocessingInk" xmlns:wne="http://schemas.microsoft.com/office/word/2006/wordml" xmlns:wps="http://schemas.microsoft.com/office/word/2010/wordprocessingShape" mc:Ignorable="w14 w15 w16se w16cid w16 w16cex w16sdtdh w16sdtfl w16du wp14">
+<w:document xmlns:wpc="http://schemas.microsoft.com/office/word/2010/wordprocessingCanvas" xmlns:cx="http://schemas.microsoft.com/office/drawing/2014/chartex" xmlns:cx1="http://schemas.microsoft.com/office/drawing/2015/9/8/chartex" xmlns:cx2="http://schemas.microsoft.com/office/drawing/2015/10/21/chartex" xmlns:cx3="http://schemas.microsoft.com/office/drawing/2016/5/9/chartex" xmlns:cx4="http://schemas.microsoft.com/office/drawing/2016/5/10/chartex" xmlns:cx5="http://schemas.microsoft.com/office/drawing/2016/5/11/chartex" xmlns:cx6="http://schemas.microsoft.com/office/drawing/2016/5/12/chartex" xmlns:cx7="http://schemas.microsoft.com/office/drawing/2016/5/13/chartex" xmlns:cx8="http://schemas.microsoft.com/office/drawing/2016/5/14/chartex" xmlns:mc="http://schemas.openxmlformats.org/markup-compatibility/2006" xmlns:aink="http://schemas.microsoft.com/office/drawing/2016/ink" xmlns:am3d="http://schemas.microsoft.com/office/drawing/2017/model3d" xmlns:o="urn:schemas-microsoft-com:office:office" xmlns:r="http://schemas.openxmlformats.org/officeDocument/2006/relationships" xmlns:m="http://schemas.openxmlformats.org/officeDocument/2006/math" xmlns:v="urn:schemas-microsoft-com:vml" xmlns:wp14="http://schemas.microsoft.com/office/word/2010/wordprocessingDrawing" xmlns:wp="http://schemas.openxmlformats.org/drawingml/2006/wordprocessingDrawing" xmlns:w10="urn:schemas-microsoft-com:office:word" xmlns:w="http://schemas.openxmlformats.org/wordprocessingml/2006/main" xmlns:w14="http://schemas.microsoft.com/office/word/2010/wordml" xmlns:w15="http://schemas.microsoft.com/office/word/2012/wordml" xmlns:w16cex="http://schemas.microsoft.com/office/word/2018/wordml/cex" xmlns:w16cid="http://schemas.microsoft.com/office/word/2016/wordml/cid" xmlns:w16="http://schemas.microsoft.com/office/word/2018/wordml" xmlns:w16sdtdh="http://schemas.microsoft.com/office/word/2020/wordml/sdtdatahash" xmlns:w16se="http://schemas.microsoft.com/office/word/2015/wordml/symex" xmlns:wpg="http://schemas.microsoft.com/office/word/2010/wordprocessingGroup" xmlns:wpi="http://schemas.microsoft.com/office/word/2010/wordprocessingInk" xmlns:wne="http://schemas.microsoft.com/office/word/2006/wordml" xmlns:wps="http://schemas.microsoft.com/office/word/2010/wordprocessingShape" mc:Ignorable="w14 w15 w16se w16cid w16 w16cex w16sdtdh wp14">
   <w:body>
     <w:p>
       <w:pPr>
@@ -550,12 +550,10 @@
     </w:p>
     <w:p>
       <w:pPr>
-        <w:pStyle w:val="ListParagraph"/>
         <w:numPr>
           <w:ilvl w:val="0"/>
-          <w:numId w:val="17"/>
+          <w:numId w:val="15"/>
         </w:numPr>
-        <w:spacing w:after="240"/>
         <w:jc w:val="both"/>
         <w:rPr>
           <w:lang w:val="en-GB"/>
@@ -570,157 +568,210 @@
     </w:p>
     <w:p>
       <w:pPr>
-        <w:pStyle w:val="ListParagraph"/>
+        <w:ind w:left="720"/>
+        <w:jc w:val="both"/>
+        <w:rPr>
+          <w:b/>
+          <w:smallCaps/>
+        </w:rPr>
+      </w:pPr>
+    </w:p>
+    <w:p>
+      <w:pPr>
         <w:numPr>
           <w:ilvl w:val="0"/>
-          <w:numId w:val="17"/>
+          <w:numId w:val="15"/>
         </w:numPr>
-        <w:spacing w:after="240"/>
-        <w:jc w:val="both"/>
+        <w:jc w:val="both"/>
+        <w:rPr>
+          <w:b/>
+          <w:smallCaps/>
+        </w:rPr>
+      </w:pPr>
+      <w:r>
         <w:rPr>
           <w:lang w:val="en-GB"/>
         </w:rPr>
-      </w:pPr>
-      <w:r>
-        <w:rPr>
-          <w:lang w:val="en-GB"/>
-        </w:rPr>
-        <w:t xml:space="preserve">Pursuant to Law No. 37/2012 of 09/11/2011 Establishing the Value Added Tax especially in its </w:t>
-      </w:r>
-      <w:proofErr w:type="gramStart"/>
-      <w:r>
-        <w:rPr>
-          <w:lang w:val="en-GB"/>
-        </w:rPr>
-        <w:t>Articles</w:t>
-      </w:r>
-      <w:proofErr w:type="gramEnd"/>
-      <w:r>
-        <w:rPr>
-          <w:lang w:val="en-GB"/>
-        </w:rPr>
-        <w:t xml:space="preserve"> 5 (4°) (b) (c) and 6;</w:t>
-      </w:r>
-    </w:p>
-    <w:p>
-      <w:pPr>
-        <w:pStyle w:val="ListParagraph"/>
+        <w:t>Pursuant to the Law N° 31/2009 of 26/10/2009 on Protection of Intellectual Property;</w:t>
+      </w:r>
+    </w:p>
+    <w:p>
+      <w:pPr>
+        <w:ind w:left="720"/>
+        <w:jc w:val="both"/>
+        <w:rPr>
+          <w:b/>
+          <w:smallCaps/>
+        </w:rPr>
+      </w:pPr>
+    </w:p>
+    <w:p>
+      <w:pPr>
         <w:numPr>
           <w:ilvl w:val="0"/>
-          <w:numId w:val="17"/>
+          <w:numId w:val="15"/>
         </w:numPr>
-        <w:spacing w:after="240"/>
-        <w:jc w:val="both"/>
+        <w:jc w:val="both"/>
+        <w:rPr>
+          <w:b/>
+          <w:smallCaps/>
+        </w:rPr>
+      </w:pPr>
+      <w:r>
         <w:rPr>
           <w:lang w:val="en-GB"/>
         </w:rPr>
-      </w:pPr>
+        <w:t xml:space="preserve">Pursuant to Law Nº </w:t>
+      </w:r>
       <w:r>
         <w:rPr>
           <w:lang w:val="en-GB"/>
         </w:rPr>
-        <w:t>Pursuant to Law N° 04/2013 of 08/02/2013 relating to access to information;</w:t>
-      </w:r>
-    </w:p>
-    <w:p>
-      <w:pPr>
-        <w:pStyle w:val="ListParagraph"/>
+        <w:t>N°04/2012 of 17/02/2012</w:t>
+      </w:r>
+      <w:r>
+        <w:rPr>
+          <w:lang w:val="en-GB"/>
+        </w:rPr>
+        <w:t xml:space="preserve"> governing the organisation and the functioning of national non-governmental organizations;</w:t>
+      </w:r>
+    </w:p>
+    <w:p>
+      <w:pPr>
+        <w:ind w:left="720"/>
+        <w:jc w:val="both"/>
+        <w:rPr>
+          <w:b/>
+          <w:smallCaps/>
+        </w:rPr>
+      </w:pPr>
+    </w:p>
+    <w:p>
+      <w:pPr>
         <w:numPr>
           <w:ilvl w:val="0"/>
-          <w:numId w:val="17"/>
+          <w:numId w:val="15"/>
         </w:numPr>
-        <w:spacing w:after="240"/>
-        <w:jc w:val="both"/>
+        <w:jc w:val="both"/>
+        <w:rPr>
+          <w:b/>
+          <w:smallCaps/>
+        </w:rPr>
+      </w:pPr>
+      <w:r>
         <w:rPr>
           <w:lang w:val="en-GB"/>
         </w:rPr>
-      </w:pPr>
-      <w:r>
-        <w:rPr>
-          <w:lang w:val="en-GB"/>
-        </w:rPr>
-        <w:t>Pursuant to Law N° 57/2018 of 13/08/2018 on Immigration and Emigration in Rwanda;</w:t>
-      </w:r>
-    </w:p>
-    <w:p>
-      <w:pPr>
-        <w:pStyle w:val="ListParagraph"/>
+        <w:t>Pursuant to Law N° 04/2013 of 08/02/2013 relating to access to information;</w:t>
+      </w:r>
+    </w:p>
+    <w:p>
+      <w:pPr>
+        <w:ind w:left="720"/>
+        <w:jc w:val="both"/>
+        <w:rPr>
+          <w:b/>
+          <w:smallCaps/>
+        </w:rPr>
+      </w:pPr>
+    </w:p>
+    <w:p>
+      <w:pPr>
         <w:numPr>
           <w:ilvl w:val="0"/>
-          <w:numId w:val="17"/>
+          <w:numId w:val="15"/>
         </w:numPr>
-        <w:spacing w:after="240"/>
-        <w:jc w:val="both"/>
+        <w:jc w:val="both"/>
+        <w:rPr>
+          <w:b/>
+          <w:smallCaps/>
+        </w:rPr>
+      </w:pPr>
+      <w:r>
         <w:rPr>
           <w:lang w:val="en-GB"/>
         </w:rPr>
-      </w:pPr>
-      <w:r>
-        <w:rPr>
-          <w:lang w:val="en-GB"/>
-        </w:rPr>
-        <w:t>Pursuant to Law No 027/2022 of 20/10/2022 establishing taxes on income;</w:t>
+        <w:t>Pursuant to Law N° 57/2018 of 13/08/2018 on Immigration and Emigration in Rwanda;</w:t>
       </w:r>
     </w:p>
     <w:p>
       <w:pPr>
         <w:pStyle w:val="ListParagraph"/>
+        <w:rPr>
+          <w:b/>
+          <w:smallCaps/>
+        </w:rPr>
+      </w:pPr>
+    </w:p>
+    <w:p>
+      <w:pPr>
         <w:numPr>
           <w:ilvl w:val="0"/>
-          <w:numId w:val="17"/>
+          <w:numId w:val="15"/>
         </w:numPr>
-        <w:spacing w:after="240"/>
-        <w:jc w:val="both"/>
+        <w:jc w:val="both"/>
+        <w:rPr>
+          <w:b/>
+          <w:smallCaps/>
+        </w:rPr>
+      </w:pPr>
+      <w:r>
         <w:rPr>
           <w:lang w:val="en-GB"/>
         </w:rPr>
-      </w:pPr>
+        <w:t>Pursuant to Law No 027/2022 of 20/10/2022 establishing taxes on income as amended to</w:t>
+      </w:r>
       <w:r>
         <w:rPr>
           <w:lang w:val="en-GB"/>
         </w:rPr>
-        <w:t>Pursuant to Law No 049/20 of 05/09/2023 Establishing the Value Added Tax;</w:t>
-      </w:r>
-    </w:p>
-    <w:p>
-      <w:pPr>
-        <w:pStyle w:val="ListParagraph"/>
+        <w:t xml:space="preserve"> date;</w:t>
+      </w:r>
+    </w:p>
+    <w:p>
+      <w:pPr>
+        <w:ind w:left="360"/>
+        <w:jc w:val="both"/>
+        <w:rPr>
+          <w:b/>
+          <w:smallCaps/>
+        </w:rPr>
+      </w:pPr>
+    </w:p>
+    <w:p>
+      <w:pPr>
         <w:numPr>
           <w:ilvl w:val="0"/>
-          <w:numId w:val="17"/>
+          <w:numId w:val="15"/>
         </w:numPr>
-        <w:spacing w:after="240"/>
-        <w:jc w:val="both"/>
+        <w:jc w:val="both"/>
+        <w:rPr>
+          <w:b/>
+          <w:smallCaps/>
+        </w:rPr>
+      </w:pPr>
+      <w:r>
         <w:rPr>
           <w:lang w:val="en-GB"/>
         </w:rPr>
-      </w:pPr>
+        <w:t>Pursuant to Law No 049/20 of 05/09/2023 Establishing the Value Added Tax</w:t>
+      </w:r>
       <w:r>
         <w:rPr>
           <w:lang w:val="en-GB"/>
         </w:rPr>
-        <w:t>Pursuant to Law n° 055/2024 of 20/06/2024 on the protection of intellectual property;</w:t>
-      </w:r>
-    </w:p>
-    <w:p>
-      <w:pPr>
-        <w:pStyle w:val="ListParagraph"/>
-        <w:numPr>
-          <w:ilvl w:val="0"/>
-          <w:numId w:val="17"/>
-        </w:numPr>
-        <w:spacing w:after="240"/>
-        <w:jc w:val="both"/>
-        <w:rPr>
-          <w:lang w:val="en-GB"/>
-        </w:rPr>
-      </w:pPr>
-      <w:r>
-        <w:rPr>
-          <w:lang w:val="en-GB"/>
-        </w:rPr>
-        <w:t>Pursuant to Law N° 058/2024 of 20/06/2024 governing non-governmental organizations.</w:t>
-      </w:r>
+        <w:t>.</w:t>
+      </w:r>
+    </w:p>
+    <w:p>
+      <w:pPr>
+        <w:ind w:left="720"/>
+        <w:jc w:val="both"/>
+        <w:rPr>
+          <w:b/>
+          <w:smallCaps/>
+        </w:rPr>
+      </w:pPr>
     </w:p>
     <w:p>
       <w:pPr>
@@ -1621,15 +1672,7 @@
         <w:jc w:val="both"/>
       </w:pPr>
       <w:r>
-        <w:t>To assigns Partners/</w:t>
-      </w:r>
-      <w:proofErr w:type="spellStart"/>
-      <w:r>
-        <w:t>SWAp</w:t>
-      </w:r>
-      <w:proofErr w:type="spellEnd"/>
-      <w:r>
-        <w:t xml:space="preserve"> Coordination Desk to provide to </w:t>
+        <w:t xml:space="preserve">To assigns Partners/SWAp Coordination Desk to provide to </w:t>
       </w:r>
       <w:r>
         <w:t xml:space="preserve">{ORGANIZATION_NAME} </w:t>
@@ -1737,15 +1780,7 @@
         <w:t>{ORGANIZATION_NAME}</w:t>
       </w:r>
       <w:r>
-        <w:t xml:space="preserve"> agrees to submit regular financial and activity reports on progress made, challenges and future projections to the Ministry of Health’s Partners/</w:t>
-      </w:r>
-      <w:proofErr w:type="spellStart"/>
-      <w:r>
-        <w:t>SWAp</w:t>
-      </w:r>
-      <w:proofErr w:type="spellEnd"/>
-      <w:r>
-        <w:t xml:space="preserve"> Coordination and affiliated institutions informed about its projects, as well as reporting in HRTT. </w:t>
+        <w:t xml:space="preserve"> agrees to submit regular financial and activity reports on progress made, challenges and future projections to the Ministry of Health’s Partners/SWAp Coordination and affiliated institutions informed about its projects, as well as reporting in HRTT. </w:t>
       </w:r>
     </w:p>
     <w:p>
@@ -2336,6 +2371,13 @@
           <w:bCs/>
         </w:rPr>
         <w:tab/>
+      </w:r>
+      <w:r>
+        <w:rPr>
+          <w:rStyle w:val="description"/>
+          <w:b/>
+          <w:bCs/>
+        </w:rPr>
         <w:t>On Behalf of</w:t>
       </w:r>
       <w:r>
@@ -2411,25 +2453,23 @@
           <w:b/>
           <w:bCs/>
         </w:rPr>
+        <w:t xml:space="preserve">   </w:t>
+      </w:r>
+      <w:r>
+        <w:rPr>
+          <w:rStyle w:val="description"/>
+          <w:b/>
+          <w:bCs/>
+        </w:rPr>
         <w:t xml:space="preserve">       </w:t>
       </w:r>
-      <w:proofErr w:type="gramStart"/>
       <w:r>
         <w:rPr>
           <w:rStyle w:val="description"/>
           <w:b/>
           <w:bCs/>
         </w:rPr>
-        <w:t xml:space="preserve">   {</w:t>
-      </w:r>
-      <w:proofErr w:type="gramEnd"/>
-      <w:r>
-        <w:rPr>
-          <w:rStyle w:val="description"/>
-          <w:b/>
-          <w:bCs/>
-        </w:rPr>
-        <w:t>ORGANIZATION_NAME}</w:t>
+        <w:t>{ORGANIZATION_NAME}</w:t>
       </w:r>
     </w:p>
     <w:p>
@@ -2503,6 +2543,46 @@
           <w:u w:val="single"/>
         </w:rPr>
         <w:t>Authorized signatory</w:t>
+      </w:r>
+    </w:p>
+    <w:p>
+      <w:pPr>
+        <w:ind w:left="-180"/>
+        <w:jc w:val="both"/>
+        <w:rPr>
+          <w:rStyle w:val="description"/>
+          <w:b/>
+          <w:bCs/>
+        </w:rPr>
+      </w:pPr>
+    </w:p>
+    <w:p>
+      <w:pPr>
+        <w:ind w:left="-180"/>
+        <w:jc w:val="both"/>
+        <w:rPr>
+          <w:rStyle w:val="description"/>
+          <w:b/>
+          <w:bCs/>
+        </w:rPr>
+      </w:pPr>
+    </w:p>
+    <w:p>
+      <w:pPr>
+        <w:ind w:left="-180"/>
+        <w:jc w:val="both"/>
+        <w:rPr>
+          <w:b/>
+          <w:bCs/>
+        </w:rPr>
+      </w:pPr>
+      <w:r>
+        <w:rPr>
+          <w:rStyle w:val="description"/>
+          <w:b/>
+          <w:bCs/>
+        </w:rPr>
+        <w:t xml:space="preserve"> </w:t>
       </w:r>
     </w:p>
     <w:p>
@@ -2513,19 +2593,6 @@
         <w:spacing w:before="90"/>
         <w:rPr>
           <w:b/>
-          <w:bCs/>
-        </w:rPr>
-      </w:pPr>
-    </w:p>
-    <w:p>
-      <w:pPr>
-        <w:tabs>
-          <w:tab w:val="left" w:pos="6342"/>
-        </w:tabs>
-        <w:spacing w:before="90"/>
-        <w:ind w:left="-180"/>
-        <w:rPr>
-          <w:b/>
         </w:rPr>
       </w:pPr>
       <w:r>
@@ -2559,15 +2626,14 @@
           <w:b/>
           <w:spacing w:val="-2"/>
         </w:rPr>
-        <w:t xml:space="preserve">NSANZIMANA                                         </w:t>
-      </w:r>
-      <w:proofErr w:type="gramStart"/>
+        <w:t>NSANZIMANA</w:t>
+      </w:r>
       <w:r>
         <w:rPr>
           <w:b/>
           <w:spacing w:val="-2"/>
         </w:rPr>
-        <w:t xml:space="preserve">   </w:t>
+        <w:t xml:space="preserve">                                        </w:t>
       </w:r>
       <w:r>
         <w:rPr>
@@ -2576,9 +2642,57 @@
           <w:spacing w:val="-2"/>
           <w:shd w:val="clear" w:color="auto" w:fill="00FFFF"/>
         </w:rPr>
-        <w:t>{</w:t>
-      </w:r>
-      <w:proofErr w:type="gramEnd"/>
+        <w:t>{PARTY_SIGNATORY_NAME}</w:t>
+      </w:r>
+      <w:r>
+        <w:rPr>
+          <w:b/>
+        </w:rPr>
+        <w:tab/>
+      </w:r>
+    </w:p>
+    <w:p>
+      <w:pPr>
+        <w:tabs>
+          <w:tab w:val="left" w:pos="6339"/>
+        </w:tabs>
+        <w:rPr>
+          <w:b/>
+        </w:rPr>
+      </w:pPr>
+      <w:r>
+        <w:rPr>
+          <w:b/>
+        </w:rPr>
+        <w:t>Minister</w:t>
+      </w:r>
+      <w:r>
+        <w:rPr>
+          <w:b/>
+          <w:spacing w:val="-3"/>
+        </w:rPr>
+        <w:t xml:space="preserve"> </w:t>
+      </w:r>
+      <w:r>
+        <w:rPr>
+          <w:b/>
+        </w:rPr>
+        <w:t>of</w:t>
+      </w:r>
+      <w:r>
+        <w:rPr>
+          <w:b/>
+          <w:spacing w:val="-2"/>
+        </w:rPr>
+        <w:t xml:space="preserve"> Health</w:t>
+      </w:r>
+      <w:r>
+        <w:rPr>
+          <w:b/>
+          <w:spacing w:val="-2"/>
+        </w:rPr>
+        <w:t xml:space="preserve">                                                      </w:t>
+      </w:r>
       <w:r>
         <w:rPr>
           <w:b/>
@@ -2586,78 +2700,18 @@
           <w:spacing w:val="-2"/>
           <w:shd w:val="clear" w:color="auto" w:fill="00FFFF"/>
         </w:rPr>
-        <w:t>PARTY_SIGNATORY_NAME}</w:t>
-      </w:r>
-      <w:r>
-        <w:rPr>
-          <w:b/>
-        </w:rPr>
-        <w:tab/>
-      </w:r>
-    </w:p>
-    <w:p>
-      <w:pPr>
-        <w:tabs>
-          <w:tab w:val="left" w:pos="6339"/>
-        </w:tabs>
+        <w:t>{PARTY_SIGNATORY_POSITION}</w:t>
+      </w:r>
+    </w:p>
+    <w:p>
+      <w:pPr>
         <w:ind w:left="-180"/>
-        <w:rPr>
-          <w:b/>
-        </w:rPr>
-      </w:pPr>
-      <w:r>
-        <w:rPr>
-          <w:b/>
-        </w:rPr>
-        <w:t>Minister</w:t>
-      </w:r>
-      <w:r>
-        <w:rPr>
-          <w:b/>
-          <w:spacing w:val="-3"/>
-        </w:rPr>
-        <w:t xml:space="preserve"> </w:t>
-      </w:r>
-      <w:r>
-        <w:rPr>
-          <w:b/>
-        </w:rPr>
-        <w:t>of</w:t>
-      </w:r>
-      <w:r>
-        <w:rPr>
-          <w:b/>
-          <w:spacing w:val="-2"/>
-        </w:rPr>
-        <w:t xml:space="preserve"> Health                                                      </w:t>
-      </w:r>
-      <w:proofErr w:type="gramStart"/>
-      <w:r>
-        <w:rPr>
-          <w:b/>
-          <w:spacing w:val="-2"/>
-        </w:rPr>
-        <w:t xml:space="preserve">   </w:t>
-      </w:r>
-      <w:r>
-        <w:rPr>
-          <w:b/>
-          <w:color w:val="000000"/>
-          <w:spacing w:val="-2"/>
-          <w:shd w:val="clear" w:color="auto" w:fill="00FFFF"/>
-        </w:rPr>
-        <w:t>{</w:t>
-      </w:r>
-      <w:proofErr w:type="gramEnd"/>
-      <w:r>
-        <w:rPr>
-          <w:b/>
-          <w:color w:val="000000"/>
-          <w:spacing w:val="-2"/>
-          <w:shd w:val="clear" w:color="auto" w:fill="00FFFF"/>
-        </w:rPr>
-        <w:t>PARTY_SIGNATORY_POSITION}</w:t>
-      </w:r>
+        <w:jc w:val="both"/>
+        <w:rPr>
+          <w:b/>
+          <w:lang w:val="en-GB"/>
+        </w:rPr>
+      </w:pPr>
     </w:p>
     <w:p>
       <w:pPr>
@@ -2700,7 +2754,7 @@
 </file>
 
 <file path=word/endnotes.xml><?xml version="1.0" encoding="utf-8"?>
-<w:endnotes xmlns:wpc="http://schemas.microsoft.com/office/word/2010/wordprocessingCanvas" xmlns:cx="http://schemas.microsoft.com/office/drawing/2014/chartex" xmlns:cx1="http://schemas.microsoft.com/office/drawing/2015/9/8/chartex" xmlns:cx2="http://schemas.microsoft.com/office/drawing/2015/10/21/chartex" xmlns:cx3="http://schemas.microsoft.com/office/drawing/2016/5/9/chartex" xmlns:cx4="http://schemas.microsoft.com/office/drawing/2016/5/10/chartex" xmlns:cx5="http://schemas.microsoft.com/office/drawing/2016/5/11/chartex" xmlns:cx6="http://schemas.microsoft.com/office/drawing/2016/5/12/chartex" xmlns:cx7="http://schemas.microsoft.com/office/drawing/2016/5/13/chartex" xmlns:cx8="http://schemas.microsoft.com/office/drawing/2016/5/14/chartex" xmlns:mc="http://schemas.openxmlformats.org/markup-compatibility/2006" xmlns:aink="http://schemas.microsoft.com/office/drawing/2016/ink" xmlns:am3d="http://schemas.microsoft.com/office/drawing/2017/model3d" xmlns:o="urn:schemas-microsoft-com:office:office" xmlns:oel="http://schemas.microsoft.com/office/2019/extlst" xmlns:r="http://schemas.openxmlformats.org/officeDocument/2006/relationships" xmlns:m="http://schemas.openxmlformats.org/officeDocument/2006/math" xmlns:v="urn:schemas-microsoft-com:vml" xmlns:wp14="http://schemas.microsoft.com/office/word/2010/wordprocessingDrawing" xmlns:wp="http://schemas.openxmlformats.org/drawingml/2006/wordprocessingDrawing" xmlns:w10="urn:schemas-microsoft-com:office:word" xmlns:w="http://schemas.openxmlformats.org/wordprocessingml/2006/main" xmlns:w14="http://schemas.microsoft.com/office/word/2010/wordml" xmlns:w15="http://schemas.microsoft.com/office/word/2012/wordml" xmlns:w16cex="http://schemas.microsoft.com/office/word/2018/wordml/cex" xmlns:w16cid="http://schemas.microsoft.com/office/word/2016/wordml/cid" xmlns:w16="http://schemas.microsoft.com/office/word/2018/wordml" xmlns:w16du="http://schemas.microsoft.com/office/word/2023/wordml/word16du" xmlns:w16sdtdh="http://schemas.microsoft.com/office/word/2020/wordml/sdtdatahash" xmlns:w16sdtfl="http://schemas.microsoft.com/office/word/2024/wordml/sdtformatlock" xmlns:w16se="http://schemas.microsoft.com/office/word/2015/wordml/symex" xmlns:wpg="http://schemas.microsoft.com/office/word/2010/wordprocessingGroup" xmlns:wpi="http://schemas.microsoft.com/office/word/2010/wordprocessingInk" xmlns:wne="http://schemas.microsoft.com/office/word/2006/wordml" xmlns:wps="http://schemas.microsoft.com/office/word/2010/wordprocessingShape" mc:Ignorable="w14 w15 w16se w16cid w16 w16cex w16sdtdh w16sdtfl w16du wp14">
+<w:endnotes xmlns:wpc="http://schemas.microsoft.com/office/word/2010/wordprocessingCanvas" xmlns:cx="http://schemas.microsoft.com/office/drawing/2014/chartex" xmlns:cx1="http://schemas.microsoft.com/office/drawing/2015/9/8/chartex" xmlns:cx2="http://schemas.microsoft.com/office/drawing/2015/10/21/chartex" xmlns:cx3="http://schemas.microsoft.com/office/drawing/2016/5/9/chartex" xmlns:cx4="http://schemas.microsoft.com/office/drawing/2016/5/10/chartex" xmlns:cx5="http://schemas.microsoft.com/office/drawing/2016/5/11/chartex" xmlns:cx6="http://schemas.microsoft.com/office/drawing/2016/5/12/chartex" xmlns:cx7="http://schemas.microsoft.com/office/drawing/2016/5/13/chartex" xmlns:cx8="http://schemas.microsoft.com/office/drawing/2016/5/14/chartex" xmlns:mc="http://schemas.openxmlformats.org/markup-compatibility/2006" xmlns:aink="http://schemas.microsoft.com/office/drawing/2016/ink" xmlns:am3d="http://schemas.microsoft.com/office/drawing/2017/model3d" xmlns:o="urn:schemas-microsoft-com:office:office" xmlns:r="http://schemas.openxmlformats.org/officeDocument/2006/relationships" xmlns:m="http://schemas.openxmlformats.org/officeDocument/2006/math" xmlns:v="urn:schemas-microsoft-com:vml" xmlns:wp14="http://schemas.microsoft.com/office/word/2010/wordprocessingDrawing" xmlns:wp="http://schemas.openxmlformats.org/drawingml/2006/wordprocessingDrawing" xmlns:w10="urn:schemas-microsoft-com:office:word" xmlns:w="http://schemas.openxmlformats.org/wordprocessingml/2006/main" xmlns:w14="http://schemas.microsoft.com/office/word/2010/wordml" xmlns:w15="http://schemas.microsoft.com/office/word/2012/wordml" xmlns:w16cex="http://schemas.microsoft.com/office/word/2018/wordml/cex" xmlns:w16cid="http://schemas.microsoft.com/office/word/2016/wordml/cid" xmlns:w16="http://schemas.microsoft.com/office/word/2018/wordml" xmlns:w16sdtdh="http://schemas.microsoft.com/office/word/2020/wordml/sdtdatahash" xmlns:w16se="http://schemas.microsoft.com/office/word/2015/wordml/symex" xmlns:wpg="http://schemas.microsoft.com/office/word/2010/wordprocessingGroup" xmlns:wpi="http://schemas.microsoft.com/office/word/2010/wordprocessingInk" xmlns:wne="http://schemas.microsoft.com/office/word/2006/wordml" xmlns:wps="http://schemas.microsoft.com/office/word/2010/wordprocessingShape" mc:Ignorable="w14 w15 w16se w16cid w16 w16cex w16sdtdh wp14">
   <w:endnote w:type="separator" w:id="-1">
     <w:p>
       <w:r>
@@ -2719,7 +2773,7 @@
 </file>
 
 <file path=word/footer1.xml><?xml version="1.0" encoding="utf-8"?>
-<w:ftr xmlns:wpc="http://schemas.microsoft.com/office/word/2010/wordprocessingCanvas" xmlns:cx="http://schemas.microsoft.com/office/drawing/2014/chartex" xmlns:cx1="http://schemas.microsoft.com/office/drawing/2015/9/8/chartex" xmlns:cx2="http://schemas.microsoft.com/office/drawing/2015/10/21/chartex" xmlns:cx3="http://schemas.microsoft.com/office/drawing/2016/5/9/chartex" xmlns:cx4="http://schemas.microsoft.com/office/drawing/2016/5/10/chartex" xmlns:cx5="http://schemas.microsoft.com/office/drawing/2016/5/11/chartex" xmlns:cx6="http://schemas.microsoft.com/office/drawing/2016/5/12/chartex" xmlns:cx7="http://schemas.microsoft.com/office/drawing/2016/5/13/chartex" xmlns:cx8="http://schemas.microsoft.com/office/drawing/2016/5/14/chartex" xmlns:mc="http://schemas.openxmlformats.org/markup-compatibility/2006" xmlns:aink="http://schemas.microsoft.com/office/drawing/2016/ink" xmlns:am3d="http://schemas.microsoft.com/office/drawing/2017/model3d" xmlns:o="urn:schemas-microsoft-com:office:office" xmlns:oel="http://schemas.microsoft.com/office/2019/extlst" xmlns:r="http://schemas.openxmlformats.org/officeDocument/2006/relationships" xmlns:m="http://schemas.openxmlformats.org/officeDocument/2006/math" xmlns:v="urn:schemas-microsoft-com:vml" xmlns:wp14="http://schemas.microsoft.com/office/word/2010/wordprocessingDrawing" xmlns:wp="http://schemas.openxmlformats.org/drawingml/2006/wordprocessingDrawing" xmlns:w10="urn:schemas-microsoft-com:office:word" xmlns:w="http://schemas.openxmlformats.org/wordprocessingml/2006/main" xmlns:w14="http://schemas.microsoft.com/office/word/2010/wordml" xmlns:w15="http://schemas.microsoft.com/office/word/2012/wordml" xmlns:w16cex="http://schemas.microsoft.com/office/word/2018/wordml/cex" xmlns:w16cid="http://schemas.microsoft.com/office/word/2016/wordml/cid" xmlns:w16="http://schemas.microsoft.com/office/word/2018/wordml" xmlns:w16du="http://schemas.microsoft.com/office/word/2023/wordml/word16du" xmlns:w16sdtdh="http://schemas.microsoft.com/office/word/2020/wordml/sdtdatahash" xmlns:w16sdtfl="http://schemas.microsoft.com/office/word/2024/wordml/sdtformatlock" xmlns:w16se="http://schemas.microsoft.com/office/word/2015/wordml/symex" xmlns:wpg="http://schemas.microsoft.com/office/word/2010/wordprocessingGroup" xmlns:wpi="http://schemas.microsoft.com/office/word/2010/wordprocessingInk" xmlns:wne="http://schemas.microsoft.com/office/word/2006/wordml" xmlns:wps="http://schemas.microsoft.com/office/word/2010/wordprocessingShape" mc:Ignorable="w14 w15 w16se w16cid w16 w16cex w16sdtdh w16sdtfl w16du wp14">
+<w:ftr xmlns:wpc="http://schemas.microsoft.com/office/word/2010/wordprocessingCanvas" xmlns:cx="http://schemas.microsoft.com/office/drawing/2014/chartex" xmlns:cx1="http://schemas.microsoft.com/office/drawing/2015/9/8/chartex" xmlns:cx2="http://schemas.microsoft.com/office/drawing/2015/10/21/chartex" xmlns:cx3="http://schemas.microsoft.com/office/drawing/2016/5/9/chartex" xmlns:cx4="http://schemas.microsoft.com/office/drawing/2016/5/10/chartex" xmlns:cx5="http://schemas.microsoft.com/office/drawing/2016/5/11/chartex" xmlns:cx6="http://schemas.microsoft.com/office/drawing/2016/5/12/chartex" xmlns:cx7="http://schemas.microsoft.com/office/drawing/2016/5/13/chartex" xmlns:cx8="http://schemas.microsoft.com/office/drawing/2016/5/14/chartex" xmlns:mc="http://schemas.openxmlformats.org/markup-compatibility/2006" xmlns:aink="http://schemas.microsoft.com/office/drawing/2016/ink" xmlns:am3d="http://schemas.microsoft.com/office/drawing/2017/model3d" xmlns:o="urn:schemas-microsoft-com:office:office" xmlns:r="http://schemas.openxmlformats.org/officeDocument/2006/relationships" xmlns:m="http://schemas.openxmlformats.org/officeDocument/2006/math" xmlns:v="urn:schemas-microsoft-com:vml" xmlns:wp14="http://schemas.microsoft.com/office/word/2010/wordprocessingDrawing" xmlns:wp="http://schemas.openxmlformats.org/drawingml/2006/wordprocessingDrawing" xmlns:w10="urn:schemas-microsoft-com:office:word" xmlns:w="http://schemas.openxmlformats.org/wordprocessingml/2006/main" xmlns:w14="http://schemas.microsoft.com/office/word/2010/wordml" xmlns:w15="http://schemas.microsoft.com/office/word/2012/wordml" xmlns:w16cex="http://schemas.microsoft.com/office/word/2018/wordml/cex" xmlns:w16cid="http://schemas.microsoft.com/office/word/2016/wordml/cid" xmlns:w16="http://schemas.microsoft.com/office/word/2018/wordml" xmlns:w16sdtdh="http://schemas.microsoft.com/office/word/2020/wordml/sdtdatahash" xmlns:w16se="http://schemas.microsoft.com/office/word/2015/wordml/symex" xmlns:wpg="http://schemas.microsoft.com/office/word/2010/wordprocessingGroup" xmlns:wpi="http://schemas.microsoft.com/office/word/2010/wordprocessingInk" xmlns:wne="http://schemas.microsoft.com/office/word/2006/wordml" xmlns:wps="http://schemas.microsoft.com/office/word/2010/wordprocessingShape" mc:Ignorable="w14 w15 w16se w16cid w16 w16cex w16sdtdh wp14">
   <w:p>
     <w:pPr>
       <w:pStyle w:val="Footer"/>
@@ -2753,7 +2807,7 @@
 </file>
 
 <file path=word/footnotes.xml><?xml version="1.0" encoding="utf-8"?>
-<w:footnotes xmlns:wpc="http://schemas.microsoft.com/office/word/2010/wordprocessingCanvas" xmlns:cx="http://schemas.microsoft.com/office/drawing/2014/chartex" xmlns:cx1="http://schemas.microsoft.com/office/drawing/2015/9/8/chartex" xmlns:cx2="http://schemas.microsoft.com/office/drawing/2015/10/21/chartex" xmlns:cx3="http://schemas.microsoft.com/office/drawing/2016/5/9/chartex" xmlns:cx4="http://schemas.microsoft.com/office/drawing/2016/5/10/chartex" xmlns:cx5="http://schemas.microsoft.com/office/drawing/2016/5/11/chartex" xmlns:cx6="http://schemas.microsoft.com/office/drawing/2016/5/12/chartex" xmlns:cx7="http://schemas.microsoft.com/office/drawing/2016/5/13/chartex" xmlns:cx8="http://schemas.microsoft.com/office/drawing/2016/5/14/chartex" xmlns:mc="http://schemas.openxmlformats.org/markup-compatibility/2006" xmlns:aink="http://schemas.microsoft.com/office/drawing/2016/ink" xmlns:am3d="http://schemas.microsoft.com/office/drawing/2017/model3d" xmlns:o="urn:schemas-microsoft-com:office:office" xmlns:oel="http://schemas.microsoft.com/office/2019/extlst" xmlns:r="http://schemas.openxmlformats.org/officeDocument/2006/relationships" xmlns:m="http://schemas.openxmlformats.org/officeDocument/2006/math" xmlns:v="urn:schemas-microsoft-com:vml" xmlns:wp14="http://schemas.microsoft.com/office/word/2010/wordprocessingDrawing" xmlns:wp="http://schemas.openxmlformats.org/drawingml/2006/wordprocessingDrawing" xmlns:w10="urn:schemas-microsoft-com:office:word" xmlns:w="http://schemas.openxmlformats.org/wordprocessingml/2006/main" xmlns:w14="http://schemas.microsoft.com/office/word/2010/wordml" xmlns:w15="http://schemas.microsoft.com/office/word/2012/wordml" xmlns:w16cex="http://schemas.microsoft.com/office/word/2018/wordml/cex" xmlns:w16cid="http://schemas.microsoft.com/office/word/2016/wordml/cid" xmlns:w16="http://schemas.microsoft.com/office/word/2018/wordml" xmlns:w16du="http://schemas.microsoft.com/office/word/2023/wordml/word16du" xmlns:w16sdtdh="http://schemas.microsoft.com/office/word/2020/wordml/sdtdatahash" xmlns:w16sdtfl="http://schemas.microsoft.com/office/word/2024/wordml/sdtformatlock" xmlns:w16se="http://schemas.microsoft.com/office/word/2015/wordml/symex" xmlns:wpg="http://schemas.microsoft.com/office/word/2010/wordprocessingGroup" xmlns:wpi="http://schemas.microsoft.com/office/word/2010/wordprocessingInk" xmlns:wne="http://schemas.microsoft.com/office/word/2006/wordml" xmlns:wps="http://schemas.microsoft.com/office/word/2010/wordprocessingShape" mc:Ignorable="w14 w15 w16se w16cid w16 w16cex w16sdtdh w16sdtfl w16du wp14">
+<w:footnotes xmlns:wpc="http://schemas.microsoft.com/office/word/2010/wordprocessingCanvas" xmlns:cx="http://schemas.microsoft.com/office/drawing/2014/chartex" xmlns:cx1="http://schemas.microsoft.com/office/drawing/2015/9/8/chartex" xmlns:cx2="http://schemas.microsoft.com/office/drawing/2015/10/21/chartex" xmlns:cx3="http://schemas.microsoft.com/office/drawing/2016/5/9/chartex" xmlns:cx4="http://schemas.microsoft.com/office/drawing/2016/5/10/chartex" xmlns:cx5="http://schemas.microsoft.com/office/drawing/2016/5/11/chartex" xmlns:cx6="http://schemas.microsoft.com/office/drawing/2016/5/12/chartex" xmlns:cx7="http://schemas.microsoft.com/office/drawing/2016/5/13/chartex" xmlns:cx8="http://schemas.microsoft.com/office/drawing/2016/5/14/chartex" xmlns:mc="http://schemas.openxmlformats.org/markup-compatibility/2006" xmlns:aink="http://schemas.microsoft.com/office/drawing/2016/ink" xmlns:am3d="http://schemas.microsoft.com/office/drawing/2017/model3d" xmlns:o="urn:schemas-microsoft-com:office:office" xmlns:r="http://schemas.openxmlformats.org/officeDocument/2006/relationships" xmlns:m="http://schemas.openxmlformats.org/officeDocument/2006/math" xmlns:v="urn:schemas-microsoft-com:vml" xmlns:wp14="http://schemas.microsoft.com/office/word/2010/wordprocessingDrawing" xmlns:wp="http://schemas.openxmlformats.org/drawingml/2006/wordprocessingDrawing" xmlns:w10="urn:schemas-microsoft-com:office:word" xmlns:w="http://schemas.openxmlformats.org/wordprocessingml/2006/main" xmlns:w14="http://schemas.microsoft.com/office/word/2010/wordml" xmlns:w15="http://schemas.microsoft.com/office/word/2012/wordml" xmlns:w16cex="http://schemas.microsoft.com/office/word/2018/wordml/cex" xmlns:w16cid="http://schemas.microsoft.com/office/word/2016/wordml/cid" xmlns:w16="http://schemas.microsoft.com/office/word/2018/wordml" xmlns:w16sdtdh="http://schemas.microsoft.com/office/word/2020/wordml/sdtdatahash" xmlns:w16se="http://schemas.microsoft.com/office/word/2015/wordml/symex" xmlns:wpg="http://schemas.microsoft.com/office/word/2010/wordprocessingGroup" xmlns:wpi="http://schemas.microsoft.com/office/word/2010/wordprocessingInk" xmlns:wne="http://schemas.microsoft.com/office/word/2006/wordml" xmlns:wps="http://schemas.microsoft.com/office/word/2010/wordprocessingShape" mc:Ignorable="w14 w15 w16se w16cid w16 w16cex w16sdtdh wp14">
   <w:footnote w:type="separator" w:id="-1">
     <w:p>
       <w:r>
@@ -2772,7 +2826,7 @@
 </file>
 
 <file path=word/numbering.xml><?xml version="1.0" encoding="utf-8"?>
-<w:numbering xmlns:wpc="http://schemas.microsoft.com/office/word/2010/wordprocessingCanvas" xmlns:cx="http://schemas.microsoft.com/office/drawing/2014/chartex" xmlns:cx1="http://schemas.microsoft.com/office/drawing/2015/9/8/chartex" xmlns:cx2="http://schemas.microsoft.com/office/drawing/2015/10/21/chartex" xmlns:cx3="http://schemas.microsoft.com/office/drawing/2016/5/9/chartex" xmlns:cx4="http://schemas.microsoft.com/office/drawing/2016/5/10/chartex" xmlns:cx5="http://schemas.microsoft.com/office/drawing/2016/5/11/chartex" xmlns:cx6="http://schemas.microsoft.com/office/drawing/2016/5/12/chartex" xmlns:cx7="http://schemas.microsoft.com/office/drawing/2016/5/13/chartex" xmlns:cx8="http://schemas.microsoft.com/office/drawing/2016/5/14/chartex" xmlns:mc="http://schemas.openxmlformats.org/markup-compatibility/2006" xmlns:aink="http://schemas.microsoft.com/office/drawing/2016/ink" xmlns:am3d="http://schemas.microsoft.com/office/drawing/2017/model3d" xmlns:o="urn:schemas-microsoft-com:office:office" xmlns:oel="http://schemas.microsoft.com/office/2019/extlst" xmlns:r="http://schemas.openxmlformats.org/officeDocument/2006/relationships" xmlns:m="http://schemas.openxmlformats.org/officeDocument/2006/math" xmlns:v="urn:schemas-microsoft-com:vml" xmlns:wp14="http://schemas.microsoft.com/office/word/2010/wordprocessingDrawing" xmlns:wp="http://schemas.openxmlformats.org/drawingml/2006/wordprocessingDrawing" xmlns:w10="urn:schemas-microsoft-com:office:word" xmlns:w="http://schemas.openxmlformats.org/wordprocessingml/2006/main" xmlns:w14="http://schemas.microsoft.com/office/word/2010/wordml" xmlns:w15="http://schemas.microsoft.com/office/word/2012/wordml" xmlns:w16cex="http://schemas.microsoft.com/office/word/2018/wordml/cex" xmlns:w16cid="http://schemas.microsoft.com/office/word/2016/wordml/cid" xmlns:w16="http://schemas.microsoft.com/office/word/2018/wordml" xmlns:w16du="http://schemas.microsoft.com/office/word/2023/wordml/word16du" xmlns:w16sdtdh="http://schemas.microsoft.com/office/word/2020/wordml/sdtdatahash" xmlns:w16sdtfl="http://schemas.microsoft.com/office/word/2024/wordml/sdtformatlock" xmlns:w16se="http://schemas.microsoft.com/office/word/2015/wordml/symex" xmlns:wpg="http://schemas.microsoft.com/office/word/2010/wordprocessingGroup" xmlns:wpi="http://schemas.microsoft.com/office/word/2010/wordprocessingInk" xmlns:wne="http://schemas.microsoft.com/office/word/2006/wordml" xmlns:wps="http://schemas.microsoft.com/office/word/2010/wordprocessingShape" mc:Ignorable="w14 w15 w16se w16cid w16 w16cex w16sdtdh w16sdtfl w16du wp14">
+<w:numbering xmlns:wpc="http://schemas.microsoft.com/office/word/2010/wordprocessingCanvas" xmlns:cx="http://schemas.microsoft.com/office/drawing/2014/chartex" xmlns:cx1="http://schemas.microsoft.com/office/drawing/2015/9/8/chartex" xmlns:cx2="http://schemas.microsoft.com/office/drawing/2015/10/21/chartex" xmlns:cx3="http://schemas.microsoft.com/office/drawing/2016/5/9/chartex" xmlns:cx4="http://schemas.microsoft.com/office/drawing/2016/5/10/chartex" xmlns:cx5="http://schemas.microsoft.com/office/drawing/2016/5/11/chartex" xmlns:cx6="http://schemas.microsoft.com/office/drawing/2016/5/12/chartex" xmlns:cx7="http://schemas.microsoft.com/office/drawing/2016/5/13/chartex" xmlns:cx8="http://schemas.microsoft.com/office/drawing/2016/5/14/chartex" xmlns:mc="http://schemas.openxmlformats.org/markup-compatibility/2006" xmlns:aink="http://schemas.microsoft.com/office/drawing/2016/ink" xmlns:am3d="http://schemas.microsoft.com/office/drawing/2017/model3d" xmlns:o="urn:schemas-microsoft-com:office:office" xmlns:r="http://schemas.openxmlformats.org/officeDocument/2006/relationships" xmlns:m="http://schemas.openxmlformats.org/officeDocument/2006/math" xmlns:v="urn:schemas-microsoft-com:vml" xmlns:wp14="http://schemas.microsoft.com/office/word/2010/wordprocessingDrawing" xmlns:wp="http://schemas.openxmlformats.org/drawingml/2006/wordprocessingDrawing" xmlns:w10="urn:schemas-microsoft-com:office:word" xmlns:w="http://schemas.openxmlformats.org/wordprocessingml/2006/main" xmlns:w14="http://schemas.microsoft.com/office/word/2010/wordml" xmlns:w15="http://schemas.microsoft.com/office/word/2012/wordml" xmlns:w16cex="http://schemas.microsoft.com/office/word/2018/wordml/cex" xmlns:w16cid="http://schemas.microsoft.com/office/word/2016/wordml/cid" xmlns:w16="http://schemas.microsoft.com/office/word/2018/wordml" xmlns:w16sdtdh="http://schemas.microsoft.com/office/word/2020/wordml/sdtdatahash" xmlns:w16se="http://schemas.microsoft.com/office/word/2015/wordml/symex" xmlns:wpg="http://schemas.microsoft.com/office/word/2010/wordprocessingGroup" xmlns:wpi="http://schemas.microsoft.com/office/word/2010/wordprocessingInk" xmlns:wne="http://schemas.microsoft.com/office/word/2006/wordml" xmlns:wps="http://schemas.microsoft.com/office/word/2010/wordprocessingShape" mc:Ignorable="w14 w15 w16se w16cid w16 w16cex w16sdtdh wp14">
   <w:abstractNum w:abstractNumId="0" w15:restartNumberingAfterBreak="0">
     <w:nsid w:val="FFFFFF1D"/>
     <w:multiLevelType w:val="multilevel"/>
@@ -4425,148 +4479,59 @@
       </w:pPr>
     </w:lvl>
   </w:abstractNum>
-  <w:abstractNum w:abstractNumId="16" w15:restartNumberingAfterBreak="0">
-    <w:nsid w:val="6747679F"/>
-    <w:multiLevelType w:val="hybridMultilevel"/>
-    <w:tmpl w:val="0C1AC4C2"/>
-    <w:lvl w:ilvl="0" w:tplc="1000000F">
-      <w:start w:val="1"/>
-      <w:numFmt w:val="decimal"/>
-      <w:lvlText w:val="%1."/>
-      <w:lvlJc w:val="left"/>
-      <w:pPr>
-        <w:ind w:left="360" w:hanging="360"/>
-      </w:pPr>
-    </w:lvl>
-    <w:lvl w:ilvl="1" w:tplc="10000019" w:tentative="1">
-      <w:start w:val="1"/>
-      <w:numFmt w:val="lowerLetter"/>
-      <w:lvlText w:val="%2."/>
-      <w:lvlJc w:val="left"/>
-      <w:pPr>
-        <w:ind w:left="1080" w:hanging="360"/>
-      </w:pPr>
-    </w:lvl>
-    <w:lvl w:ilvl="2" w:tplc="1000001B" w:tentative="1">
-      <w:start w:val="1"/>
-      <w:numFmt w:val="lowerRoman"/>
-      <w:lvlText w:val="%3."/>
-      <w:lvlJc w:val="right"/>
-      <w:pPr>
-        <w:ind w:left="1800" w:hanging="180"/>
-      </w:pPr>
-    </w:lvl>
-    <w:lvl w:ilvl="3" w:tplc="1000000F" w:tentative="1">
-      <w:start w:val="1"/>
-      <w:numFmt w:val="decimal"/>
-      <w:lvlText w:val="%4."/>
-      <w:lvlJc w:val="left"/>
-      <w:pPr>
-        <w:ind w:left="2520" w:hanging="360"/>
-      </w:pPr>
-    </w:lvl>
-    <w:lvl w:ilvl="4" w:tplc="10000019" w:tentative="1">
-      <w:start w:val="1"/>
-      <w:numFmt w:val="lowerLetter"/>
-      <w:lvlText w:val="%5."/>
-      <w:lvlJc w:val="left"/>
-      <w:pPr>
-        <w:ind w:left="3240" w:hanging="360"/>
-      </w:pPr>
-    </w:lvl>
-    <w:lvl w:ilvl="5" w:tplc="1000001B" w:tentative="1">
-      <w:start w:val="1"/>
-      <w:numFmt w:val="lowerRoman"/>
-      <w:lvlText w:val="%6."/>
-      <w:lvlJc w:val="right"/>
-      <w:pPr>
-        <w:ind w:left="3960" w:hanging="180"/>
-      </w:pPr>
-    </w:lvl>
-    <w:lvl w:ilvl="6" w:tplc="1000000F" w:tentative="1">
-      <w:start w:val="1"/>
-      <w:numFmt w:val="decimal"/>
-      <w:lvlText w:val="%7."/>
-      <w:lvlJc w:val="left"/>
-      <w:pPr>
-        <w:ind w:left="4680" w:hanging="360"/>
-      </w:pPr>
-    </w:lvl>
-    <w:lvl w:ilvl="7" w:tplc="10000019" w:tentative="1">
-      <w:start w:val="1"/>
-      <w:numFmt w:val="lowerLetter"/>
-      <w:lvlText w:val="%8."/>
-      <w:lvlJc w:val="left"/>
-      <w:pPr>
-        <w:ind w:left="5400" w:hanging="360"/>
-      </w:pPr>
-    </w:lvl>
-    <w:lvl w:ilvl="8" w:tplc="1000001B" w:tentative="1">
-      <w:start w:val="1"/>
-      <w:numFmt w:val="lowerRoman"/>
-      <w:lvlText w:val="%9."/>
-      <w:lvlJc w:val="right"/>
-      <w:pPr>
-        <w:ind w:left="6120" w:hanging="180"/>
-      </w:pPr>
-    </w:lvl>
-  </w:abstractNum>
-  <w:num w:numId="1" w16cid:durableId="398477366">
+  <w:num w:numId="1">
     <w:abstractNumId w:val="5"/>
   </w:num>
-  <w:num w:numId="2" w16cid:durableId="1704863852">
+  <w:num w:numId="2">
     <w:abstractNumId w:val="11"/>
   </w:num>
-  <w:num w:numId="3" w16cid:durableId="943271069">
+  <w:num w:numId="3">
     <w:abstractNumId w:val="10"/>
   </w:num>
-  <w:num w:numId="4" w16cid:durableId="2013489110">
+  <w:num w:numId="4">
     <w:abstractNumId w:val="3"/>
   </w:num>
-  <w:num w:numId="5" w16cid:durableId="1187787275">
+  <w:num w:numId="5">
     <w:abstractNumId w:val="6"/>
   </w:num>
-  <w:num w:numId="6" w16cid:durableId="1434323840">
+  <w:num w:numId="6">
     <w:abstractNumId w:val="2"/>
   </w:num>
-  <w:num w:numId="7" w16cid:durableId="1170831106">
+  <w:num w:numId="7">
     <w:abstractNumId w:val="1"/>
   </w:num>
-  <w:num w:numId="8" w16cid:durableId="1776554669">
+  <w:num w:numId="8">
     <w:abstractNumId w:val="15"/>
   </w:num>
-  <w:num w:numId="9" w16cid:durableId="16589842">
+  <w:num w:numId="9">
     <w:abstractNumId w:val="9"/>
   </w:num>
-  <w:num w:numId="10" w16cid:durableId="1142234622">
+  <w:num w:numId="10">
     <w:abstractNumId w:val="7"/>
   </w:num>
-  <w:num w:numId="11" w16cid:durableId="1243178965">
+  <w:num w:numId="11">
     <w:abstractNumId w:val="12"/>
   </w:num>
-  <w:num w:numId="12" w16cid:durableId="1892962747">
+  <w:num w:numId="12">
     <w:abstractNumId w:val="4"/>
   </w:num>
-  <w:num w:numId="13" w16cid:durableId="2089181475">
+  <w:num w:numId="13">
     <w:abstractNumId w:val="14"/>
   </w:num>
-  <w:num w:numId="14" w16cid:durableId="2093617917">
+  <w:num w:numId="14">
     <w:abstractNumId w:val="0"/>
   </w:num>
-  <w:num w:numId="15" w16cid:durableId="1810249493">
+  <w:num w:numId="15">
     <w:abstractNumId w:val="8"/>
   </w:num>
-  <w:num w:numId="16" w16cid:durableId="1145246458">
+  <w:num w:numId="16">
     <w:abstractNumId w:val="13"/>
-  </w:num>
-  <w:num w:numId="17" w16cid:durableId="391730200">
-    <w:abstractNumId w:val="16"/>
   </w:num>
 </w:numbering>
 </file>
 
 <file path=word/styles.xml><?xml version="1.0" encoding="utf-8"?>
-<w:styles xmlns:mc="http://schemas.openxmlformats.org/markup-compatibility/2006" xmlns:r="http://schemas.openxmlformats.org/officeDocument/2006/relationships" xmlns:w="http://schemas.openxmlformats.org/wordprocessingml/2006/main" xmlns:w14="http://schemas.microsoft.com/office/word/2010/wordml" xmlns:w15="http://schemas.microsoft.com/office/word/2012/wordml" xmlns:w16cex="http://schemas.microsoft.com/office/word/2018/wordml/cex" xmlns:w16cid="http://schemas.microsoft.com/office/word/2016/wordml/cid" xmlns:w16="http://schemas.microsoft.com/office/word/2018/wordml" xmlns:w16du="http://schemas.microsoft.com/office/word/2023/wordml/word16du" xmlns:w16sdtdh="http://schemas.microsoft.com/office/word/2020/wordml/sdtdatahash" xmlns:w16sdtfl="http://schemas.microsoft.com/office/word/2024/wordml/sdtformatlock" xmlns:w16se="http://schemas.microsoft.com/office/word/2015/wordml/symex" mc:Ignorable="w14 w15 w16se w16cid w16 w16cex w16sdtdh w16sdtfl w16du">
+<w:styles xmlns:mc="http://schemas.openxmlformats.org/markup-compatibility/2006" xmlns:r="http://schemas.openxmlformats.org/officeDocument/2006/relationships" xmlns:w="http://schemas.openxmlformats.org/wordprocessingml/2006/main" xmlns:w14="http://schemas.microsoft.com/office/word/2010/wordml" xmlns:w15="http://schemas.microsoft.com/office/word/2012/wordml" xmlns:w16cex="http://schemas.microsoft.com/office/word/2018/wordml/cex" xmlns:w16cid="http://schemas.microsoft.com/office/word/2016/wordml/cid" xmlns:w16="http://schemas.microsoft.com/office/word/2018/wordml" xmlns:w16sdtdh="http://schemas.microsoft.com/office/word/2020/wordml/sdtdatahash" xmlns:w16se="http://schemas.microsoft.com/office/word/2015/wordml/symex" mc:Ignorable="w14 w15 w16se w16cid w16 w16cex w16sdtdh">
   <w:docDefaults>
     <w:rPrDefault>
       <w:rPr>
